--- a/TP/Análisis de Mercado.docx
+++ b/TP/Análisis de Mercado.docx
@@ -1,6 +1,6 @@
 
 <file path=word/document.xml><?xml version="1.0" encoding="utf-8"?>
-<w:document xmlns:wpc="http://schemas.microsoft.com/office/word/2010/wordprocessingCanvas" xmlns:cx="http://schemas.microsoft.com/office/drawing/2014/chartex" xmlns:cx1="http://schemas.microsoft.com/office/drawing/2015/9/8/chartex" xmlns:cx2="http://schemas.microsoft.com/office/drawing/2015/10/21/chartex" xmlns:cx3="http://schemas.microsoft.com/office/drawing/2016/5/9/chartex" xmlns:cx4="http://schemas.microsoft.com/office/drawing/2016/5/10/chartex" xmlns:cx5="http://schemas.microsoft.com/office/drawing/2016/5/11/chartex" xmlns:cx6="http://schemas.microsoft.com/office/drawing/2016/5/12/chartex" xmlns:cx7="http://schemas.microsoft.com/office/drawing/2016/5/13/chartex" xmlns:cx8="http://schemas.microsoft.com/office/drawing/2016/5/14/chartex" xmlns:mc="http://schemas.openxmlformats.org/markup-compatibility/2006" xmlns:aink="http://schemas.microsoft.com/office/drawing/2016/ink" xmlns:am3d="http://schemas.microsoft.com/office/drawing/2017/model3d" xmlns:o="urn:schemas-microsoft-com:office:office" xmlns:r="http://schemas.openxmlformats.org/officeDocument/2006/relationships" xmlns:m="http://schemas.openxmlformats.org/officeDocument/2006/math" xmlns:v="urn:schemas-microsoft-com:vml" xmlns:wp14="http://schemas.microsoft.com/office/word/2010/wordprocessingDrawing" xmlns:wp="http://schemas.openxmlformats.org/drawingml/2006/wordprocessingDrawing" xmlns:w10="urn:schemas-microsoft-com:office:word" xmlns:w="http://schemas.openxmlformats.org/wordprocessingml/2006/main" xmlns:w14="http://schemas.microsoft.com/office/word/2010/wordml" xmlns:w15="http://schemas.microsoft.com/office/word/2012/wordml" xmlns:w16cex="http://schemas.microsoft.com/office/word/2018/wordml/cex" xmlns:w16cid="http://schemas.microsoft.com/office/word/2016/wordml/cid" xmlns:w16="http://schemas.microsoft.com/office/word/2018/wordml" xmlns:w16sdtdh="http://schemas.microsoft.com/office/word/2020/wordml/sdtdatahash" xmlns:w16se="http://schemas.microsoft.com/office/word/2015/wordml/symex" xmlns:wpg="http://schemas.microsoft.com/office/word/2010/wordprocessingGroup" xmlns:wpi="http://schemas.microsoft.com/office/word/2010/wordprocessingInk" xmlns:wne="http://schemas.microsoft.com/office/word/2006/wordml" xmlns:wps="http://schemas.microsoft.com/office/word/2010/wordprocessingShape" mc:Ignorable="w14 w15 w16se w16cid w16 w16cex w16sdtdh wp14">
+<w:document xmlns:wpc="http://schemas.microsoft.com/office/word/2010/wordprocessingCanvas" xmlns:cx="http://schemas.microsoft.com/office/drawing/2014/chartex" xmlns:cx1="http://schemas.microsoft.com/office/drawing/2015/9/8/chartex" xmlns:cx2="http://schemas.microsoft.com/office/drawing/2015/10/21/chartex" xmlns:cx3="http://schemas.microsoft.com/office/drawing/2016/5/9/chartex" xmlns:cx4="http://schemas.microsoft.com/office/drawing/2016/5/10/chartex" xmlns:cx5="http://schemas.microsoft.com/office/drawing/2016/5/11/chartex" xmlns:cx6="http://schemas.microsoft.com/office/drawing/2016/5/12/chartex" xmlns:cx7="http://schemas.microsoft.com/office/drawing/2016/5/13/chartex" xmlns:cx8="http://schemas.microsoft.com/office/drawing/2016/5/14/chartex" xmlns:mc="http://schemas.openxmlformats.org/markup-compatibility/2006" xmlns:aink="http://schemas.microsoft.com/office/drawing/2016/ink" xmlns:am3d="http://schemas.microsoft.com/office/drawing/2017/model3d" xmlns:o="urn:schemas-microsoft-com:office:office" xmlns:oel="http://schemas.microsoft.com/office/2019/extlst" xmlns:r="http://schemas.openxmlformats.org/officeDocument/2006/relationships" xmlns:m="http://schemas.openxmlformats.org/officeDocument/2006/math" xmlns:v="urn:schemas-microsoft-com:vml" xmlns:wp14="http://schemas.microsoft.com/office/word/2010/wordprocessingDrawing" xmlns:wp="http://schemas.openxmlformats.org/drawingml/2006/wordprocessingDrawing" xmlns:w10="urn:schemas-microsoft-com:office:word" xmlns:w="http://schemas.openxmlformats.org/wordprocessingml/2006/main" xmlns:w14="http://schemas.microsoft.com/office/word/2010/wordml" xmlns:w15="http://schemas.microsoft.com/office/word/2012/wordml" xmlns:w16cex="http://schemas.microsoft.com/office/word/2018/wordml/cex" xmlns:w16cid="http://schemas.microsoft.com/office/word/2016/wordml/cid" xmlns:w16="http://schemas.microsoft.com/office/word/2018/wordml" xmlns:w16du="http://schemas.microsoft.com/office/word/2023/wordml/word16du" xmlns:w16sdtdh="http://schemas.microsoft.com/office/word/2020/wordml/sdtdatahash" xmlns:w16sdtfl="http://schemas.microsoft.com/office/word/2024/wordml/sdtformatlock" xmlns:w16se="http://schemas.microsoft.com/office/word/2015/wordml/symex" xmlns:wpg="http://schemas.microsoft.com/office/word/2010/wordprocessingGroup" xmlns:wpi="http://schemas.microsoft.com/office/word/2010/wordprocessingInk" xmlns:wne="http://schemas.microsoft.com/office/word/2006/wordml" xmlns:wps="http://schemas.microsoft.com/office/word/2010/wordprocessingShape" mc:Ignorable="w14 w15 w16se w16cid w16 w16cex w16sdtdh w16sdtfl w16du wp14">
   <w:body>
     <w:p>
       <w:pPr>
@@ -368,42 +368,18 @@
           <w:szCs w:val="24"/>
           <w:lang w:eastAsia="es-AR"/>
         </w:rPr>
-        <w:t xml:space="preserve"> (familia </w:t>
-      </w:r>
-      <w:proofErr w:type="spellStart"/>
-      <w:r>
-        <w:rPr>
-          <w:rFonts w:ascii="Inter" w:eastAsia="Times New Roman" w:hAnsi="Inter" w:cs="Times New Roman"/>
-          <w:color w:val="0F1115"/>
-          <w:sz w:val="24"/>
-          <w:szCs w:val="24"/>
-          <w:lang w:eastAsia="es-AR"/>
-        </w:rPr>
-        <w:t>Manassero</w:t>
-      </w:r>
-      <w:proofErr w:type="spellEnd"/>
-      <w:r>
-        <w:rPr>
-          <w:rFonts w:ascii="Inter" w:eastAsia="Times New Roman" w:hAnsi="Inter" w:cs="Times New Roman"/>
-          <w:color w:val="0F1115"/>
-          <w:sz w:val="24"/>
-          <w:szCs w:val="24"/>
-          <w:lang w:eastAsia="es-AR"/>
-        </w:rPr>
-        <w:t xml:space="preserve">, dueños de la marca "El Coloso") por caída de ventas y conflictos </w:t>
-      </w:r>
-      <w:proofErr w:type="gramStart"/>
-      <w:r>
-        <w:rPr>
-          <w:rFonts w:ascii="Inter" w:eastAsia="Times New Roman" w:hAnsi="Inter" w:cs="Times New Roman"/>
-          <w:color w:val="0F1115"/>
-          <w:sz w:val="24"/>
-          <w:szCs w:val="24"/>
-          <w:lang w:eastAsia="es-AR"/>
-        </w:rPr>
-        <w:t>gremiales .</w:t>
-      </w:r>
-      <w:proofErr w:type="gramEnd"/>
+        <w:t xml:space="preserve"> (familia Manassero, dueños de la marca "El Coloso") por caída de ventas y conflictos </w:t>
+      </w:r>
+      <w:r>
+        <w:rPr>
+          <w:rFonts w:ascii="Inter" w:eastAsia="Times New Roman" w:hAnsi="Inter" w:cs="Times New Roman"/>
+          <w:color w:val="0F1115"/>
+          <w:sz w:val="24"/>
+          <w:szCs w:val="24"/>
+          <w:lang w:eastAsia="es-AR"/>
+        </w:rPr>
+        <w:t>gremiales.</w:t>
+      </w:r>
     </w:p>
     <w:p>
       <w:pPr>
@@ -456,95 +432,127 @@
         <w:t>Las siguientes empresas han sido identificadas mediante directorios comerciales y sitios web institucionales. Ninguna de ellas ha sido contactada; la información proviene exclusivamente de fuentes públicas.</w:t>
       </w:r>
     </w:p>
+    <w:p>
+      <w:pPr>
+        <w:rPr>
+          <w:rFonts w:ascii="Inter" w:eastAsia="Times New Roman" w:hAnsi="Inter" w:cs="Times New Roman"/>
+          <w:color w:val="0F1115"/>
+          <w:sz w:val="24"/>
+          <w:szCs w:val="24"/>
+          <w:lang w:eastAsia="es-AR"/>
+        </w:rPr>
+      </w:pPr>
+    </w:p>
+    <w:p>
+      <w:pPr>
+        <w:rPr>
+          <w:rFonts w:ascii="Inter" w:eastAsia="Times New Roman" w:hAnsi="Inter" w:cs="Times New Roman"/>
+          <w:color w:val="0F1115"/>
+          <w:sz w:val="24"/>
+          <w:szCs w:val="24"/>
+          <w:lang w:eastAsia="es-AR"/>
+        </w:rPr>
+      </w:pPr>
+      <w:r>
+        <w:rPr>
+          <w:rFonts w:ascii="Inter" w:eastAsia="Times New Roman" w:hAnsi="Inter" w:cs="Times New Roman"/>
+          <w:color w:val="0F1115"/>
+          <w:sz w:val="24"/>
+          <w:szCs w:val="24"/>
+          <w:lang w:eastAsia="es-AR"/>
+        </w:rPr>
+        <w:br w:type="page"/>
+      </w:r>
+    </w:p>
+    <w:p>
+      <w:pPr>
+        <w:shd w:val="clear" w:color="auto" w:fill="FFFFFF"/>
+        <w:spacing w:before="240" w:after="240" w:line="240" w:lineRule="auto"/>
+        <w:rPr>
+          <w:rFonts w:ascii="Inter" w:eastAsia="Times New Roman" w:hAnsi="Inter" w:cs="Times New Roman"/>
+          <w:color w:val="0F1115"/>
+          <w:sz w:val="24"/>
+          <w:szCs w:val="24"/>
+          <w:lang w:eastAsia="es-AR"/>
+        </w:rPr>
+        <w:sectPr>
+          <w:headerReference w:type="default" r:id="rId9"/>
+          <w:footerReference w:type="default" r:id="rId10"/>
+          <w:footerReference w:type="first" r:id="rId11"/>
+          <w:pgSz w:w="11906" w:h="16838"/>
+          <w:pgMar w:top="1135" w:right="1701" w:bottom="1276" w:left="1701" w:header="708" w:footer="708" w:gutter="0"/>
+          <w:pgNumType w:start="1"/>
+          <w:cols w:space="708"/>
+          <w:docGrid w:linePitch="360"/>
+        </w:sectPr>
+      </w:pPr>
+    </w:p>
     <w:tbl>
       <w:tblPr>
-        <w:tblW w:w="0" w:type="auto"/>
-        <w:tblCellMar>
-          <w:top w:w="15" w:type="dxa"/>
-          <w:left w:w="15" w:type="dxa"/>
-          <w:bottom w:w="15" w:type="dxa"/>
-          <w:right w:w="15" w:type="dxa"/>
-        </w:tblCellMar>
+        <w:tblStyle w:val="Tablaconcuadrcula"/>
+        <w:tblW w:w="14029" w:type="dxa"/>
         <w:tblLook w:val="04A0" w:firstRow="1" w:lastRow="0" w:firstColumn="1" w:lastColumn="0" w:noHBand="0" w:noVBand="1"/>
       </w:tblPr>
       <w:tblGrid>
-        <w:gridCol w:w="1499"/>
-        <w:gridCol w:w="1537"/>
-        <w:gridCol w:w="1347"/>
-        <w:gridCol w:w="1733"/>
-        <w:gridCol w:w="2388"/>
+        <w:gridCol w:w="2105"/>
+        <w:gridCol w:w="1495"/>
+        <w:gridCol w:w="1807"/>
+        <w:gridCol w:w="4062"/>
+        <w:gridCol w:w="4560"/>
       </w:tblGrid>
       <w:tr>
         <w:trPr>
-          <w:tblHeader/>
+          <w:trHeight w:val="739"/>
         </w:trPr>
         <w:tc>
           <w:tcPr>
-            <w:tcW w:w="0" w:type="auto"/>
-            <w:tcBorders>
-              <w:top w:val="nil"/>
-            </w:tcBorders>
-            <w:tcMar>
-              <w:top w:w="150" w:type="dxa"/>
-              <w:left w:w="0" w:type="dxa"/>
-              <w:bottom w:w="150" w:type="dxa"/>
-              <w:right w:w="240" w:type="dxa"/>
-            </w:tcMar>
-            <w:vAlign w:val="center"/>
-            <w:hideMark/>
+            <w:tcW w:w="2105" w:type="dxa"/>
           </w:tcPr>
           <w:p>
             <w:pPr>
-              <w:spacing w:after="0" w:line="375" w:lineRule="atLeast"/>
+              <w:jc w:val="center"/>
               <w:rPr>
                 <w:rFonts w:ascii="Inter" w:eastAsia="Times New Roman" w:hAnsi="Inter" w:cs="Times New Roman"/>
-                <w:sz w:val="23"/>
-                <w:szCs w:val="23"/>
+                <w:color w:val="0F1115"/>
+                <w:sz w:val="24"/>
+                <w:szCs w:val="24"/>
                 <w:lang w:eastAsia="es-AR"/>
               </w:rPr>
             </w:pPr>
             <w:r>
               <w:rPr>
                 <w:rFonts w:ascii="Inter" w:eastAsia="Times New Roman" w:hAnsi="Inter" w:cs="Times New Roman"/>
-                <w:sz w:val="23"/>
-                <w:szCs w:val="23"/>
+                <w:color w:val="0F1115"/>
+                <w:sz w:val="24"/>
+                <w:szCs w:val="24"/>
                 <w:lang w:eastAsia="es-AR"/>
               </w:rPr>
               <w:lastRenderedPageBreak/>
-              <w:t>Empresa / Fuente</w:t>
+              <w:t>Empresa/Fuente</w:t>
             </w:r>
           </w:p>
         </w:tc>
         <w:tc>
           <w:tcPr>
-            <w:tcW w:w="0" w:type="auto"/>
-            <w:tcBorders>
-              <w:top w:val="nil"/>
-            </w:tcBorders>
-            <w:tcMar>
-              <w:top w:w="150" w:type="dxa"/>
-              <w:left w:w="240" w:type="dxa"/>
-              <w:bottom w:w="150" w:type="dxa"/>
-              <w:right w:w="240" w:type="dxa"/>
-            </w:tcMar>
-            <w:vAlign w:val="center"/>
-            <w:hideMark/>
+            <w:tcW w:w="1495" w:type="dxa"/>
           </w:tcPr>
           <w:p>
             <w:pPr>
-              <w:spacing w:after="0" w:line="375" w:lineRule="atLeast"/>
+              <w:jc w:val="center"/>
               <w:rPr>
                 <w:rFonts w:ascii="Inter" w:eastAsia="Times New Roman" w:hAnsi="Inter" w:cs="Times New Roman"/>
-                <w:sz w:val="23"/>
-                <w:szCs w:val="23"/>
+                <w:color w:val="0F1115"/>
+                <w:sz w:val="24"/>
+                <w:szCs w:val="24"/>
                 <w:lang w:eastAsia="es-AR"/>
               </w:rPr>
             </w:pPr>
             <w:r>
               <w:rPr>
                 <w:rFonts w:ascii="Inter" w:eastAsia="Times New Roman" w:hAnsi="Inter" w:cs="Times New Roman"/>
-                <w:sz w:val="23"/>
-                <w:szCs w:val="23"/>
+                <w:color w:val="0F1115"/>
+                <w:sz w:val="24"/>
+                <w:szCs w:val="24"/>
                 <w:lang w:eastAsia="es-AR"/>
               </w:rPr>
               <w:t>Localización</w:t>
@@ -553,116 +561,90 @@
         </w:tc>
         <w:tc>
           <w:tcPr>
-            <w:tcW w:w="0" w:type="auto"/>
-            <w:tcBorders>
-              <w:top w:val="nil"/>
-            </w:tcBorders>
-            <w:tcMar>
-              <w:top w:w="150" w:type="dxa"/>
-              <w:left w:w="240" w:type="dxa"/>
-              <w:bottom w:w="150" w:type="dxa"/>
-              <w:right w:w="240" w:type="dxa"/>
-            </w:tcMar>
-            <w:vAlign w:val="center"/>
-            <w:hideMark/>
+            <w:tcW w:w="1807" w:type="dxa"/>
           </w:tcPr>
           <w:p>
             <w:pPr>
-              <w:spacing w:after="0" w:line="375" w:lineRule="atLeast"/>
+              <w:jc w:val="center"/>
               <w:rPr>
                 <w:rFonts w:ascii="Inter" w:eastAsia="Times New Roman" w:hAnsi="Inter" w:cs="Times New Roman"/>
-                <w:sz w:val="23"/>
-                <w:szCs w:val="23"/>
+                <w:color w:val="0F1115"/>
+                <w:sz w:val="24"/>
+                <w:szCs w:val="24"/>
                 <w:lang w:eastAsia="es-AR"/>
               </w:rPr>
             </w:pPr>
             <w:r>
               <w:rPr>
                 <w:rFonts w:ascii="Inter" w:eastAsia="Times New Roman" w:hAnsi="Inter" w:cs="Times New Roman"/>
-                <w:sz w:val="23"/>
-                <w:szCs w:val="23"/>
+                <w:color w:val="0F1115"/>
+                <w:sz w:val="24"/>
+                <w:szCs w:val="24"/>
                 <w:lang w:eastAsia="es-AR"/>
               </w:rPr>
-              <w:t>Años / Fundación</w:t>
+              <w:t>Años/Fundación</w:t>
             </w:r>
           </w:p>
         </w:tc>
         <w:tc>
           <w:tcPr>
-            <w:tcW w:w="0" w:type="auto"/>
-            <w:tcBorders>
-              <w:top w:val="nil"/>
-            </w:tcBorders>
-            <w:tcMar>
-              <w:top w:w="150" w:type="dxa"/>
-              <w:left w:w="240" w:type="dxa"/>
-              <w:bottom w:w="150" w:type="dxa"/>
-              <w:right w:w="240" w:type="dxa"/>
-            </w:tcMar>
-            <w:vAlign w:val="center"/>
-            <w:hideMark/>
+            <w:tcW w:w="4062" w:type="dxa"/>
           </w:tcPr>
           <w:p>
             <w:pPr>
-              <w:spacing w:after="0" w:line="375" w:lineRule="atLeast"/>
+              <w:jc w:val="center"/>
               <w:rPr>
                 <w:rFonts w:ascii="Inter" w:eastAsia="Times New Roman" w:hAnsi="Inter" w:cs="Times New Roman"/>
-                <w:sz w:val="23"/>
-                <w:szCs w:val="23"/>
+                <w:color w:val="0F1115"/>
+                <w:sz w:val="24"/>
+                <w:szCs w:val="24"/>
                 <w:lang w:eastAsia="es-AR"/>
               </w:rPr>
             </w:pPr>
             <w:r>
               <w:rPr>
                 <w:rFonts w:ascii="Inter" w:eastAsia="Times New Roman" w:hAnsi="Inter" w:cs="Times New Roman"/>
-                <w:sz w:val="23"/>
-                <w:szCs w:val="23"/>
+                <w:color w:val="0F1115"/>
+                <w:sz w:val="24"/>
+                <w:szCs w:val="24"/>
                 <w:lang w:eastAsia="es-AR"/>
               </w:rPr>
-              <w:t>Características clave</w:t>
+              <w:t>Características Clave</w:t>
             </w:r>
           </w:p>
         </w:tc>
         <w:tc>
           <w:tcPr>
-            <w:tcW w:w="0" w:type="auto"/>
-            <w:tcBorders>
-              <w:top w:val="nil"/>
-            </w:tcBorders>
-            <w:tcMar>
-              <w:top w:w="150" w:type="dxa"/>
-              <w:left w:w="240" w:type="dxa"/>
-              <w:bottom w:w="150" w:type="dxa"/>
-              <w:right w:w="240" w:type="dxa"/>
-            </w:tcMar>
-            <w:vAlign w:val="center"/>
-            <w:hideMark/>
+            <w:tcW w:w="4560" w:type="dxa"/>
           </w:tcPr>
           <w:p>
             <w:pPr>
-              <w:spacing w:after="0" w:line="375" w:lineRule="atLeast"/>
+              <w:jc w:val="center"/>
               <w:rPr>
                 <w:rFonts w:ascii="Inter" w:eastAsia="Times New Roman" w:hAnsi="Inter" w:cs="Times New Roman"/>
-                <w:sz w:val="23"/>
-                <w:szCs w:val="23"/>
+                <w:color w:val="0F1115"/>
+                <w:sz w:val="24"/>
+                <w:szCs w:val="24"/>
                 <w:lang w:eastAsia="es-AR"/>
               </w:rPr>
             </w:pPr>
             <w:r>
               <w:rPr>
                 <w:rFonts w:ascii="Inter" w:eastAsia="Times New Roman" w:hAnsi="Inter" w:cs="Times New Roman"/>
-                <w:sz w:val="23"/>
-                <w:szCs w:val="23"/>
+                <w:color w:val="0F1115"/>
+                <w:sz w:val="24"/>
+                <w:szCs w:val="24"/>
                 <w:lang w:eastAsia="es-AR"/>
               </w:rPr>
-              <w:t xml:space="preserve">Diferencias / Comparación con </w:t>
+              <w:t xml:space="preserve">Diferencias/ con </w:t>
             </w:r>
             <w:proofErr w:type="spellStart"/>
             <w:r>
               <w:rPr>
                 <w:rFonts w:ascii="Inter" w:eastAsia="Times New Roman" w:hAnsi="Inter" w:cs="Times New Roman"/>
-                <w:sz w:val="23"/>
-                <w:szCs w:val="23"/>
+                <w:color w:val="0F1115"/>
+                <w:sz w:val="24"/>
+                <w:szCs w:val="24"/>
                 <w:lang w:eastAsia="es-AR"/>
               </w:rPr>
               <w:t>TodoStock</w:t>
@@ -674,91 +656,53 @@
       <w:tr>
         <w:tc>
           <w:tcPr>
-            <w:tcW w:w="0" w:type="auto"/>
-            <w:tcMar>
-              <w:top w:w="150" w:type="dxa"/>
-              <w:left w:w="0" w:type="dxa"/>
-              <w:bottom w:w="150" w:type="dxa"/>
-              <w:right w:w="240" w:type="dxa"/>
-            </w:tcMar>
+            <w:tcW w:w="2105" w:type="dxa"/>
             <w:vAlign w:val="center"/>
-            <w:hideMark/>
           </w:tcPr>
           <w:p>
             <w:pPr>
-              <w:spacing w:after="0" w:line="375" w:lineRule="atLeast"/>
               <w:rPr>
                 <w:rFonts w:ascii="Inter" w:eastAsia="Times New Roman" w:hAnsi="Inter" w:cs="Times New Roman"/>
-                <w:sz w:val="23"/>
-                <w:szCs w:val="23"/>
+                <w:color w:val="0F1115"/>
+                <w:sz w:val="24"/>
+                <w:szCs w:val="24"/>
                 <w:lang w:eastAsia="es-AR"/>
               </w:rPr>
             </w:pPr>
             <w:r>
               <w:rPr>
-                <w:rFonts w:ascii="Inter" w:eastAsia="Times New Roman" w:hAnsi="Inter" w:cs="Times New Roman"/>
+                <w:rFonts w:ascii="Arial" w:hAnsi="Arial" w:cs="Arial"/>
                 <w:b/>
                 <w:bCs/>
-                <w:sz w:val="23"/>
-                <w:szCs w:val="23"/>
-                <w:lang w:eastAsia="es-AR"/>
-              </w:rPr>
-              <w:t xml:space="preserve">Casa </w:t>
-            </w:r>
-            <w:proofErr w:type="spellStart"/>
-            <w:r>
-              <w:rPr>
-                <w:rFonts w:ascii="Inter" w:eastAsia="Times New Roman" w:hAnsi="Inter" w:cs="Times New Roman"/>
-                <w:b/>
-                <w:bCs/>
-                <w:sz w:val="23"/>
-                <w:szCs w:val="23"/>
-                <w:lang w:eastAsia="es-AR"/>
-              </w:rPr>
-              <w:t>Thames</w:t>
-            </w:r>
-            <w:proofErr w:type="spellEnd"/>
-            <w:r>
-              <w:rPr>
-                <w:rFonts w:ascii="Inter" w:eastAsia="Times New Roman" w:hAnsi="Inter" w:cs="Times New Roman"/>
-                <w:b/>
-                <w:bCs/>
-                <w:sz w:val="23"/>
-                <w:szCs w:val="23"/>
-                <w:lang w:eastAsia="es-AR"/>
-              </w:rPr>
-              <w:t xml:space="preserve"> CLP S.R.L.</w:t>
+                <w:color w:val="000000"/>
+                <w:sz w:val="23"/>
+                <w:szCs w:val="23"/>
+              </w:rPr>
+              <w:t>Casa Thames CLP S.R.L.</w:t>
             </w:r>
           </w:p>
         </w:tc>
         <w:tc>
           <w:tcPr>
-            <w:tcW w:w="0" w:type="auto"/>
-            <w:tcMar>
-              <w:top w:w="150" w:type="dxa"/>
-              <w:left w:w="240" w:type="dxa"/>
-              <w:bottom w:w="150" w:type="dxa"/>
-              <w:right w:w="240" w:type="dxa"/>
-            </w:tcMar>
+            <w:tcW w:w="1495" w:type="dxa"/>
             <w:vAlign w:val="center"/>
-            <w:hideMark/>
           </w:tcPr>
           <w:p>
             <w:pPr>
-              <w:spacing w:after="0" w:line="375" w:lineRule="atLeast"/>
               <w:rPr>
                 <w:rFonts w:ascii="Inter" w:eastAsia="Times New Roman" w:hAnsi="Inter" w:cs="Times New Roman"/>
-                <w:sz w:val="23"/>
-                <w:szCs w:val="23"/>
+                <w:color w:val="0F1115"/>
+                <w:sz w:val="24"/>
+                <w:szCs w:val="24"/>
                 <w:lang w:eastAsia="es-AR"/>
               </w:rPr>
             </w:pPr>
             <w:r>
               <w:rPr>
-                <w:rFonts w:ascii="Inter" w:eastAsia="Times New Roman" w:hAnsi="Inter" w:cs="Times New Roman"/>
-                <w:sz w:val="23"/>
-                <w:szCs w:val="23"/>
-                <w:lang w:eastAsia="es-AR"/>
+                <w:rFonts w:ascii="Arial" w:hAnsi="Arial" w:cs="Arial"/>
+                <w:color w:val="000000"/>
+                <w:sz w:val="23"/>
+                <w:szCs w:val="23"/>
               </w:rPr>
               <w:t>Buenos Aires (Aguirre 736, CABA)</w:t>
             </w:r>
@@ -766,32 +710,25 @@
         </w:tc>
         <w:tc>
           <w:tcPr>
-            <w:tcW w:w="0" w:type="auto"/>
-            <w:tcMar>
-              <w:top w:w="150" w:type="dxa"/>
-              <w:left w:w="240" w:type="dxa"/>
-              <w:bottom w:w="150" w:type="dxa"/>
-              <w:right w:w="240" w:type="dxa"/>
-            </w:tcMar>
+            <w:tcW w:w="1807" w:type="dxa"/>
             <w:vAlign w:val="center"/>
-            <w:hideMark/>
           </w:tcPr>
           <w:p>
             <w:pPr>
-              <w:spacing w:after="0" w:line="375" w:lineRule="atLeast"/>
               <w:rPr>
                 <w:rFonts w:ascii="Inter" w:eastAsia="Times New Roman" w:hAnsi="Inter" w:cs="Times New Roman"/>
-                <w:sz w:val="23"/>
-                <w:szCs w:val="23"/>
+                <w:color w:val="0F1115"/>
+                <w:sz w:val="24"/>
+                <w:szCs w:val="24"/>
                 <w:lang w:eastAsia="es-AR"/>
               </w:rPr>
             </w:pPr>
             <w:r>
               <w:rPr>
-                <w:rFonts w:ascii="Inter" w:eastAsia="Times New Roman" w:hAnsi="Inter" w:cs="Times New Roman"/>
-                <w:sz w:val="23"/>
-                <w:szCs w:val="23"/>
-                <w:lang w:eastAsia="es-AR"/>
+                <w:rFonts w:ascii="Arial" w:hAnsi="Arial" w:cs="Arial"/>
+                <w:color w:val="000000"/>
+                <w:sz w:val="23"/>
+                <w:szCs w:val="23"/>
               </w:rPr>
               <w:t>40 años</w:t>
             </w:r>
@@ -799,32 +736,25 @@
         </w:tc>
         <w:tc>
           <w:tcPr>
-            <w:tcW w:w="0" w:type="auto"/>
-            <w:tcMar>
-              <w:top w:w="150" w:type="dxa"/>
-              <w:left w:w="240" w:type="dxa"/>
-              <w:bottom w:w="150" w:type="dxa"/>
-              <w:right w:w="240" w:type="dxa"/>
-            </w:tcMar>
+            <w:tcW w:w="4062" w:type="dxa"/>
             <w:vAlign w:val="center"/>
-            <w:hideMark/>
           </w:tcPr>
           <w:p>
             <w:pPr>
-              <w:spacing w:after="0" w:line="375" w:lineRule="atLeast"/>
               <w:rPr>
                 <w:rFonts w:ascii="Inter" w:eastAsia="Times New Roman" w:hAnsi="Inter" w:cs="Times New Roman"/>
-                <w:sz w:val="23"/>
-                <w:szCs w:val="23"/>
+                <w:color w:val="0F1115"/>
+                <w:sz w:val="24"/>
+                <w:szCs w:val="24"/>
                 <w:lang w:eastAsia="es-AR"/>
               </w:rPr>
             </w:pPr>
             <w:r>
               <w:rPr>
-                <w:rFonts w:ascii="Inter" w:eastAsia="Times New Roman" w:hAnsi="Inter" w:cs="Times New Roman"/>
-                <w:sz w:val="23"/>
-                <w:szCs w:val="23"/>
-                <w:lang w:eastAsia="es-AR"/>
+                <w:rFonts w:ascii="Arial" w:hAnsi="Arial" w:cs="Arial"/>
+                <w:color w:val="000000"/>
+                <w:sz w:val="23"/>
+                <w:szCs w:val="23"/>
               </w:rPr>
               <w:t>Minorista, mayorista y distribuidora de limpieza profesional; presencia nacional; servicio personalizado.</w:t>
             </w:r>
@@ -832,32 +762,25 @@
         </w:tc>
         <w:tc>
           <w:tcPr>
-            <w:tcW w:w="0" w:type="auto"/>
-            <w:tcMar>
-              <w:top w:w="150" w:type="dxa"/>
-              <w:left w:w="240" w:type="dxa"/>
-              <w:bottom w:w="150" w:type="dxa"/>
-              <w:right w:w="0" w:type="dxa"/>
-            </w:tcMar>
+            <w:tcW w:w="4560" w:type="dxa"/>
             <w:vAlign w:val="center"/>
-            <w:hideMark/>
           </w:tcPr>
           <w:p>
             <w:pPr>
-              <w:spacing w:after="0" w:line="375" w:lineRule="atLeast"/>
               <w:rPr>
                 <w:rFonts w:ascii="Inter" w:eastAsia="Times New Roman" w:hAnsi="Inter" w:cs="Times New Roman"/>
-                <w:sz w:val="23"/>
-                <w:szCs w:val="23"/>
+                <w:color w:val="0F1115"/>
+                <w:sz w:val="24"/>
+                <w:szCs w:val="24"/>
                 <w:lang w:eastAsia="es-AR"/>
               </w:rPr>
             </w:pPr>
             <w:r>
               <w:rPr>
-                <w:rFonts w:ascii="Inter" w:eastAsia="Times New Roman" w:hAnsi="Inter" w:cs="Times New Roman"/>
-                <w:sz w:val="23"/>
-                <w:szCs w:val="23"/>
-                <w:lang w:eastAsia="es-AR"/>
+                <w:rFonts w:ascii="Arial" w:hAnsi="Arial" w:cs="Arial"/>
+                <w:color w:val="000000"/>
+                <w:sz w:val="23"/>
+                <w:szCs w:val="23"/>
               </w:rPr>
               <w:t>Mayor trayectoria (40 vs. 20 años); énfasis en limpieza profesional institucional.</w:t>
             </w:r>
@@ -867,34 +790,27 @@
       <w:tr>
         <w:tc>
           <w:tcPr>
-            <w:tcW w:w="0" w:type="auto"/>
-            <w:tcMar>
-              <w:top w:w="150" w:type="dxa"/>
-              <w:left w:w="0" w:type="dxa"/>
-              <w:bottom w:w="150" w:type="dxa"/>
-              <w:right w:w="240" w:type="dxa"/>
-            </w:tcMar>
+            <w:tcW w:w="2105" w:type="dxa"/>
             <w:vAlign w:val="center"/>
-            <w:hideMark/>
           </w:tcPr>
           <w:p>
             <w:pPr>
-              <w:spacing w:after="0" w:line="375" w:lineRule="atLeast"/>
               <w:rPr>
                 <w:rFonts w:ascii="Inter" w:eastAsia="Times New Roman" w:hAnsi="Inter" w:cs="Times New Roman"/>
-                <w:sz w:val="23"/>
-                <w:szCs w:val="23"/>
+                <w:color w:val="0F1115"/>
+                <w:sz w:val="24"/>
+                <w:szCs w:val="24"/>
                 <w:lang w:eastAsia="es-AR"/>
               </w:rPr>
             </w:pPr>
             <w:r>
               <w:rPr>
-                <w:rFonts w:ascii="Inter" w:eastAsia="Times New Roman" w:hAnsi="Inter" w:cs="Times New Roman"/>
+                <w:rFonts w:ascii="Arial" w:hAnsi="Arial" w:cs="Arial"/>
                 <w:b/>
                 <w:bCs/>
-                <w:sz w:val="23"/>
-                <w:szCs w:val="23"/>
-                <w:lang w:eastAsia="es-AR"/>
+                <w:color w:val="000000"/>
+                <w:sz w:val="23"/>
+                <w:szCs w:val="23"/>
               </w:rPr>
               <w:t>K Distribuciones</w:t>
             </w:r>
@@ -902,32 +818,25 @@
         </w:tc>
         <w:tc>
           <w:tcPr>
-            <w:tcW w:w="0" w:type="auto"/>
-            <w:tcMar>
-              <w:top w:w="150" w:type="dxa"/>
-              <w:left w:w="240" w:type="dxa"/>
-              <w:bottom w:w="150" w:type="dxa"/>
-              <w:right w:w="240" w:type="dxa"/>
-            </w:tcMar>
+            <w:tcW w:w="1495" w:type="dxa"/>
             <w:vAlign w:val="center"/>
-            <w:hideMark/>
           </w:tcPr>
           <w:p>
             <w:pPr>
-              <w:spacing w:after="0" w:line="375" w:lineRule="atLeast"/>
               <w:rPr>
                 <w:rFonts w:ascii="Inter" w:eastAsia="Times New Roman" w:hAnsi="Inter" w:cs="Times New Roman"/>
-                <w:sz w:val="23"/>
-                <w:szCs w:val="23"/>
+                <w:color w:val="0F1115"/>
+                <w:sz w:val="24"/>
+                <w:szCs w:val="24"/>
                 <w:lang w:eastAsia="es-AR"/>
               </w:rPr>
             </w:pPr>
             <w:r>
               <w:rPr>
-                <w:rFonts w:ascii="Inter" w:eastAsia="Times New Roman" w:hAnsi="Inter" w:cs="Times New Roman"/>
-                <w:sz w:val="23"/>
-                <w:szCs w:val="23"/>
-                <w:lang w:eastAsia="es-AR"/>
+                <w:rFonts w:ascii="Arial" w:hAnsi="Arial" w:cs="Arial"/>
+                <w:color w:val="000000"/>
+                <w:sz w:val="23"/>
+                <w:szCs w:val="23"/>
               </w:rPr>
               <w:t>No especificada</w:t>
             </w:r>
@@ -935,32 +844,25 @@
         </w:tc>
         <w:tc>
           <w:tcPr>
-            <w:tcW w:w="0" w:type="auto"/>
-            <w:tcMar>
-              <w:top w:w="150" w:type="dxa"/>
-              <w:left w:w="240" w:type="dxa"/>
-              <w:bottom w:w="150" w:type="dxa"/>
-              <w:right w:w="240" w:type="dxa"/>
-            </w:tcMar>
+            <w:tcW w:w="1807" w:type="dxa"/>
             <w:vAlign w:val="center"/>
-            <w:hideMark/>
           </w:tcPr>
           <w:p>
             <w:pPr>
-              <w:spacing w:after="0" w:line="375" w:lineRule="atLeast"/>
               <w:rPr>
                 <w:rFonts w:ascii="Inter" w:eastAsia="Times New Roman" w:hAnsi="Inter" w:cs="Times New Roman"/>
-                <w:sz w:val="23"/>
-                <w:szCs w:val="23"/>
+                <w:color w:val="0F1115"/>
+                <w:sz w:val="24"/>
+                <w:szCs w:val="24"/>
                 <w:lang w:eastAsia="es-AR"/>
               </w:rPr>
             </w:pPr>
             <w:r>
               <w:rPr>
-                <w:rFonts w:ascii="Inter" w:eastAsia="Times New Roman" w:hAnsi="Inter" w:cs="Times New Roman"/>
-                <w:sz w:val="23"/>
-                <w:szCs w:val="23"/>
-                <w:lang w:eastAsia="es-AR"/>
+                <w:rFonts w:ascii="Arial" w:hAnsi="Arial" w:cs="Arial"/>
+                <w:color w:val="000000"/>
+                <w:sz w:val="23"/>
+                <w:szCs w:val="23"/>
               </w:rPr>
               <w:t>22 años</w:t>
             </w:r>
@@ -968,32 +870,25 @@
         </w:tc>
         <w:tc>
           <w:tcPr>
-            <w:tcW w:w="0" w:type="auto"/>
-            <w:tcMar>
-              <w:top w:w="150" w:type="dxa"/>
-              <w:left w:w="240" w:type="dxa"/>
-              <w:bottom w:w="150" w:type="dxa"/>
-              <w:right w:w="240" w:type="dxa"/>
-            </w:tcMar>
+            <w:tcW w:w="4062" w:type="dxa"/>
             <w:vAlign w:val="center"/>
-            <w:hideMark/>
           </w:tcPr>
           <w:p>
             <w:pPr>
-              <w:spacing w:after="0" w:line="375" w:lineRule="atLeast"/>
               <w:rPr>
                 <w:rFonts w:ascii="Inter" w:eastAsia="Times New Roman" w:hAnsi="Inter" w:cs="Times New Roman"/>
-                <w:sz w:val="23"/>
-                <w:szCs w:val="23"/>
+                <w:color w:val="0F1115"/>
+                <w:sz w:val="24"/>
+                <w:szCs w:val="24"/>
                 <w:lang w:eastAsia="es-AR"/>
               </w:rPr>
             </w:pPr>
             <w:r>
               <w:rPr>
-                <w:rFonts w:ascii="Inter" w:eastAsia="Times New Roman" w:hAnsi="Inter" w:cs="Times New Roman"/>
-                <w:sz w:val="23"/>
-                <w:szCs w:val="23"/>
-                <w:lang w:eastAsia="es-AR"/>
+                <w:rFonts w:ascii="Arial" w:hAnsi="Arial" w:cs="Arial"/>
+                <w:color w:val="000000"/>
+                <w:sz w:val="23"/>
+                <w:szCs w:val="23"/>
               </w:rPr>
               <w:t>Empresa familiar; productos químicos y accesorios para limpieza profesional; stock permanente.</w:t>
             </w:r>
@@ -1001,32 +896,25 @@
         </w:tc>
         <w:tc>
           <w:tcPr>
-            <w:tcW w:w="0" w:type="auto"/>
-            <w:tcMar>
-              <w:top w:w="150" w:type="dxa"/>
-              <w:left w:w="240" w:type="dxa"/>
-              <w:bottom w:w="150" w:type="dxa"/>
-              <w:right w:w="0" w:type="dxa"/>
-            </w:tcMar>
+            <w:tcW w:w="4560" w:type="dxa"/>
             <w:vAlign w:val="center"/>
-            <w:hideMark/>
           </w:tcPr>
           <w:p>
             <w:pPr>
-              <w:spacing w:after="0" w:line="375" w:lineRule="atLeast"/>
               <w:rPr>
                 <w:rFonts w:ascii="Inter" w:eastAsia="Times New Roman" w:hAnsi="Inter" w:cs="Times New Roman"/>
-                <w:sz w:val="23"/>
-                <w:szCs w:val="23"/>
+                <w:color w:val="0F1115"/>
+                <w:sz w:val="24"/>
+                <w:szCs w:val="24"/>
                 <w:lang w:eastAsia="es-AR"/>
               </w:rPr>
             </w:pPr>
             <w:r>
               <w:rPr>
-                <w:rFonts w:ascii="Inter" w:eastAsia="Times New Roman" w:hAnsi="Inter" w:cs="Times New Roman"/>
-                <w:sz w:val="23"/>
-                <w:szCs w:val="23"/>
-                <w:lang w:eastAsia="es-AR"/>
+                <w:rFonts w:ascii="Arial" w:hAnsi="Arial" w:cs="Arial"/>
+                <w:color w:val="000000"/>
+                <w:sz w:val="23"/>
+                <w:szCs w:val="23"/>
               </w:rPr>
               <w:t>Estructura familiar similar; modelo comparable de abastecimiento constante.</w:t>
             </w:r>
@@ -1036,47 +924,40 @@
       <w:tr>
         <w:tc>
           <w:tcPr>
-            <w:tcW w:w="0" w:type="auto"/>
-            <w:tcMar>
-              <w:top w:w="150" w:type="dxa"/>
-              <w:left w:w="0" w:type="dxa"/>
-              <w:bottom w:w="150" w:type="dxa"/>
-              <w:right w:w="240" w:type="dxa"/>
-            </w:tcMar>
+            <w:tcW w:w="2105" w:type="dxa"/>
             <w:vAlign w:val="center"/>
-            <w:hideMark/>
           </w:tcPr>
           <w:p>
             <w:pPr>
-              <w:spacing w:after="0" w:line="375" w:lineRule="atLeast"/>
               <w:rPr>
                 <w:rFonts w:ascii="Inter" w:eastAsia="Times New Roman" w:hAnsi="Inter" w:cs="Times New Roman"/>
-                <w:sz w:val="23"/>
-                <w:szCs w:val="23"/>
+                <w:color w:val="0F1115"/>
+                <w:sz w:val="24"/>
+                <w:szCs w:val="24"/>
                 <w:lang w:eastAsia="es-AR"/>
               </w:rPr>
             </w:pPr>
             <w:proofErr w:type="spellStart"/>
             <w:r>
               <w:rPr>
-                <w:rFonts w:ascii="Inter" w:eastAsia="Times New Roman" w:hAnsi="Inter" w:cs="Times New Roman"/>
+                <w:rFonts w:ascii="Arial" w:hAnsi="Arial" w:cs="Arial"/>
                 <w:b/>
                 <w:bCs/>
-                <w:sz w:val="23"/>
-                <w:szCs w:val="23"/>
-                <w:lang w:eastAsia="es-AR"/>
+                <w:color w:val="000000"/>
+                <w:sz w:val="23"/>
+                <w:szCs w:val="23"/>
               </w:rPr>
               <w:t>Lustramax</w:t>
             </w:r>
             <w:proofErr w:type="spellEnd"/>
             <w:r>
               <w:rPr>
-                <w:rFonts w:ascii="Inter" w:eastAsia="Times New Roman" w:hAnsi="Inter" w:cs="Times New Roman"/>
+                <w:rFonts w:ascii="Arial" w:hAnsi="Arial" w:cs="Arial"/>
                 <w:b/>
                 <w:bCs/>
-                <w:sz w:val="23"/>
-                <w:szCs w:val="23"/>
-                <w:lang w:eastAsia="es-AR"/>
+                <w:color w:val="000000"/>
+                <w:sz w:val="23"/>
+                <w:szCs w:val="23"/>
               </w:rPr>
               <w:t xml:space="preserve"> Mayorista</w:t>
             </w:r>
@@ -1084,32 +965,25 @@
         </w:tc>
         <w:tc>
           <w:tcPr>
-            <w:tcW w:w="0" w:type="auto"/>
-            <w:tcMar>
-              <w:top w:w="150" w:type="dxa"/>
-              <w:left w:w="240" w:type="dxa"/>
-              <w:bottom w:w="150" w:type="dxa"/>
-              <w:right w:w="240" w:type="dxa"/>
-            </w:tcMar>
+            <w:tcW w:w="1495" w:type="dxa"/>
             <w:vAlign w:val="center"/>
-            <w:hideMark/>
           </w:tcPr>
           <w:p>
             <w:pPr>
-              <w:spacing w:after="0" w:line="375" w:lineRule="atLeast"/>
               <w:rPr>
                 <w:rFonts w:ascii="Inter" w:eastAsia="Times New Roman" w:hAnsi="Inter" w:cs="Times New Roman"/>
-                <w:sz w:val="23"/>
-                <w:szCs w:val="23"/>
+                <w:color w:val="0F1115"/>
+                <w:sz w:val="24"/>
+                <w:szCs w:val="24"/>
                 <w:lang w:eastAsia="es-AR"/>
               </w:rPr>
             </w:pPr>
             <w:r>
               <w:rPr>
-                <w:rFonts w:ascii="Inter" w:eastAsia="Times New Roman" w:hAnsi="Inter" w:cs="Times New Roman"/>
-                <w:sz w:val="23"/>
-                <w:szCs w:val="23"/>
-                <w:lang w:eastAsia="es-AR"/>
+                <w:rFonts w:ascii="Arial" w:hAnsi="Arial" w:cs="Arial"/>
+                <w:color w:val="000000"/>
+                <w:sz w:val="23"/>
+                <w:szCs w:val="23"/>
               </w:rPr>
               <w:t>No especificada</w:t>
             </w:r>
@@ -1117,32 +991,25 @@
         </w:tc>
         <w:tc>
           <w:tcPr>
-            <w:tcW w:w="0" w:type="auto"/>
-            <w:tcMar>
-              <w:top w:w="150" w:type="dxa"/>
-              <w:left w:w="240" w:type="dxa"/>
-              <w:bottom w:w="150" w:type="dxa"/>
-              <w:right w:w="240" w:type="dxa"/>
-            </w:tcMar>
+            <w:tcW w:w="1807" w:type="dxa"/>
             <w:vAlign w:val="center"/>
-            <w:hideMark/>
           </w:tcPr>
           <w:p>
             <w:pPr>
-              <w:spacing w:after="0" w:line="375" w:lineRule="atLeast"/>
               <w:rPr>
                 <w:rFonts w:ascii="Inter" w:eastAsia="Times New Roman" w:hAnsi="Inter" w:cs="Times New Roman"/>
-                <w:sz w:val="23"/>
-                <w:szCs w:val="23"/>
+                <w:color w:val="0F1115"/>
+                <w:sz w:val="24"/>
+                <w:szCs w:val="24"/>
                 <w:lang w:eastAsia="es-AR"/>
               </w:rPr>
             </w:pPr>
             <w:r>
               <w:rPr>
-                <w:rFonts w:ascii="Inter" w:eastAsia="Times New Roman" w:hAnsi="Inter" w:cs="Times New Roman"/>
-                <w:sz w:val="23"/>
-                <w:szCs w:val="23"/>
-                <w:lang w:eastAsia="es-AR"/>
+                <w:rFonts w:ascii="Arial" w:hAnsi="Arial" w:cs="Arial"/>
+                <w:color w:val="000000"/>
+                <w:sz w:val="23"/>
+                <w:szCs w:val="23"/>
               </w:rPr>
               <w:t>No declarada</w:t>
             </w:r>
@@ -1150,77 +1017,52 @@
         </w:tc>
         <w:tc>
           <w:tcPr>
-            <w:tcW w:w="0" w:type="auto"/>
-            <w:tcMar>
-              <w:top w:w="150" w:type="dxa"/>
-              <w:left w:w="240" w:type="dxa"/>
-              <w:bottom w:w="150" w:type="dxa"/>
-              <w:right w:w="240" w:type="dxa"/>
-            </w:tcMar>
+            <w:tcW w:w="4062" w:type="dxa"/>
             <w:vAlign w:val="center"/>
-            <w:hideMark/>
           </w:tcPr>
           <w:p>
             <w:pPr>
-              <w:spacing w:after="0" w:line="375" w:lineRule="atLeast"/>
               <w:rPr>
                 <w:rFonts w:ascii="Inter" w:eastAsia="Times New Roman" w:hAnsi="Inter" w:cs="Times New Roman"/>
-                <w:sz w:val="23"/>
-                <w:szCs w:val="23"/>
+                <w:color w:val="0F1115"/>
+                <w:sz w:val="24"/>
+                <w:szCs w:val="24"/>
                 <w:lang w:eastAsia="es-AR"/>
               </w:rPr>
             </w:pPr>
             <w:r>
               <w:rPr>
-                <w:rFonts w:ascii="Inter" w:eastAsia="Times New Roman" w:hAnsi="Inter" w:cs="Times New Roman"/>
-                <w:sz w:val="23"/>
-                <w:szCs w:val="23"/>
-                <w:lang w:eastAsia="es-AR"/>
-              </w:rPr>
-              <w:t xml:space="preserve">Más de 2.000 productos; 300 proveedores; 120 colaboradores; 1.000+ </w:t>
-            </w:r>
-            <w:r>
-              <w:rPr>
-                <w:rFonts w:ascii="Inter" w:eastAsia="Times New Roman" w:hAnsi="Inter" w:cs="Times New Roman"/>
-                <w:sz w:val="23"/>
-                <w:szCs w:val="23"/>
-                <w:lang w:eastAsia="es-AR"/>
-              </w:rPr>
-              <w:lastRenderedPageBreak/>
-              <w:t>clientes; integra catering y papelera.</w:t>
+                <w:rFonts w:ascii="Arial" w:hAnsi="Arial" w:cs="Arial"/>
+                <w:color w:val="000000"/>
+                <w:sz w:val="23"/>
+                <w:szCs w:val="23"/>
+              </w:rPr>
+              <w:t>Más de 2.000 productos; 300 proveedores; 120 colaboradores; 1.000+ clientes; integra catering y papelera.</w:t>
             </w:r>
           </w:p>
         </w:tc>
         <w:tc>
           <w:tcPr>
-            <w:tcW w:w="0" w:type="auto"/>
-            <w:tcMar>
-              <w:top w:w="150" w:type="dxa"/>
-              <w:left w:w="240" w:type="dxa"/>
-              <w:bottom w:w="150" w:type="dxa"/>
-              <w:right w:w="0" w:type="dxa"/>
-            </w:tcMar>
+            <w:tcW w:w="4560" w:type="dxa"/>
             <w:vAlign w:val="center"/>
-            <w:hideMark/>
           </w:tcPr>
           <w:p>
             <w:pPr>
-              <w:spacing w:after="0" w:line="375" w:lineRule="atLeast"/>
               <w:rPr>
                 <w:rFonts w:ascii="Inter" w:eastAsia="Times New Roman" w:hAnsi="Inter" w:cs="Times New Roman"/>
-                <w:sz w:val="23"/>
-                <w:szCs w:val="23"/>
+                <w:color w:val="0F1115"/>
+                <w:sz w:val="24"/>
+                <w:szCs w:val="24"/>
                 <w:lang w:eastAsia="es-AR"/>
               </w:rPr>
             </w:pPr>
             <w:r>
               <w:rPr>
-                <w:rFonts w:ascii="Inter" w:eastAsia="Times New Roman" w:hAnsi="Inter" w:cs="Times New Roman"/>
-                <w:sz w:val="23"/>
-                <w:szCs w:val="23"/>
-                <w:lang w:eastAsia="es-AR"/>
-              </w:rPr>
-              <w:lastRenderedPageBreak/>
+                <w:rFonts w:ascii="Arial" w:hAnsi="Arial" w:cs="Arial"/>
+                <w:color w:val="000000"/>
+                <w:sz w:val="23"/>
+                <w:szCs w:val="23"/>
+              </w:rPr>
               <w:t>Escala operativa sustancialmente mayor; diversificación en categorías complementarias.</w:t>
             </w:r>
           </w:p>
@@ -1229,47 +1071,40 @@
       <w:tr>
         <w:tc>
           <w:tcPr>
-            <w:tcW w:w="0" w:type="auto"/>
-            <w:tcMar>
-              <w:top w:w="150" w:type="dxa"/>
-              <w:left w:w="0" w:type="dxa"/>
-              <w:bottom w:w="150" w:type="dxa"/>
-              <w:right w:w="240" w:type="dxa"/>
-            </w:tcMar>
+            <w:tcW w:w="2105" w:type="dxa"/>
             <w:vAlign w:val="center"/>
-            <w:hideMark/>
           </w:tcPr>
           <w:p>
             <w:pPr>
-              <w:spacing w:after="0" w:line="375" w:lineRule="atLeast"/>
               <w:rPr>
                 <w:rFonts w:ascii="Inter" w:eastAsia="Times New Roman" w:hAnsi="Inter" w:cs="Times New Roman"/>
-                <w:sz w:val="23"/>
-                <w:szCs w:val="23"/>
+                <w:color w:val="0F1115"/>
+                <w:sz w:val="24"/>
+                <w:szCs w:val="24"/>
                 <w:lang w:eastAsia="es-AR"/>
               </w:rPr>
             </w:pPr>
             <w:proofErr w:type="spellStart"/>
             <w:r>
               <w:rPr>
-                <w:rFonts w:ascii="Inter" w:eastAsia="Times New Roman" w:hAnsi="Inter" w:cs="Times New Roman"/>
+                <w:rFonts w:ascii="Arial" w:hAnsi="Arial" w:cs="Arial"/>
                 <w:b/>
                 <w:bCs/>
-                <w:sz w:val="23"/>
-                <w:szCs w:val="23"/>
-                <w:lang w:eastAsia="es-AR"/>
+                <w:color w:val="000000"/>
+                <w:sz w:val="23"/>
+                <w:szCs w:val="23"/>
               </w:rPr>
               <w:t>Treoland</w:t>
             </w:r>
             <w:proofErr w:type="spellEnd"/>
             <w:r>
               <w:rPr>
-                <w:rFonts w:ascii="Inter" w:eastAsia="Times New Roman" w:hAnsi="Inter" w:cs="Times New Roman"/>
+                <w:rFonts w:ascii="Arial" w:hAnsi="Arial" w:cs="Arial"/>
                 <w:b/>
                 <w:bCs/>
-                <w:sz w:val="23"/>
-                <w:szCs w:val="23"/>
-                <w:lang w:eastAsia="es-AR"/>
+                <w:color w:val="000000"/>
+                <w:sz w:val="23"/>
+                <w:szCs w:val="23"/>
               </w:rPr>
               <w:t xml:space="preserve"> S.A.</w:t>
             </w:r>
@@ -1277,32 +1112,25 @@
         </w:tc>
         <w:tc>
           <w:tcPr>
-            <w:tcW w:w="0" w:type="auto"/>
-            <w:tcMar>
-              <w:top w:w="150" w:type="dxa"/>
-              <w:left w:w="240" w:type="dxa"/>
-              <w:bottom w:w="150" w:type="dxa"/>
-              <w:right w:w="240" w:type="dxa"/>
-            </w:tcMar>
+            <w:tcW w:w="1495" w:type="dxa"/>
             <w:vAlign w:val="center"/>
-            <w:hideMark/>
           </w:tcPr>
           <w:p>
             <w:pPr>
-              <w:spacing w:after="0" w:line="375" w:lineRule="atLeast"/>
               <w:rPr>
                 <w:rFonts w:ascii="Inter" w:eastAsia="Times New Roman" w:hAnsi="Inter" w:cs="Times New Roman"/>
-                <w:sz w:val="23"/>
-                <w:szCs w:val="23"/>
+                <w:color w:val="0F1115"/>
+                <w:sz w:val="24"/>
+                <w:szCs w:val="24"/>
                 <w:lang w:eastAsia="es-AR"/>
               </w:rPr>
             </w:pPr>
             <w:r>
               <w:rPr>
-                <w:rFonts w:ascii="Inter" w:eastAsia="Times New Roman" w:hAnsi="Inter" w:cs="Times New Roman"/>
-                <w:sz w:val="23"/>
-                <w:szCs w:val="23"/>
-                <w:lang w:eastAsia="es-AR"/>
+                <w:rFonts w:ascii="Arial" w:hAnsi="Arial" w:cs="Arial"/>
+                <w:color w:val="000000"/>
+                <w:sz w:val="23"/>
+                <w:szCs w:val="23"/>
               </w:rPr>
               <w:t>Capital Federal</w:t>
             </w:r>
@@ -1310,32 +1138,25 @@
         </w:tc>
         <w:tc>
           <w:tcPr>
-            <w:tcW w:w="0" w:type="auto"/>
-            <w:tcMar>
-              <w:top w:w="150" w:type="dxa"/>
-              <w:left w:w="240" w:type="dxa"/>
-              <w:bottom w:w="150" w:type="dxa"/>
-              <w:right w:w="240" w:type="dxa"/>
-            </w:tcMar>
+            <w:tcW w:w="1807" w:type="dxa"/>
             <w:vAlign w:val="center"/>
-            <w:hideMark/>
           </w:tcPr>
           <w:p>
             <w:pPr>
-              <w:spacing w:after="0" w:line="375" w:lineRule="atLeast"/>
               <w:rPr>
                 <w:rFonts w:ascii="Inter" w:eastAsia="Times New Roman" w:hAnsi="Inter" w:cs="Times New Roman"/>
-                <w:sz w:val="23"/>
-                <w:szCs w:val="23"/>
+                <w:color w:val="0F1115"/>
+                <w:sz w:val="24"/>
+                <w:szCs w:val="24"/>
                 <w:lang w:eastAsia="es-AR"/>
               </w:rPr>
             </w:pPr>
             <w:r>
               <w:rPr>
-                <w:rFonts w:ascii="Inter" w:eastAsia="Times New Roman" w:hAnsi="Inter" w:cs="Times New Roman"/>
-                <w:sz w:val="23"/>
-                <w:szCs w:val="23"/>
-                <w:lang w:eastAsia="es-AR"/>
+                <w:rFonts w:ascii="Arial" w:hAnsi="Arial" w:cs="Arial"/>
+                <w:color w:val="000000"/>
+                <w:sz w:val="23"/>
+                <w:szCs w:val="23"/>
               </w:rPr>
               <w:t>No declarada</w:t>
             </w:r>
@@ -1343,32 +1164,25 @@
         </w:tc>
         <w:tc>
           <w:tcPr>
-            <w:tcW w:w="0" w:type="auto"/>
-            <w:tcMar>
-              <w:top w:w="150" w:type="dxa"/>
-              <w:left w:w="240" w:type="dxa"/>
-              <w:bottom w:w="150" w:type="dxa"/>
-              <w:right w:w="240" w:type="dxa"/>
-            </w:tcMar>
+            <w:tcW w:w="4062" w:type="dxa"/>
             <w:vAlign w:val="center"/>
-            <w:hideMark/>
           </w:tcPr>
           <w:p>
             <w:pPr>
-              <w:spacing w:after="0" w:line="375" w:lineRule="atLeast"/>
               <w:rPr>
                 <w:rFonts w:ascii="Inter" w:eastAsia="Times New Roman" w:hAnsi="Inter" w:cs="Times New Roman"/>
-                <w:sz w:val="23"/>
-                <w:szCs w:val="23"/>
+                <w:color w:val="0F1115"/>
+                <w:sz w:val="24"/>
+                <w:szCs w:val="24"/>
                 <w:lang w:eastAsia="es-AR"/>
               </w:rPr>
             </w:pPr>
             <w:r>
               <w:rPr>
-                <w:rFonts w:ascii="Inter" w:eastAsia="Times New Roman" w:hAnsi="Inter" w:cs="Times New Roman"/>
-                <w:sz w:val="23"/>
-                <w:szCs w:val="23"/>
-                <w:lang w:eastAsia="es-AR"/>
+                <w:rFonts w:ascii="Arial" w:hAnsi="Arial" w:cs="Arial"/>
+                <w:color w:val="000000"/>
+                <w:sz w:val="23"/>
+                <w:szCs w:val="23"/>
               </w:rPr>
               <w:t>Cadena de autoservicio mayorista; 9 sucursales nacionales; comercializa limpieza, perfumería y cosmética.</w:t>
             </w:r>
@@ -1376,32 +1190,25 @@
         </w:tc>
         <w:tc>
           <w:tcPr>
-            <w:tcW w:w="0" w:type="auto"/>
-            <w:tcMar>
-              <w:top w:w="150" w:type="dxa"/>
-              <w:left w:w="240" w:type="dxa"/>
-              <w:bottom w:w="150" w:type="dxa"/>
-              <w:right w:w="0" w:type="dxa"/>
-            </w:tcMar>
+            <w:tcW w:w="4560" w:type="dxa"/>
             <w:vAlign w:val="center"/>
-            <w:hideMark/>
           </w:tcPr>
           <w:p>
             <w:pPr>
-              <w:spacing w:after="0" w:line="375" w:lineRule="atLeast"/>
               <w:rPr>
                 <w:rFonts w:ascii="Inter" w:eastAsia="Times New Roman" w:hAnsi="Inter" w:cs="Times New Roman"/>
-                <w:sz w:val="23"/>
-                <w:szCs w:val="23"/>
+                <w:color w:val="0F1115"/>
+                <w:sz w:val="24"/>
+                <w:szCs w:val="24"/>
                 <w:lang w:eastAsia="es-AR"/>
               </w:rPr>
             </w:pPr>
             <w:r>
               <w:rPr>
-                <w:rFonts w:ascii="Inter" w:eastAsia="Times New Roman" w:hAnsi="Inter" w:cs="Times New Roman"/>
-                <w:sz w:val="23"/>
-                <w:szCs w:val="23"/>
-                <w:lang w:eastAsia="es-AR"/>
+                <w:rFonts w:ascii="Arial" w:hAnsi="Arial" w:cs="Arial"/>
+                <w:color w:val="000000"/>
+                <w:sz w:val="23"/>
+                <w:szCs w:val="23"/>
               </w:rPr>
               <w:t>Formato diferente (autoservicio vs. distribución tradicional).</w:t>
             </w:r>
@@ -1411,69 +1218,53 @@
       <w:tr>
         <w:tc>
           <w:tcPr>
-            <w:tcW w:w="0" w:type="auto"/>
-            <w:tcMar>
-              <w:top w:w="150" w:type="dxa"/>
-              <w:left w:w="0" w:type="dxa"/>
-              <w:bottom w:w="150" w:type="dxa"/>
-              <w:right w:w="240" w:type="dxa"/>
-            </w:tcMar>
+            <w:tcW w:w="2105" w:type="dxa"/>
             <w:vAlign w:val="center"/>
-            <w:hideMark/>
           </w:tcPr>
           <w:p>
             <w:pPr>
-              <w:spacing w:after="0" w:line="375" w:lineRule="atLeast"/>
               <w:rPr>
                 <w:rFonts w:ascii="Inter" w:eastAsia="Times New Roman" w:hAnsi="Inter" w:cs="Times New Roman"/>
-                <w:sz w:val="23"/>
-                <w:szCs w:val="23"/>
+                <w:color w:val="0F1115"/>
+                <w:sz w:val="24"/>
+                <w:szCs w:val="24"/>
                 <w:lang w:eastAsia="es-AR"/>
               </w:rPr>
             </w:pPr>
-            <w:proofErr w:type="spellStart"/>
-            <w:r>
-              <w:rPr>
-                <w:rFonts w:ascii="Inter" w:eastAsia="Times New Roman" w:hAnsi="Inter" w:cs="Times New Roman"/>
+            <w:r>
+              <w:rPr>
+                <w:rFonts w:ascii="Arial" w:hAnsi="Arial" w:cs="Arial"/>
                 <w:b/>
                 <w:bCs/>
-                <w:sz w:val="23"/>
-                <w:szCs w:val="23"/>
-                <w:lang w:eastAsia="es-AR"/>
+                <w:color w:val="000000"/>
+                <w:sz w:val="23"/>
+                <w:szCs w:val="23"/>
               </w:rPr>
               <w:t>Sina</w:t>
             </w:r>
-            <w:proofErr w:type="spellEnd"/>
           </w:p>
         </w:tc>
         <w:tc>
           <w:tcPr>
-            <w:tcW w:w="0" w:type="auto"/>
-            <w:tcMar>
-              <w:top w:w="150" w:type="dxa"/>
-              <w:left w:w="240" w:type="dxa"/>
-              <w:bottom w:w="150" w:type="dxa"/>
-              <w:right w:w="240" w:type="dxa"/>
-            </w:tcMar>
+            <w:tcW w:w="1495" w:type="dxa"/>
             <w:vAlign w:val="center"/>
-            <w:hideMark/>
           </w:tcPr>
           <w:p>
             <w:pPr>
-              <w:spacing w:after="0" w:line="375" w:lineRule="atLeast"/>
               <w:rPr>
                 <w:rFonts w:ascii="Inter" w:eastAsia="Times New Roman" w:hAnsi="Inter" w:cs="Times New Roman"/>
-                <w:sz w:val="23"/>
-                <w:szCs w:val="23"/>
+                <w:color w:val="0F1115"/>
+                <w:sz w:val="24"/>
+                <w:szCs w:val="24"/>
                 <w:lang w:eastAsia="es-AR"/>
               </w:rPr>
             </w:pPr>
             <w:r>
               <w:rPr>
-                <w:rFonts w:ascii="Inter" w:eastAsia="Times New Roman" w:hAnsi="Inter" w:cs="Times New Roman"/>
-                <w:sz w:val="23"/>
-                <w:szCs w:val="23"/>
-                <w:lang w:eastAsia="es-AR"/>
+                <w:rFonts w:ascii="Arial" w:hAnsi="Arial" w:cs="Arial"/>
+                <w:color w:val="000000"/>
+                <w:sz w:val="23"/>
+                <w:szCs w:val="23"/>
               </w:rPr>
               <w:t>Nacional</w:t>
             </w:r>
@@ -1481,32 +1272,25 @@
         </w:tc>
         <w:tc>
           <w:tcPr>
-            <w:tcW w:w="0" w:type="auto"/>
-            <w:tcMar>
-              <w:top w:w="150" w:type="dxa"/>
-              <w:left w:w="240" w:type="dxa"/>
-              <w:bottom w:w="150" w:type="dxa"/>
-              <w:right w:w="240" w:type="dxa"/>
-            </w:tcMar>
+            <w:tcW w:w="1807" w:type="dxa"/>
             <w:vAlign w:val="center"/>
-            <w:hideMark/>
           </w:tcPr>
           <w:p>
             <w:pPr>
-              <w:spacing w:after="0" w:line="375" w:lineRule="atLeast"/>
               <w:rPr>
                 <w:rFonts w:ascii="Inter" w:eastAsia="Times New Roman" w:hAnsi="Inter" w:cs="Times New Roman"/>
-                <w:sz w:val="23"/>
-                <w:szCs w:val="23"/>
+                <w:color w:val="0F1115"/>
+                <w:sz w:val="24"/>
+                <w:szCs w:val="24"/>
                 <w:lang w:eastAsia="es-AR"/>
               </w:rPr>
             </w:pPr>
             <w:r>
               <w:rPr>
-                <w:rFonts w:ascii="Inter" w:eastAsia="Times New Roman" w:hAnsi="Inter" w:cs="Times New Roman"/>
-                <w:sz w:val="23"/>
-                <w:szCs w:val="23"/>
-                <w:lang w:eastAsia="es-AR"/>
+                <w:rFonts w:ascii="Arial" w:hAnsi="Arial" w:cs="Arial"/>
+                <w:color w:val="000000"/>
+                <w:sz w:val="23"/>
+                <w:szCs w:val="23"/>
               </w:rPr>
               <w:t>No declarada</w:t>
             </w:r>
@@ -1514,32 +1298,25 @@
         </w:tc>
         <w:tc>
           <w:tcPr>
-            <w:tcW w:w="0" w:type="auto"/>
-            <w:tcMar>
-              <w:top w:w="150" w:type="dxa"/>
-              <w:left w:w="240" w:type="dxa"/>
-              <w:bottom w:w="150" w:type="dxa"/>
-              <w:right w:w="240" w:type="dxa"/>
-            </w:tcMar>
+            <w:tcW w:w="4062" w:type="dxa"/>
             <w:vAlign w:val="center"/>
-            <w:hideMark/>
           </w:tcPr>
           <w:p>
             <w:pPr>
-              <w:spacing w:after="0" w:line="375" w:lineRule="atLeast"/>
               <w:rPr>
                 <w:rFonts w:ascii="Inter" w:eastAsia="Times New Roman" w:hAnsi="Inter" w:cs="Times New Roman"/>
-                <w:sz w:val="23"/>
-                <w:szCs w:val="23"/>
+                <w:color w:val="0F1115"/>
+                <w:sz w:val="24"/>
+                <w:szCs w:val="24"/>
                 <w:lang w:eastAsia="es-AR"/>
               </w:rPr>
             </w:pPr>
             <w:r>
               <w:rPr>
-                <w:rFonts w:ascii="Inter" w:eastAsia="Times New Roman" w:hAnsi="Inter" w:cs="Times New Roman"/>
-                <w:sz w:val="23"/>
-                <w:szCs w:val="23"/>
-                <w:lang w:eastAsia="es-AR"/>
+                <w:rFonts w:ascii="Arial" w:hAnsi="Arial" w:cs="Arial"/>
+                <w:color w:val="000000"/>
+                <w:sz w:val="23"/>
+                <w:szCs w:val="23"/>
               </w:rPr>
               <w:t>Fábrica y distribuidora mayorista de limpieza y bazar; venta online con pedidos digitales.</w:t>
             </w:r>
@@ -1547,32 +1324,25 @@
         </w:tc>
         <w:tc>
           <w:tcPr>
-            <w:tcW w:w="0" w:type="auto"/>
-            <w:tcMar>
-              <w:top w:w="150" w:type="dxa"/>
-              <w:left w:w="240" w:type="dxa"/>
-              <w:bottom w:w="150" w:type="dxa"/>
-              <w:right w:w="0" w:type="dxa"/>
-            </w:tcMar>
+            <w:tcW w:w="4560" w:type="dxa"/>
             <w:vAlign w:val="center"/>
-            <w:hideMark/>
           </w:tcPr>
           <w:p>
             <w:pPr>
-              <w:spacing w:after="0" w:line="375" w:lineRule="atLeast"/>
               <w:rPr>
                 <w:rFonts w:ascii="Inter" w:eastAsia="Times New Roman" w:hAnsi="Inter" w:cs="Times New Roman"/>
-                <w:sz w:val="23"/>
-                <w:szCs w:val="23"/>
+                <w:color w:val="0F1115"/>
+                <w:sz w:val="24"/>
+                <w:szCs w:val="24"/>
                 <w:lang w:eastAsia="es-AR"/>
               </w:rPr>
             </w:pPr>
             <w:r>
               <w:rPr>
-                <w:rFonts w:ascii="Inter" w:eastAsia="Times New Roman" w:hAnsi="Inter" w:cs="Times New Roman"/>
-                <w:sz w:val="23"/>
-                <w:szCs w:val="23"/>
-                <w:lang w:eastAsia="es-AR"/>
+                <w:rFonts w:ascii="Arial" w:hAnsi="Arial" w:cs="Arial"/>
+                <w:color w:val="000000"/>
+                <w:sz w:val="23"/>
+                <w:szCs w:val="23"/>
               </w:rPr>
               <w:t>Integración vertical (fabricación/distribución) más avanzada digitalmente.</w:t>
             </w:r>
@@ -1582,34 +1352,27 @@
       <w:tr>
         <w:tc>
           <w:tcPr>
-            <w:tcW w:w="0" w:type="auto"/>
-            <w:tcMar>
-              <w:top w:w="150" w:type="dxa"/>
-              <w:left w:w="0" w:type="dxa"/>
-              <w:bottom w:w="150" w:type="dxa"/>
-              <w:right w:w="240" w:type="dxa"/>
-            </w:tcMar>
+            <w:tcW w:w="2105" w:type="dxa"/>
             <w:vAlign w:val="center"/>
-            <w:hideMark/>
           </w:tcPr>
           <w:p>
             <w:pPr>
-              <w:spacing w:after="0" w:line="375" w:lineRule="atLeast"/>
               <w:rPr>
                 <w:rFonts w:ascii="Inter" w:eastAsia="Times New Roman" w:hAnsi="Inter" w:cs="Times New Roman"/>
-                <w:sz w:val="23"/>
-                <w:szCs w:val="23"/>
+                <w:color w:val="0F1115"/>
+                <w:sz w:val="24"/>
+                <w:szCs w:val="24"/>
                 <w:lang w:eastAsia="es-AR"/>
               </w:rPr>
             </w:pPr>
             <w:r>
               <w:rPr>
-                <w:rFonts w:ascii="Inter" w:eastAsia="Times New Roman" w:hAnsi="Inter" w:cs="Times New Roman"/>
+                <w:rFonts w:ascii="Arial" w:hAnsi="Arial" w:cs="Arial"/>
                 <w:b/>
                 <w:bCs/>
-                <w:sz w:val="23"/>
-                <w:szCs w:val="23"/>
-                <w:lang w:eastAsia="es-AR"/>
+                <w:color w:val="000000"/>
+                <w:sz w:val="23"/>
+                <w:szCs w:val="23"/>
               </w:rPr>
               <w:t>Compre Ahora (plataforma)</w:t>
             </w:r>
@@ -1617,32 +1380,25 @@
         </w:tc>
         <w:tc>
           <w:tcPr>
-            <w:tcW w:w="0" w:type="auto"/>
-            <w:tcMar>
-              <w:top w:w="150" w:type="dxa"/>
-              <w:left w:w="240" w:type="dxa"/>
-              <w:bottom w:w="150" w:type="dxa"/>
-              <w:right w:w="240" w:type="dxa"/>
-            </w:tcMar>
+            <w:tcW w:w="1495" w:type="dxa"/>
             <w:vAlign w:val="center"/>
-            <w:hideMark/>
           </w:tcPr>
           <w:p>
             <w:pPr>
-              <w:spacing w:after="0" w:line="375" w:lineRule="atLeast"/>
               <w:rPr>
                 <w:rFonts w:ascii="Inter" w:eastAsia="Times New Roman" w:hAnsi="Inter" w:cs="Times New Roman"/>
-                <w:sz w:val="23"/>
-                <w:szCs w:val="23"/>
+                <w:color w:val="0F1115"/>
+                <w:sz w:val="24"/>
+                <w:szCs w:val="24"/>
                 <w:lang w:eastAsia="es-AR"/>
               </w:rPr>
             </w:pPr>
             <w:r>
               <w:rPr>
-                <w:rFonts w:ascii="Inter" w:eastAsia="Times New Roman" w:hAnsi="Inter" w:cs="Times New Roman"/>
-                <w:sz w:val="23"/>
-                <w:szCs w:val="23"/>
-                <w:lang w:eastAsia="es-AR"/>
+                <w:rFonts w:ascii="Arial" w:hAnsi="Arial" w:cs="Arial"/>
+                <w:color w:val="000000"/>
+                <w:sz w:val="23"/>
+                <w:szCs w:val="23"/>
               </w:rPr>
               <w:t>Plataforma B2B (Buenos Aires)</w:t>
             </w:r>
@@ -1650,32 +1406,25 @@
         </w:tc>
         <w:tc>
           <w:tcPr>
-            <w:tcW w:w="0" w:type="auto"/>
-            <w:tcMar>
-              <w:top w:w="150" w:type="dxa"/>
-              <w:left w:w="240" w:type="dxa"/>
-              <w:bottom w:w="150" w:type="dxa"/>
-              <w:right w:w="240" w:type="dxa"/>
-            </w:tcMar>
+            <w:tcW w:w="1807" w:type="dxa"/>
             <w:vAlign w:val="center"/>
-            <w:hideMark/>
           </w:tcPr>
           <w:p>
             <w:pPr>
-              <w:spacing w:after="0" w:line="375" w:lineRule="atLeast"/>
               <w:rPr>
                 <w:rFonts w:ascii="Inter" w:eastAsia="Times New Roman" w:hAnsi="Inter" w:cs="Times New Roman"/>
-                <w:sz w:val="23"/>
-                <w:szCs w:val="23"/>
+                <w:color w:val="0F1115"/>
+                <w:sz w:val="24"/>
+                <w:szCs w:val="24"/>
                 <w:lang w:eastAsia="es-AR"/>
               </w:rPr>
             </w:pPr>
             <w:r>
               <w:rPr>
-                <w:rFonts w:ascii="Inter" w:eastAsia="Times New Roman" w:hAnsi="Inter" w:cs="Times New Roman"/>
-                <w:sz w:val="23"/>
-                <w:szCs w:val="23"/>
-                <w:lang w:eastAsia="es-AR"/>
+                <w:rFonts w:ascii="Arial" w:hAnsi="Arial" w:cs="Arial"/>
+                <w:color w:val="000000"/>
+                <w:sz w:val="23"/>
+                <w:szCs w:val="23"/>
               </w:rPr>
               <w:t>No declarada</w:t>
             </w:r>
@@ -1683,97 +1432,71 @@
         </w:tc>
         <w:tc>
           <w:tcPr>
-            <w:tcW w:w="0" w:type="auto"/>
-            <w:tcMar>
-              <w:top w:w="150" w:type="dxa"/>
-              <w:left w:w="240" w:type="dxa"/>
-              <w:bottom w:w="150" w:type="dxa"/>
-              <w:right w:w="240" w:type="dxa"/>
-            </w:tcMar>
+            <w:tcW w:w="4062" w:type="dxa"/>
             <w:vAlign w:val="center"/>
-            <w:hideMark/>
           </w:tcPr>
           <w:p>
             <w:pPr>
-              <w:spacing w:after="0" w:line="375" w:lineRule="atLeast"/>
               <w:rPr>
                 <w:rFonts w:ascii="Inter" w:eastAsia="Times New Roman" w:hAnsi="Inter" w:cs="Times New Roman"/>
-                <w:sz w:val="23"/>
-                <w:szCs w:val="23"/>
+                <w:color w:val="0F1115"/>
+                <w:sz w:val="24"/>
+                <w:szCs w:val="24"/>
                 <w:lang w:eastAsia="es-AR"/>
               </w:rPr>
             </w:pPr>
             <w:r>
               <w:rPr>
-                <w:rFonts w:ascii="Inter" w:eastAsia="Times New Roman" w:hAnsi="Inter" w:cs="Times New Roman"/>
-                <w:sz w:val="23"/>
-                <w:szCs w:val="23"/>
-                <w:lang w:eastAsia="es-AR"/>
-              </w:rPr>
-              <w:t xml:space="preserve">Plataforma digital mayorista; alianza con </w:t>
-            </w:r>
-            <w:r>
-              <w:rPr>
-                <w:rFonts w:ascii="Inter" w:eastAsia="Times New Roman" w:hAnsi="Inter" w:cs="Times New Roman"/>
-                <w:sz w:val="23"/>
-                <w:szCs w:val="23"/>
-                <w:lang w:eastAsia="es-AR"/>
-              </w:rPr>
-              <w:lastRenderedPageBreak/>
-              <w:t>Fiorentina para limpieza; pedidos 100% online.</w:t>
+                <w:rFonts w:ascii="Arial" w:hAnsi="Arial" w:cs="Arial"/>
+                <w:color w:val="000000"/>
+                <w:sz w:val="23"/>
+                <w:szCs w:val="23"/>
+              </w:rPr>
+              <w:t>Plataforma digital mayorista; alianza con Fiorentina para limpieza; pedidos 100% online.</w:t>
             </w:r>
           </w:p>
         </w:tc>
         <w:tc>
           <w:tcPr>
-            <w:tcW w:w="0" w:type="auto"/>
-            <w:tcMar>
-              <w:top w:w="150" w:type="dxa"/>
-              <w:left w:w="240" w:type="dxa"/>
-              <w:bottom w:w="150" w:type="dxa"/>
-              <w:right w:w="0" w:type="dxa"/>
-            </w:tcMar>
+            <w:tcW w:w="4560" w:type="dxa"/>
             <w:vAlign w:val="center"/>
-            <w:hideMark/>
           </w:tcPr>
           <w:p>
             <w:pPr>
-              <w:spacing w:after="0" w:line="375" w:lineRule="atLeast"/>
               <w:rPr>
                 <w:rFonts w:ascii="Inter" w:eastAsia="Times New Roman" w:hAnsi="Inter" w:cs="Times New Roman"/>
-                <w:sz w:val="23"/>
-                <w:szCs w:val="23"/>
+                <w:color w:val="0F1115"/>
+                <w:sz w:val="24"/>
+                <w:szCs w:val="24"/>
                 <w:lang w:eastAsia="es-AR"/>
               </w:rPr>
             </w:pPr>
             <w:r>
               <w:rPr>
-                <w:rFonts w:ascii="Inter" w:eastAsia="Times New Roman" w:hAnsi="Inter" w:cs="Times New Roman"/>
-                <w:sz w:val="23"/>
-                <w:szCs w:val="23"/>
-                <w:lang w:eastAsia="es-AR"/>
-              </w:rPr>
-              <w:lastRenderedPageBreak/>
+                <w:rFonts w:ascii="Arial" w:hAnsi="Arial" w:cs="Arial"/>
+                <w:color w:val="000000"/>
+                <w:sz w:val="23"/>
+                <w:szCs w:val="23"/>
+              </w:rPr>
               <w:t xml:space="preserve">Modelo digital puro; posee sistemas integrados que </w:t>
             </w:r>
             <w:proofErr w:type="spellStart"/>
             <w:r>
               <w:rPr>
-                <w:rFonts w:ascii="Inter" w:eastAsia="Times New Roman" w:hAnsi="Inter" w:cs="Times New Roman"/>
-                <w:sz w:val="23"/>
-                <w:szCs w:val="23"/>
-                <w:lang w:eastAsia="es-AR"/>
-              </w:rPr>
-              <w:lastRenderedPageBreak/>
+                <w:rFonts w:ascii="Arial" w:hAnsi="Arial" w:cs="Arial"/>
+                <w:color w:val="000000"/>
+                <w:sz w:val="23"/>
+                <w:szCs w:val="23"/>
+              </w:rPr>
               <w:t>TodoStock</w:t>
             </w:r>
             <w:proofErr w:type="spellEnd"/>
             <w:r>
               <w:rPr>
-                <w:rFonts w:ascii="Inter" w:eastAsia="Times New Roman" w:hAnsi="Inter" w:cs="Times New Roman"/>
-                <w:sz w:val="23"/>
-                <w:szCs w:val="23"/>
-                <w:lang w:eastAsia="es-AR"/>
+                <w:rFonts w:ascii="Arial" w:hAnsi="Arial" w:cs="Arial"/>
+                <w:color w:val="000000"/>
+                <w:sz w:val="23"/>
+                <w:szCs w:val="23"/>
               </w:rPr>
               <w:t xml:space="preserve"> necesita adoptar.</w:t>
             </w:r>
@@ -1783,37 +1506,30 @@
       <w:tr>
         <w:tc>
           <w:tcPr>
-            <w:tcW w:w="0" w:type="auto"/>
-            <w:tcMar>
-              <w:top w:w="150" w:type="dxa"/>
-              <w:left w:w="0" w:type="dxa"/>
-              <w:bottom w:w="150" w:type="dxa"/>
-              <w:right w:w="240" w:type="dxa"/>
-            </w:tcMar>
+            <w:tcW w:w="2105" w:type="dxa"/>
             <w:vAlign w:val="center"/>
-            <w:hideMark/>
           </w:tcPr>
           <w:p>
             <w:pPr>
-              <w:spacing w:after="0" w:line="375" w:lineRule="atLeast"/>
+              <w:jc w:val="center"/>
               <w:rPr>
                 <w:rFonts w:ascii="Inter" w:eastAsia="Times New Roman" w:hAnsi="Inter" w:cs="Times New Roman"/>
-                <w:sz w:val="23"/>
-                <w:szCs w:val="23"/>
+                <w:color w:val="0F1115"/>
+                <w:sz w:val="24"/>
+                <w:szCs w:val="24"/>
                 <w:lang w:eastAsia="es-AR"/>
               </w:rPr>
             </w:pPr>
             <w:proofErr w:type="spellStart"/>
             <w:r>
               <w:rPr>
-                <w:rFonts w:ascii="Inter" w:eastAsia="Times New Roman" w:hAnsi="Inter" w:cs="Times New Roman"/>
+                <w:rFonts w:ascii="Arial" w:hAnsi="Arial" w:cs="Arial"/>
                 <w:b/>
                 <w:bCs/>
-                <w:sz w:val="23"/>
-                <w:szCs w:val="23"/>
-                <w:lang w:eastAsia="es-AR"/>
-              </w:rPr>
-              <w:lastRenderedPageBreak/>
+                <w:color w:val="000000"/>
+                <w:sz w:val="23"/>
+                <w:szCs w:val="23"/>
+              </w:rPr>
               <w:t>Distriecosa</w:t>
             </w:r>
             <w:proofErr w:type="spellEnd"/>
@@ -1821,32 +1537,25 @@
         </w:tc>
         <w:tc>
           <w:tcPr>
-            <w:tcW w:w="0" w:type="auto"/>
-            <w:tcMar>
-              <w:top w:w="150" w:type="dxa"/>
-              <w:left w:w="240" w:type="dxa"/>
-              <w:bottom w:w="150" w:type="dxa"/>
-              <w:right w:w="240" w:type="dxa"/>
-            </w:tcMar>
+            <w:tcW w:w="1495" w:type="dxa"/>
             <w:vAlign w:val="center"/>
-            <w:hideMark/>
           </w:tcPr>
           <w:p>
             <w:pPr>
-              <w:spacing w:after="0" w:line="375" w:lineRule="atLeast"/>
               <w:rPr>
                 <w:rFonts w:ascii="Inter" w:eastAsia="Times New Roman" w:hAnsi="Inter" w:cs="Times New Roman"/>
-                <w:sz w:val="23"/>
-                <w:szCs w:val="23"/>
+                <w:color w:val="0F1115"/>
+                <w:sz w:val="24"/>
+                <w:szCs w:val="24"/>
                 <w:lang w:eastAsia="es-AR"/>
               </w:rPr>
             </w:pPr>
             <w:r>
               <w:rPr>
-                <w:rFonts w:ascii="Inter" w:eastAsia="Times New Roman" w:hAnsi="Inter" w:cs="Times New Roman"/>
-                <w:sz w:val="23"/>
-                <w:szCs w:val="23"/>
-                <w:lang w:eastAsia="es-AR"/>
+                <w:rFonts w:ascii="Arial" w:hAnsi="Arial" w:cs="Arial"/>
+                <w:color w:val="000000"/>
+                <w:sz w:val="23"/>
+                <w:szCs w:val="23"/>
               </w:rPr>
               <w:t>Nacional</w:t>
             </w:r>
@@ -1854,32 +1563,25 @@
         </w:tc>
         <w:tc>
           <w:tcPr>
-            <w:tcW w:w="0" w:type="auto"/>
-            <w:tcMar>
-              <w:top w:w="150" w:type="dxa"/>
-              <w:left w:w="240" w:type="dxa"/>
-              <w:bottom w:w="150" w:type="dxa"/>
-              <w:right w:w="240" w:type="dxa"/>
-            </w:tcMar>
+            <w:tcW w:w="1807" w:type="dxa"/>
             <w:vAlign w:val="center"/>
-            <w:hideMark/>
           </w:tcPr>
           <w:p>
             <w:pPr>
-              <w:spacing w:after="0" w:line="375" w:lineRule="atLeast"/>
               <w:rPr>
                 <w:rFonts w:ascii="Inter" w:eastAsia="Times New Roman" w:hAnsi="Inter" w:cs="Times New Roman"/>
-                <w:sz w:val="23"/>
-                <w:szCs w:val="23"/>
+                <w:color w:val="0F1115"/>
+                <w:sz w:val="24"/>
+                <w:szCs w:val="24"/>
                 <w:lang w:eastAsia="es-AR"/>
               </w:rPr>
             </w:pPr>
             <w:r>
               <w:rPr>
-                <w:rFonts w:ascii="Inter" w:eastAsia="Times New Roman" w:hAnsi="Inter" w:cs="Times New Roman"/>
-                <w:sz w:val="23"/>
-                <w:szCs w:val="23"/>
-                <w:lang w:eastAsia="es-AR"/>
+                <w:rFonts w:ascii="Arial" w:hAnsi="Arial" w:cs="Arial"/>
+                <w:color w:val="000000"/>
+                <w:sz w:val="23"/>
+                <w:szCs w:val="23"/>
               </w:rPr>
               <w:t>No declarada</w:t>
             </w:r>
@@ -1887,32 +1589,25 @@
         </w:tc>
         <w:tc>
           <w:tcPr>
-            <w:tcW w:w="0" w:type="auto"/>
-            <w:tcMar>
-              <w:top w:w="150" w:type="dxa"/>
-              <w:left w:w="240" w:type="dxa"/>
-              <w:bottom w:w="150" w:type="dxa"/>
-              <w:right w:w="240" w:type="dxa"/>
-            </w:tcMar>
+            <w:tcW w:w="4062" w:type="dxa"/>
             <w:vAlign w:val="center"/>
-            <w:hideMark/>
           </w:tcPr>
           <w:p>
             <w:pPr>
-              <w:spacing w:after="0" w:line="375" w:lineRule="atLeast"/>
               <w:rPr>
                 <w:rFonts w:ascii="Inter" w:eastAsia="Times New Roman" w:hAnsi="Inter" w:cs="Times New Roman"/>
-                <w:sz w:val="23"/>
-                <w:szCs w:val="23"/>
+                <w:color w:val="0F1115"/>
+                <w:sz w:val="24"/>
+                <w:szCs w:val="24"/>
                 <w:lang w:eastAsia="es-AR"/>
               </w:rPr>
             </w:pPr>
             <w:r>
               <w:rPr>
-                <w:rFonts w:ascii="Inter" w:eastAsia="Times New Roman" w:hAnsi="Inter" w:cs="Times New Roman"/>
-                <w:sz w:val="23"/>
-                <w:szCs w:val="23"/>
-                <w:lang w:eastAsia="es-AR"/>
+                <w:rFonts w:ascii="Arial" w:hAnsi="Arial" w:cs="Arial"/>
+                <w:color w:val="000000"/>
+                <w:sz w:val="23"/>
+                <w:szCs w:val="23"/>
               </w:rPr>
               <w:t>Distribuidores de insumos profesionales; 500+ clientes nacionales.</w:t>
             </w:r>
@@ -1920,52 +1615,45 @@
         </w:tc>
         <w:tc>
           <w:tcPr>
-            <w:tcW w:w="0" w:type="auto"/>
-            <w:tcMar>
-              <w:top w:w="150" w:type="dxa"/>
-              <w:left w:w="240" w:type="dxa"/>
-              <w:bottom w:w="150" w:type="dxa"/>
-              <w:right w:w="0" w:type="dxa"/>
-            </w:tcMar>
+            <w:tcW w:w="4560" w:type="dxa"/>
             <w:vAlign w:val="center"/>
-            <w:hideMark/>
           </w:tcPr>
           <w:p>
             <w:pPr>
-              <w:spacing w:after="0" w:line="375" w:lineRule="atLeast"/>
               <w:rPr>
                 <w:rFonts w:ascii="Inter" w:eastAsia="Times New Roman" w:hAnsi="Inter" w:cs="Times New Roman"/>
-                <w:sz w:val="23"/>
-                <w:szCs w:val="23"/>
+                <w:color w:val="0F1115"/>
+                <w:sz w:val="24"/>
+                <w:szCs w:val="24"/>
                 <w:lang w:eastAsia="es-AR"/>
               </w:rPr>
             </w:pPr>
             <w:r>
               <w:rPr>
-                <w:rFonts w:ascii="Inter" w:eastAsia="Times New Roman" w:hAnsi="Inter" w:cs="Times New Roman"/>
-                <w:sz w:val="23"/>
-                <w:szCs w:val="23"/>
-                <w:lang w:eastAsia="es-AR"/>
+                <w:rFonts w:ascii="Arial" w:hAnsi="Arial" w:cs="Arial"/>
+                <w:color w:val="000000"/>
+                <w:sz w:val="23"/>
+                <w:szCs w:val="23"/>
               </w:rPr>
               <w:t xml:space="preserve">Escala comparable o ligeramente mayor a la definida para </w:t>
             </w:r>
             <w:proofErr w:type="spellStart"/>
             <w:r>
               <w:rPr>
-                <w:rFonts w:ascii="Inter" w:eastAsia="Times New Roman" w:hAnsi="Inter" w:cs="Times New Roman"/>
-                <w:sz w:val="23"/>
-                <w:szCs w:val="23"/>
-                <w:lang w:eastAsia="es-AR"/>
+                <w:rFonts w:ascii="Arial" w:hAnsi="Arial" w:cs="Arial"/>
+                <w:color w:val="000000"/>
+                <w:sz w:val="23"/>
+                <w:szCs w:val="23"/>
               </w:rPr>
               <w:t>TodoStock</w:t>
             </w:r>
             <w:proofErr w:type="spellEnd"/>
             <w:r>
               <w:rPr>
-                <w:rFonts w:ascii="Inter" w:eastAsia="Times New Roman" w:hAnsi="Inter" w:cs="Times New Roman"/>
-                <w:sz w:val="23"/>
-                <w:szCs w:val="23"/>
-                <w:lang w:eastAsia="es-AR"/>
+                <w:rFonts w:ascii="Arial" w:hAnsi="Arial" w:cs="Arial"/>
+                <w:color w:val="000000"/>
+                <w:sz w:val="23"/>
+                <w:szCs w:val="23"/>
               </w:rPr>
               <w:t>.</w:t>
             </w:r>
@@ -1975,34 +1663,27 @@
       <w:tr>
         <w:tc>
           <w:tcPr>
-            <w:tcW w:w="0" w:type="auto"/>
-            <w:tcMar>
-              <w:top w:w="150" w:type="dxa"/>
-              <w:left w:w="0" w:type="dxa"/>
-              <w:bottom w:w="150" w:type="dxa"/>
-              <w:right w:w="240" w:type="dxa"/>
-            </w:tcMar>
+            <w:tcW w:w="2105" w:type="dxa"/>
             <w:vAlign w:val="center"/>
-            <w:hideMark/>
           </w:tcPr>
           <w:p>
             <w:pPr>
-              <w:spacing w:after="0" w:line="375" w:lineRule="atLeast"/>
               <w:rPr>
                 <w:rFonts w:ascii="Inter" w:eastAsia="Times New Roman" w:hAnsi="Inter" w:cs="Times New Roman"/>
-                <w:sz w:val="23"/>
-                <w:szCs w:val="23"/>
+                <w:color w:val="0F1115"/>
+                <w:sz w:val="24"/>
+                <w:szCs w:val="24"/>
                 <w:lang w:eastAsia="es-AR"/>
               </w:rPr>
             </w:pPr>
             <w:r>
               <w:rPr>
-                <w:rFonts w:ascii="Inter" w:eastAsia="Times New Roman" w:hAnsi="Inter" w:cs="Times New Roman"/>
+                <w:rFonts w:ascii="Arial" w:hAnsi="Arial" w:cs="Arial"/>
                 <w:b/>
                 <w:bCs/>
-                <w:sz w:val="23"/>
-                <w:szCs w:val="23"/>
-                <w:lang w:eastAsia="es-AR"/>
+                <w:color w:val="000000"/>
+                <w:sz w:val="23"/>
+                <w:szCs w:val="23"/>
               </w:rPr>
               <w:t>Distribuidora Delta</w:t>
             </w:r>
@@ -2010,32 +1691,25 @@
         </w:tc>
         <w:tc>
           <w:tcPr>
-            <w:tcW w:w="0" w:type="auto"/>
-            <w:tcMar>
-              <w:top w:w="150" w:type="dxa"/>
-              <w:left w:w="240" w:type="dxa"/>
-              <w:bottom w:w="150" w:type="dxa"/>
-              <w:right w:w="240" w:type="dxa"/>
-            </w:tcMar>
+            <w:tcW w:w="1495" w:type="dxa"/>
             <w:vAlign w:val="center"/>
-            <w:hideMark/>
           </w:tcPr>
           <w:p>
             <w:pPr>
-              <w:spacing w:after="0" w:line="375" w:lineRule="atLeast"/>
               <w:rPr>
                 <w:rFonts w:ascii="Inter" w:eastAsia="Times New Roman" w:hAnsi="Inter" w:cs="Times New Roman"/>
-                <w:sz w:val="23"/>
-                <w:szCs w:val="23"/>
+                <w:color w:val="0F1115"/>
+                <w:sz w:val="24"/>
+                <w:szCs w:val="24"/>
                 <w:lang w:eastAsia="es-AR"/>
               </w:rPr>
             </w:pPr>
             <w:r>
               <w:rPr>
-                <w:rFonts w:ascii="Inter" w:eastAsia="Times New Roman" w:hAnsi="Inter" w:cs="Times New Roman"/>
-                <w:sz w:val="23"/>
-                <w:szCs w:val="23"/>
-                <w:lang w:eastAsia="es-AR"/>
+                <w:rFonts w:ascii="Arial" w:hAnsi="Arial" w:cs="Arial"/>
+                <w:color w:val="000000"/>
+                <w:sz w:val="23"/>
+                <w:szCs w:val="23"/>
               </w:rPr>
               <w:t>Zona Norte GBA</w:t>
             </w:r>
@@ -2043,32 +1717,25 @@
         </w:tc>
         <w:tc>
           <w:tcPr>
-            <w:tcW w:w="0" w:type="auto"/>
-            <w:tcMar>
-              <w:top w:w="150" w:type="dxa"/>
-              <w:left w:w="240" w:type="dxa"/>
-              <w:bottom w:w="150" w:type="dxa"/>
-              <w:right w:w="240" w:type="dxa"/>
-            </w:tcMar>
+            <w:tcW w:w="1807" w:type="dxa"/>
             <w:vAlign w:val="center"/>
-            <w:hideMark/>
           </w:tcPr>
           <w:p>
             <w:pPr>
-              <w:spacing w:after="0" w:line="375" w:lineRule="atLeast"/>
               <w:rPr>
                 <w:rFonts w:ascii="Inter" w:eastAsia="Times New Roman" w:hAnsi="Inter" w:cs="Times New Roman"/>
-                <w:sz w:val="23"/>
-                <w:szCs w:val="23"/>
+                <w:color w:val="0F1115"/>
+                <w:sz w:val="24"/>
+                <w:szCs w:val="24"/>
                 <w:lang w:eastAsia="es-AR"/>
               </w:rPr>
             </w:pPr>
             <w:r>
               <w:rPr>
-                <w:rFonts w:ascii="Inter" w:eastAsia="Times New Roman" w:hAnsi="Inter" w:cs="Times New Roman"/>
-                <w:sz w:val="23"/>
-                <w:szCs w:val="23"/>
-                <w:lang w:eastAsia="es-AR"/>
+                <w:rFonts w:ascii="Arial" w:hAnsi="Arial" w:cs="Arial"/>
+                <w:color w:val="000000"/>
+                <w:sz w:val="23"/>
+                <w:szCs w:val="23"/>
               </w:rPr>
               <w:t>No declarada</w:t>
             </w:r>
@@ -2076,72 +1743,65 @@
         </w:tc>
         <w:tc>
           <w:tcPr>
-            <w:tcW w:w="0" w:type="auto"/>
-            <w:tcMar>
-              <w:top w:w="150" w:type="dxa"/>
-              <w:left w:w="240" w:type="dxa"/>
-              <w:bottom w:w="150" w:type="dxa"/>
-              <w:right w:w="240" w:type="dxa"/>
-            </w:tcMar>
+            <w:tcW w:w="4062" w:type="dxa"/>
             <w:vAlign w:val="center"/>
-            <w:hideMark/>
           </w:tcPr>
           <w:p>
             <w:pPr>
-              <w:spacing w:after="0" w:line="375" w:lineRule="atLeast"/>
               <w:rPr>
                 <w:rFonts w:ascii="Inter" w:eastAsia="Times New Roman" w:hAnsi="Inter" w:cs="Times New Roman"/>
-                <w:sz w:val="23"/>
-                <w:szCs w:val="23"/>
+                <w:color w:val="0F1115"/>
+                <w:sz w:val="24"/>
+                <w:szCs w:val="24"/>
                 <w:lang w:eastAsia="es-AR"/>
               </w:rPr>
             </w:pPr>
             <w:r>
               <w:rPr>
-                <w:rFonts w:ascii="Inter" w:eastAsia="Times New Roman" w:hAnsi="Inter" w:cs="Times New Roman"/>
-                <w:sz w:val="23"/>
-                <w:szCs w:val="23"/>
-                <w:lang w:eastAsia="es-AR"/>
+                <w:rFonts w:ascii="Arial" w:hAnsi="Arial" w:cs="Arial"/>
+                <w:color w:val="000000"/>
+                <w:sz w:val="23"/>
+                <w:szCs w:val="23"/>
               </w:rPr>
               <w:t xml:space="preserve">Distribución de </w:t>
             </w:r>
             <w:proofErr w:type="spellStart"/>
             <w:r>
               <w:rPr>
-                <w:rFonts w:ascii="Inter" w:eastAsia="Times New Roman" w:hAnsi="Inter" w:cs="Times New Roman"/>
-                <w:sz w:val="23"/>
-                <w:szCs w:val="23"/>
-                <w:lang w:eastAsia="es-AR"/>
+                <w:rFonts w:ascii="Arial" w:hAnsi="Arial" w:cs="Arial"/>
+                <w:color w:val="000000"/>
+                <w:sz w:val="23"/>
+                <w:szCs w:val="23"/>
               </w:rPr>
               <w:t>Diversey</w:t>
             </w:r>
             <w:proofErr w:type="spellEnd"/>
             <w:r>
               <w:rPr>
-                <w:rFonts w:ascii="Inter" w:eastAsia="Times New Roman" w:hAnsi="Inter" w:cs="Times New Roman"/>
-                <w:sz w:val="23"/>
-                <w:szCs w:val="23"/>
-                <w:lang w:eastAsia="es-AR"/>
+                <w:rFonts w:ascii="Arial" w:hAnsi="Arial" w:cs="Arial"/>
+                <w:color w:val="000000"/>
+                <w:sz w:val="23"/>
+                <w:szCs w:val="23"/>
               </w:rPr>
               <w:t xml:space="preserve">, 3M, </w:t>
             </w:r>
             <w:proofErr w:type="spellStart"/>
             <w:r>
               <w:rPr>
-                <w:rFonts w:ascii="Inter" w:eastAsia="Times New Roman" w:hAnsi="Inter" w:cs="Times New Roman"/>
-                <w:sz w:val="23"/>
-                <w:szCs w:val="23"/>
-                <w:lang w:eastAsia="es-AR"/>
+                <w:rFonts w:ascii="Arial" w:hAnsi="Arial" w:cs="Arial"/>
+                <w:color w:val="000000"/>
+                <w:sz w:val="23"/>
+                <w:szCs w:val="23"/>
               </w:rPr>
               <w:t>Italimpia</w:t>
             </w:r>
             <w:proofErr w:type="spellEnd"/>
             <w:r>
               <w:rPr>
-                <w:rFonts w:ascii="Inter" w:eastAsia="Times New Roman" w:hAnsi="Inter" w:cs="Times New Roman"/>
-                <w:sz w:val="23"/>
-                <w:szCs w:val="23"/>
-                <w:lang w:eastAsia="es-AR"/>
+                <w:rFonts w:ascii="Arial" w:hAnsi="Arial" w:cs="Arial"/>
+                <w:color w:val="000000"/>
+                <w:sz w:val="23"/>
+                <w:szCs w:val="23"/>
               </w:rPr>
               <w:t xml:space="preserve"> y Kimberly-Clark; enfoque institucional.</w:t>
             </w:r>
@@ -2149,32 +1809,25 @@
         </w:tc>
         <w:tc>
           <w:tcPr>
-            <w:tcW w:w="0" w:type="auto"/>
-            <w:tcMar>
-              <w:top w:w="150" w:type="dxa"/>
-              <w:left w:w="240" w:type="dxa"/>
-              <w:bottom w:w="150" w:type="dxa"/>
-              <w:right w:w="0" w:type="dxa"/>
-            </w:tcMar>
+            <w:tcW w:w="4560" w:type="dxa"/>
             <w:vAlign w:val="center"/>
-            <w:hideMark/>
           </w:tcPr>
           <w:p>
             <w:pPr>
-              <w:spacing w:after="0" w:line="375" w:lineRule="atLeast"/>
               <w:rPr>
                 <w:rFonts w:ascii="Inter" w:eastAsia="Times New Roman" w:hAnsi="Inter" w:cs="Times New Roman"/>
-                <w:sz w:val="23"/>
-                <w:szCs w:val="23"/>
+                <w:color w:val="0F1115"/>
+                <w:sz w:val="24"/>
+                <w:szCs w:val="24"/>
                 <w:lang w:eastAsia="es-AR"/>
               </w:rPr>
             </w:pPr>
             <w:r>
               <w:rPr>
-                <w:rFonts w:ascii="Inter" w:eastAsia="Times New Roman" w:hAnsi="Inter" w:cs="Times New Roman"/>
-                <w:sz w:val="23"/>
-                <w:szCs w:val="23"/>
-                <w:lang w:eastAsia="es-AR"/>
+                <w:rFonts w:ascii="Arial" w:hAnsi="Arial" w:cs="Arial"/>
+                <w:color w:val="000000"/>
+                <w:sz w:val="23"/>
+                <w:szCs w:val="23"/>
               </w:rPr>
               <w:t>Paleta enfocada en grandes marcas industriales.</w:t>
             </w:r>
@@ -2184,6 +1837,23 @@
     </w:tbl>
     <w:p>
       <w:pPr>
+        <w:rPr>
+          <w:rFonts w:ascii="Inter" w:eastAsia="Times New Roman" w:hAnsi="Inter" w:cs="Times New Roman"/>
+          <w:color w:val="0F1115"/>
+          <w:sz w:val="24"/>
+          <w:szCs w:val="24"/>
+          <w:lang w:eastAsia="es-AR"/>
+        </w:rPr>
+        <w:sectPr>
+          <w:pgSz w:w="16838" w:h="11906" w:orient="landscape"/>
+          <w:pgMar w:top="1701" w:right="1418" w:bottom="1701" w:left="1418" w:header="709" w:footer="709" w:gutter="0"/>
+          <w:cols w:space="708"/>
+          <w:docGrid w:linePitch="360"/>
+        </w:sectPr>
+      </w:pPr>
+    </w:p>
+    <w:p>
+      <w:pPr>
         <w:shd w:val="clear" w:color="auto" w:fill="FFFFFF"/>
         <w:spacing w:before="240" w:after="120" w:line="420" w:lineRule="atLeast"/>
         <w:outlineLvl w:val="3"/>
@@ -2207,6 +1877,7 @@
           <w:szCs w:val="24"/>
           <w:lang w:eastAsia="es-AR"/>
         </w:rPr>
+        <w:lastRenderedPageBreak/>
         <w:t>Descripciones complementarias de empresas familiares con antigüedad relevante:</w:t>
       </w:r>
     </w:p>
@@ -2248,18 +1919,16 @@
         </w:rPr>
         <w:t xml:space="preserve">: Empresa familiar con más de 22 años de trayectoria, dedicada a la distribución de productos químicos y accesorios para limpieza profesional. Ofrece stock permanente y cobertura de requerimientos de sus </w:t>
       </w:r>
-      <w:proofErr w:type="gramStart"/>
-      <w:r>
-        <w:rPr>
-          <w:rFonts w:ascii="Inter" w:eastAsia="Times New Roman" w:hAnsi="Inter" w:cs="Times New Roman"/>
-          <w:color w:val="0F1115"/>
-          <w:sz w:val="24"/>
-          <w:szCs w:val="24"/>
-          <w:lang w:eastAsia="es-AR"/>
-        </w:rPr>
-        <w:t>clientes .</w:t>
-      </w:r>
-      <w:proofErr w:type="gramEnd"/>
+      <w:r>
+        <w:rPr>
+          <w:rFonts w:ascii="Inter" w:eastAsia="Times New Roman" w:hAnsi="Inter" w:cs="Times New Roman"/>
+          <w:color w:val="0F1115"/>
+          <w:sz w:val="24"/>
+          <w:szCs w:val="24"/>
+          <w:lang w:eastAsia="es-AR"/>
+        </w:rPr>
+        <w:t>clientes.</w:t>
+      </w:r>
       <w:r>
         <w:rPr>
           <w:rFonts w:ascii="Inter" w:eastAsia="Times New Roman" w:hAnsi="Inter" w:cs="Times New Roman"/>
@@ -2298,7 +1967,6 @@
           <w:szCs w:val="24"/>
           <w:lang w:eastAsia="es-AR"/>
         </w:rPr>
-        <w:lastRenderedPageBreak/>
         <w:t>DistriQuim</w:t>
       </w:r>
       <w:proofErr w:type="spellEnd"/>
@@ -2312,18 +1980,16 @@
         </w:rPr>
         <w:t xml:space="preserve">: Personería jurídica de empresa familiar fundada en 2005 (18+ años), con convicción emprendedora y firme vocación de servicio comercial de productos químicos para limpieza, detergentes y </w:t>
       </w:r>
-      <w:proofErr w:type="gramStart"/>
-      <w:r>
-        <w:rPr>
-          <w:rFonts w:ascii="Inter" w:eastAsia="Times New Roman" w:hAnsi="Inter" w:cs="Times New Roman"/>
-          <w:color w:val="0F1115"/>
-          <w:sz w:val="24"/>
-          <w:szCs w:val="24"/>
-          <w:lang w:eastAsia="es-AR"/>
-        </w:rPr>
-        <w:t>desinfectantes .</w:t>
-      </w:r>
-      <w:proofErr w:type="gramEnd"/>
+      <w:r>
+        <w:rPr>
+          <w:rFonts w:ascii="Inter" w:eastAsia="Times New Roman" w:hAnsi="Inter" w:cs="Times New Roman"/>
+          <w:color w:val="0F1115"/>
+          <w:sz w:val="24"/>
+          <w:szCs w:val="24"/>
+          <w:lang w:eastAsia="es-AR"/>
+        </w:rPr>
+        <w:t>desinfectantes.</w:t>
+      </w:r>
     </w:p>
     <w:p>
       <w:pPr>
@@ -2400,55 +2066,48 @@
     </w:p>
     <w:tbl>
       <w:tblPr>
-        <w:tblW w:w="11280" w:type="dxa"/>
-        <w:tblCellMar>
-          <w:top w:w="15" w:type="dxa"/>
-          <w:left w:w="15" w:type="dxa"/>
-          <w:bottom w:w="15" w:type="dxa"/>
-          <w:right w:w="15" w:type="dxa"/>
-        </w:tblCellMar>
+        <w:tblStyle w:val="Tablaconcuadrcula"/>
+        <w:tblW w:w="9813" w:type="dxa"/>
+        <w:jc w:val="center"/>
         <w:tblLook w:val="04A0" w:firstRow="1" w:lastRow="0" w:firstColumn="1" w:lastColumn="0" w:noHBand="0" w:noVBand="1"/>
       </w:tblPr>
       <w:tblGrid>
-        <w:gridCol w:w="2347"/>
-        <w:gridCol w:w="3124"/>
-        <w:gridCol w:w="5809"/>
+        <w:gridCol w:w="2830"/>
+        <w:gridCol w:w="2694"/>
+        <w:gridCol w:w="4289"/>
       </w:tblGrid>
       <w:tr>
         <w:trPr>
-          <w:tblHeader/>
+          <w:trHeight w:val="1686"/>
+          <w:jc w:val="center"/>
         </w:trPr>
         <w:tc>
           <w:tcPr>
-            <w:tcW w:w="0" w:type="auto"/>
-            <w:tcBorders>
-              <w:top w:val="nil"/>
-            </w:tcBorders>
-            <w:tcMar>
-              <w:top w:w="150" w:type="dxa"/>
-              <w:left w:w="0" w:type="dxa"/>
-              <w:bottom w:w="150" w:type="dxa"/>
-              <w:right w:w="240" w:type="dxa"/>
-            </w:tcMar>
+            <w:tcW w:w="2830" w:type="dxa"/>
             <w:vAlign w:val="center"/>
-            <w:hideMark/>
           </w:tcPr>
           <w:p>
             <w:pPr>
-              <w:spacing w:after="0" w:line="375" w:lineRule="atLeast"/>
+              <w:spacing w:before="480" w:after="240" w:line="450" w:lineRule="atLeast"/>
+              <w:outlineLvl w:val="2"/>
               <w:rPr>
                 <w:rFonts w:ascii="Inter" w:eastAsia="Times New Roman" w:hAnsi="Inter" w:cs="Times New Roman"/>
-                <w:sz w:val="23"/>
-                <w:szCs w:val="23"/>
+                <w:b/>
+                <w:bCs/>
+                <w:color w:val="0F1115"/>
+                <w:sz w:val="30"/>
+                <w:szCs w:val="30"/>
                 <w:lang w:eastAsia="es-AR"/>
               </w:rPr>
             </w:pPr>
             <w:r>
               <w:rPr>
-                <w:rFonts w:ascii="Inter" w:eastAsia="Times New Roman" w:hAnsi="Inter" w:cs="Times New Roman"/>
-                <w:sz w:val="23"/>
-                <w:szCs w:val="23"/>
-                <w:lang w:eastAsia="es-AR"/>
+                <w:rFonts w:ascii="Arial" w:hAnsi="Arial" w:cs="Arial"/>
+                <w:b/>
+                <w:bCs/>
+                <w:color w:val="000000"/>
+                <w:sz w:val="23"/>
+                <w:szCs w:val="23"/>
               </w:rPr>
               <w:t>Parámetro</w:t>
             </w:r>
@@ -2456,82 +2115,97 @@
         </w:tc>
         <w:tc>
           <w:tcPr>
-            <w:tcW w:w="0" w:type="auto"/>
-            <w:tcBorders>
-              <w:top w:val="nil"/>
-            </w:tcBorders>
-            <w:tcMar>
-              <w:top w:w="150" w:type="dxa"/>
-              <w:left w:w="240" w:type="dxa"/>
-              <w:bottom w:w="150" w:type="dxa"/>
-              <w:right w:w="240" w:type="dxa"/>
-            </w:tcMar>
+            <w:tcW w:w="2694" w:type="dxa"/>
             <w:vAlign w:val="center"/>
-            <w:hideMark/>
           </w:tcPr>
           <w:p>
             <w:pPr>
-              <w:spacing w:after="0" w:line="375" w:lineRule="atLeast"/>
-              <w:rPr>
-                <w:rFonts w:ascii="Inter" w:eastAsia="Times New Roman" w:hAnsi="Inter" w:cs="Times New Roman"/>
-                <w:sz w:val="23"/>
-                <w:szCs w:val="23"/>
-                <w:lang w:eastAsia="es-AR"/>
+              <w:spacing w:before="480" w:after="240" w:line="450" w:lineRule="atLeast"/>
+              <w:outlineLvl w:val="2"/>
+              <w:rPr>
+                <w:rFonts w:ascii="Arial" w:hAnsi="Arial" w:cs="Arial"/>
+                <w:b/>
+                <w:bCs/>
+                <w:color w:val="000000"/>
+                <w:sz w:val="23"/>
+                <w:szCs w:val="23"/>
               </w:rPr>
             </w:pPr>
             <w:proofErr w:type="spellStart"/>
             <w:r>
               <w:rPr>
-                <w:rFonts w:ascii="Inter" w:eastAsia="Times New Roman" w:hAnsi="Inter" w:cs="Times New Roman"/>
-                <w:sz w:val="23"/>
-                <w:szCs w:val="23"/>
-                <w:lang w:eastAsia="es-AR"/>
+                <w:rFonts w:ascii="Arial" w:hAnsi="Arial" w:cs="Arial"/>
+                <w:b/>
+                <w:bCs/>
+                <w:color w:val="000000"/>
+                <w:sz w:val="23"/>
+                <w:szCs w:val="23"/>
               </w:rPr>
               <w:t>TodoStock</w:t>
             </w:r>
             <w:proofErr w:type="spellEnd"/>
             <w:r>
               <w:rPr>
-                <w:rFonts w:ascii="Inter" w:eastAsia="Times New Roman" w:hAnsi="Inter" w:cs="Times New Roman"/>
-                <w:sz w:val="23"/>
-                <w:szCs w:val="23"/>
-                <w:lang w:eastAsia="es-AR"/>
-              </w:rPr>
-              <w:t xml:space="preserve"> (definición ficticia)</w:t>
+                <w:rFonts w:ascii="Arial" w:hAnsi="Arial" w:cs="Arial"/>
+                <w:b/>
+                <w:bCs/>
+                <w:color w:val="000000"/>
+                <w:sz w:val="23"/>
+                <w:szCs w:val="23"/>
+              </w:rPr>
+              <w:t xml:space="preserve"> </w:t>
+            </w:r>
+            <w:r>
+              <w:rPr>
+                <w:rFonts w:ascii="Arial" w:hAnsi="Arial" w:cs="Arial"/>
+                <w:b/>
+                <w:bCs/>
+                <w:color w:val="000000"/>
+                <w:sz w:val="23"/>
+                <w:szCs w:val="23"/>
+              </w:rPr>
+              <w:br/>
+            </w:r>
+            <w:r>
+              <w:rPr>
+                <w:rFonts w:ascii="Arial" w:hAnsi="Arial" w:cs="Arial"/>
+                <w:b/>
+                <w:bCs/>
+                <w:color w:val="000000"/>
+                <w:sz w:val="23"/>
+                <w:szCs w:val="23"/>
+              </w:rPr>
+              <w:t>(definición ficticia)</w:t>
             </w:r>
           </w:p>
         </w:tc>
         <w:tc>
           <w:tcPr>
-            <w:tcW w:w="0" w:type="auto"/>
-            <w:tcBorders>
-              <w:top w:val="nil"/>
-            </w:tcBorders>
-            <w:tcMar>
-              <w:top w:w="150" w:type="dxa"/>
-              <w:left w:w="240" w:type="dxa"/>
-              <w:bottom w:w="150" w:type="dxa"/>
-              <w:right w:w="240" w:type="dxa"/>
-            </w:tcMar>
+            <w:tcW w:w="4289" w:type="dxa"/>
             <w:vAlign w:val="center"/>
-            <w:hideMark/>
           </w:tcPr>
           <w:p>
             <w:pPr>
-              <w:spacing w:after="0" w:line="375" w:lineRule="atLeast"/>
+              <w:spacing w:before="480" w:after="240" w:line="450" w:lineRule="atLeast"/>
+              <w:outlineLvl w:val="2"/>
               <w:rPr>
                 <w:rFonts w:ascii="Inter" w:eastAsia="Times New Roman" w:hAnsi="Inter" w:cs="Times New Roman"/>
-                <w:sz w:val="23"/>
-                <w:szCs w:val="23"/>
+                <w:b/>
+                <w:bCs/>
+                <w:color w:val="0F1115"/>
+                <w:sz w:val="30"/>
+                <w:szCs w:val="30"/>
                 <w:lang w:eastAsia="es-AR"/>
               </w:rPr>
             </w:pPr>
             <w:r>
               <w:rPr>
-                <w:rFonts w:ascii="Inter" w:eastAsia="Times New Roman" w:hAnsi="Inter" w:cs="Times New Roman"/>
-                <w:sz w:val="23"/>
-                <w:szCs w:val="23"/>
-                <w:lang w:eastAsia="es-AR"/>
+                <w:rFonts w:ascii="Arial" w:hAnsi="Arial" w:cs="Arial"/>
+                <w:b/>
+                <w:bCs/>
+                <w:color w:val="000000"/>
+                <w:sz w:val="23"/>
+                <w:szCs w:val="23"/>
               </w:rPr>
               <w:t>Empresas reales (referencia)</w:t>
             </w:r>
@@ -2539,34 +2213,37 @@
         </w:tc>
       </w:tr>
       <w:tr>
+        <w:trPr>
+          <w:trHeight w:val="958"/>
+          <w:jc w:val="center"/>
+        </w:trPr>
         <w:tc>
           <w:tcPr>
-            <w:tcW w:w="0" w:type="auto"/>
-            <w:tcMar>
-              <w:top w:w="150" w:type="dxa"/>
-              <w:left w:w="0" w:type="dxa"/>
-              <w:bottom w:w="150" w:type="dxa"/>
-              <w:right w:w="240" w:type="dxa"/>
-            </w:tcMar>
+            <w:tcW w:w="2830" w:type="dxa"/>
             <w:vAlign w:val="center"/>
-            <w:hideMark/>
           </w:tcPr>
           <w:p>
             <w:pPr>
-              <w:spacing w:after="0" w:line="375" w:lineRule="atLeast"/>
+              <w:spacing w:before="480" w:after="240" w:line="450" w:lineRule="atLeast"/>
+              <w:outlineLvl w:val="2"/>
               <w:rPr>
                 <w:rFonts w:ascii="Inter" w:eastAsia="Times New Roman" w:hAnsi="Inter" w:cs="Times New Roman"/>
-                <w:sz w:val="23"/>
-                <w:szCs w:val="23"/>
+                <w:b/>
+                <w:bCs/>
+                <w:color w:val="0F1115"/>
+                <w:sz w:val="30"/>
+                <w:szCs w:val="30"/>
                 <w:lang w:eastAsia="es-AR"/>
               </w:rPr>
             </w:pPr>
             <w:r>
               <w:rPr>
-                <w:rFonts w:ascii="Inter" w:eastAsia="Times New Roman" w:hAnsi="Inter" w:cs="Times New Roman"/>
-                <w:sz w:val="23"/>
-                <w:szCs w:val="23"/>
-                <w:lang w:eastAsia="es-AR"/>
+                <w:rFonts w:ascii="Arial" w:hAnsi="Arial" w:cs="Arial"/>
+                <w:b/>
+                <w:bCs/>
+                <w:color w:val="000000"/>
+                <w:sz w:val="23"/>
+                <w:szCs w:val="23"/>
               </w:rPr>
               <w:t>Antigüedad</w:t>
             </w:r>
@@ -2574,32 +2251,29 @@
         </w:tc>
         <w:tc>
           <w:tcPr>
-            <w:tcW w:w="0" w:type="auto"/>
-            <w:tcMar>
-              <w:top w:w="150" w:type="dxa"/>
-              <w:left w:w="240" w:type="dxa"/>
-              <w:bottom w:w="150" w:type="dxa"/>
-              <w:right w:w="240" w:type="dxa"/>
-            </w:tcMar>
+            <w:tcW w:w="2694" w:type="dxa"/>
             <w:vAlign w:val="center"/>
-            <w:hideMark/>
           </w:tcPr>
           <w:p>
             <w:pPr>
-              <w:spacing w:after="0" w:line="375" w:lineRule="atLeast"/>
+              <w:spacing w:before="480" w:after="240" w:line="450" w:lineRule="atLeast"/>
+              <w:outlineLvl w:val="2"/>
               <w:rPr>
                 <w:rFonts w:ascii="Inter" w:eastAsia="Times New Roman" w:hAnsi="Inter" w:cs="Times New Roman"/>
-                <w:sz w:val="23"/>
-                <w:szCs w:val="23"/>
+                <w:b/>
+                <w:bCs/>
+                <w:color w:val="0F1115"/>
+                <w:sz w:val="30"/>
+                <w:szCs w:val="30"/>
                 <w:lang w:eastAsia="es-AR"/>
               </w:rPr>
             </w:pPr>
             <w:r>
               <w:rPr>
-                <w:rFonts w:ascii="Inter" w:eastAsia="Times New Roman" w:hAnsi="Inter" w:cs="Times New Roman"/>
-                <w:sz w:val="23"/>
-                <w:szCs w:val="23"/>
-                <w:lang w:eastAsia="es-AR"/>
+                <w:rFonts w:ascii="Arial" w:hAnsi="Arial" w:cs="Arial"/>
+                <w:color w:val="000000"/>
+                <w:sz w:val="23"/>
+                <w:szCs w:val="23"/>
               </w:rPr>
               <w:t>20 años</w:t>
             </w:r>
@@ -2607,67 +2281,67 @@
         </w:tc>
         <w:tc>
           <w:tcPr>
-            <w:tcW w:w="0" w:type="auto"/>
-            <w:tcMar>
-              <w:top w:w="150" w:type="dxa"/>
-              <w:left w:w="240" w:type="dxa"/>
-              <w:bottom w:w="150" w:type="dxa"/>
-              <w:right w:w="0" w:type="dxa"/>
-            </w:tcMar>
+            <w:tcW w:w="4289" w:type="dxa"/>
             <w:vAlign w:val="center"/>
-            <w:hideMark/>
           </w:tcPr>
           <w:p>
             <w:pPr>
-              <w:spacing w:after="0" w:line="375" w:lineRule="atLeast"/>
+              <w:spacing w:before="480" w:after="240" w:line="450" w:lineRule="atLeast"/>
+              <w:outlineLvl w:val="2"/>
               <w:rPr>
                 <w:rFonts w:ascii="Inter" w:eastAsia="Times New Roman" w:hAnsi="Inter" w:cs="Times New Roman"/>
-                <w:sz w:val="23"/>
-                <w:szCs w:val="23"/>
+                <w:b/>
+                <w:bCs/>
+                <w:color w:val="0F1115"/>
+                <w:sz w:val="30"/>
+                <w:szCs w:val="30"/>
                 <w:lang w:eastAsia="es-AR"/>
               </w:rPr>
             </w:pPr>
             <w:r>
               <w:rPr>
-                <w:rFonts w:ascii="Inter" w:eastAsia="Times New Roman" w:hAnsi="Inter" w:cs="Times New Roman"/>
-                <w:sz w:val="23"/>
-                <w:szCs w:val="23"/>
-                <w:lang w:eastAsia="es-AR"/>
-              </w:rPr>
-              <w:t>18 → 40+ años (casos reales)</w:t>
+                <w:rFonts w:ascii="Arial" w:hAnsi="Arial" w:cs="Arial"/>
+                <w:color w:val="000000"/>
+                <w:sz w:val="23"/>
+                <w:szCs w:val="23"/>
+              </w:rPr>
+              <w:t>18 → 40+ años</w:t>
             </w:r>
           </w:p>
         </w:tc>
       </w:tr>
       <w:tr>
+        <w:trPr>
+          <w:trHeight w:val="1322"/>
+          <w:jc w:val="center"/>
+        </w:trPr>
         <w:tc>
           <w:tcPr>
-            <w:tcW w:w="0" w:type="auto"/>
-            <w:tcMar>
-              <w:top w:w="150" w:type="dxa"/>
-              <w:left w:w="0" w:type="dxa"/>
-              <w:bottom w:w="150" w:type="dxa"/>
-              <w:right w:w="240" w:type="dxa"/>
-            </w:tcMar>
+            <w:tcW w:w="2830" w:type="dxa"/>
             <w:vAlign w:val="center"/>
-            <w:hideMark/>
           </w:tcPr>
           <w:p>
             <w:pPr>
-              <w:spacing w:after="0" w:line="375" w:lineRule="atLeast"/>
+              <w:spacing w:before="480" w:after="240" w:line="450" w:lineRule="atLeast"/>
+              <w:outlineLvl w:val="2"/>
               <w:rPr>
                 <w:rFonts w:ascii="Inter" w:eastAsia="Times New Roman" w:hAnsi="Inter" w:cs="Times New Roman"/>
-                <w:sz w:val="23"/>
-                <w:szCs w:val="23"/>
+                <w:b/>
+                <w:bCs/>
+                <w:color w:val="0F1115"/>
+                <w:sz w:val="30"/>
+                <w:szCs w:val="30"/>
                 <w:lang w:eastAsia="es-AR"/>
               </w:rPr>
             </w:pPr>
             <w:r>
               <w:rPr>
-                <w:rFonts w:ascii="Inter" w:eastAsia="Times New Roman" w:hAnsi="Inter" w:cs="Times New Roman"/>
-                <w:sz w:val="23"/>
-                <w:szCs w:val="23"/>
-                <w:lang w:eastAsia="es-AR"/>
+                <w:rFonts w:ascii="Arial" w:hAnsi="Arial" w:cs="Arial"/>
+                <w:b/>
+                <w:bCs/>
+                <w:color w:val="000000"/>
+                <w:sz w:val="23"/>
+                <w:szCs w:val="23"/>
               </w:rPr>
               <w:t>Empleados</w:t>
             </w:r>
@@ -2675,32 +2349,29 @@
         </w:tc>
         <w:tc>
           <w:tcPr>
-            <w:tcW w:w="0" w:type="auto"/>
-            <w:tcMar>
-              <w:top w:w="150" w:type="dxa"/>
-              <w:left w:w="240" w:type="dxa"/>
-              <w:bottom w:w="150" w:type="dxa"/>
-              <w:right w:w="240" w:type="dxa"/>
-            </w:tcMar>
+            <w:tcW w:w="2694" w:type="dxa"/>
             <w:vAlign w:val="center"/>
-            <w:hideMark/>
           </w:tcPr>
           <w:p>
             <w:pPr>
-              <w:spacing w:after="0" w:line="375" w:lineRule="atLeast"/>
+              <w:spacing w:before="480" w:after="240" w:line="450" w:lineRule="atLeast"/>
+              <w:outlineLvl w:val="2"/>
               <w:rPr>
                 <w:rFonts w:ascii="Inter" w:eastAsia="Times New Roman" w:hAnsi="Inter" w:cs="Times New Roman"/>
-                <w:sz w:val="23"/>
-                <w:szCs w:val="23"/>
+                <w:b/>
+                <w:bCs/>
+                <w:color w:val="0F1115"/>
+                <w:sz w:val="30"/>
+                <w:szCs w:val="30"/>
                 <w:lang w:eastAsia="es-AR"/>
               </w:rPr>
             </w:pPr>
             <w:r>
               <w:rPr>
-                <w:rFonts w:ascii="Inter" w:eastAsia="Times New Roman" w:hAnsi="Inter" w:cs="Times New Roman"/>
-                <w:sz w:val="23"/>
-                <w:szCs w:val="23"/>
-                <w:lang w:eastAsia="es-AR"/>
+                <w:rFonts w:ascii="Arial" w:hAnsi="Arial" w:cs="Arial"/>
+                <w:color w:val="000000"/>
+                <w:sz w:val="23"/>
+                <w:szCs w:val="23"/>
               </w:rPr>
               <w:t>Inferido: ~15–30</w:t>
             </w:r>
@@ -2708,52 +2379,49 @@
         </w:tc>
         <w:tc>
           <w:tcPr>
-            <w:tcW w:w="0" w:type="auto"/>
-            <w:tcMar>
-              <w:top w:w="150" w:type="dxa"/>
-              <w:left w:w="240" w:type="dxa"/>
-              <w:bottom w:w="150" w:type="dxa"/>
-              <w:right w:w="0" w:type="dxa"/>
-            </w:tcMar>
+            <w:tcW w:w="4289" w:type="dxa"/>
             <w:vAlign w:val="center"/>
-            <w:hideMark/>
           </w:tcPr>
           <w:p>
             <w:pPr>
-              <w:spacing w:after="0" w:line="375" w:lineRule="atLeast"/>
+              <w:spacing w:before="480" w:after="240" w:line="450" w:lineRule="atLeast"/>
+              <w:outlineLvl w:val="2"/>
               <w:rPr>
                 <w:rFonts w:ascii="Inter" w:eastAsia="Times New Roman" w:hAnsi="Inter" w:cs="Times New Roman"/>
-                <w:sz w:val="23"/>
-                <w:szCs w:val="23"/>
+                <w:b/>
+                <w:bCs/>
+                <w:color w:val="0F1115"/>
+                <w:sz w:val="30"/>
+                <w:szCs w:val="30"/>
                 <w:lang w:eastAsia="es-AR"/>
               </w:rPr>
             </w:pPr>
             <w:r>
               <w:rPr>
-                <w:rFonts w:ascii="Inter" w:eastAsia="Times New Roman" w:hAnsi="Inter" w:cs="Times New Roman"/>
-                <w:sz w:val="23"/>
-                <w:szCs w:val="23"/>
-                <w:lang w:eastAsia="es-AR"/>
+                <w:rFonts w:ascii="Arial" w:hAnsi="Arial" w:cs="Arial"/>
+                <w:color w:val="000000"/>
+                <w:sz w:val="23"/>
+                <w:szCs w:val="23"/>
               </w:rPr>
               <w:t xml:space="preserve">K Distribuciones: datos no públicos; </w:t>
             </w:r>
             <w:proofErr w:type="spellStart"/>
             <w:r>
               <w:rPr>
-                <w:rFonts w:ascii="Inter" w:eastAsia="Times New Roman" w:hAnsi="Inter" w:cs="Times New Roman"/>
-                <w:sz w:val="23"/>
-                <w:szCs w:val="23"/>
-                <w:lang w:eastAsia="es-AR"/>
+                <w:rFonts w:ascii="Arial" w:hAnsi="Arial" w:cs="Arial"/>
+                <w:color w:val="000000"/>
+                <w:sz w:val="23"/>
+                <w:szCs w:val="23"/>
               </w:rPr>
               <w:t>Lustramax</w:t>
             </w:r>
             <w:proofErr w:type="spellEnd"/>
             <w:r>
               <w:rPr>
-                <w:rFonts w:ascii="Inter" w:eastAsia="Times New Roman" w:hAnsi="Inter" w:cs="Times New Roman"/>
-                <w:sz w:val="23"/>
-                <w:szCs w:val="23"/>
-                <w:lang w:eastAsia="es-AR"/>
+                <w:rFonts w:ascii="Arial" w:hAnsi="Arial" w:cs="Arial"/>
+                <w:color w:val="000000"/>
+                <w:sz w:val="23"/>
+                <w:szCs w:val="23"/>
               </w:rPr>
               <w:t>: 120 colaboradores</w:t>
             </w:r>
@@ -2761,34 +2429,37 @@
         </w:tc>
       </w:tr>
       <w:tr>
+        <w:trPr>
+          <w:trHeight w:val="1314"/>
+          <w:jc w:val="center"/>
+        </w:trPr>
         <w:tc>
           <w:tcPr>
-            <w:tcW w:w="0" w:type="auto"/>
-            <w:tcMar>
-              <w:top w:w="150" w:type="dxa"/>
-              <w:left w:w="0" w:type="dxa"/>
-              <w:bottom w:w="150" w:type="dxa"/>
-              <w:right w:w="240" w:type="dxa"/>
-            </w:tcMar>
+            <w:tcW w:w="2830" w:type="dxa"/>
             <w:vAlign w:val="center"/>
-            <w:hideMark/>
           </w:tcPr>
           <w:p>
             <w:pPr>
-              <w:spacing w:after="0" w:line="375" w:lineRule="atLeast"/>
+              <w:spacing w:before="480" w:after="240" w:line="450" w:lineRule="atLeast"/>
+              <w:outlineLvl w:val="2"/>
               <w:rPr>
                 <w:rFonts w:ascii="Inter" w:eastAsia="Times New Roman" w:hAnsi="Inter" w:cs="Times New Roman"/>
-                <w:sz w:val="23"/>
-                <w:szCs w:val="23"/>
+                <w:b/>
+                <w:bCs/>
+                <w:color w:val="0F1115"/>
+                <w:sz w:val="30"/>
+                <w:szCs w:val="30"/>
                 <w:lang w:eastAsia="es-AR"/>
               </w:rPr>
             </w:pPr>
             <w:r>
               <w:rPr>
-                <w:rFonts w:ascii="Inter" w:eastAsia="Times New Roman" w:hAnsi="Inter" w:cs="Times New Roman"/>
-                <w:sz w:val="23"/>
-                <w:szCs w:val="23"/>
-                <w:lang w:eastAsia="es-AR"/>
+                <w:rFonts w:ascii="Arial" w:hAnsi="Arial" w:cs="Arial"/>
+                <w:b/>
+                <w:bCs/>
+                <w:color w:val="000000"/>
+                <w:sz w:val="23"/>
+                <w:szCs w:val="23"/>
               </w:rPr>
               <w:t>Volumen de productos</w:t>
             </w:r>
@@ -2796,32 +2467,29 @@
         </w:tc>
         <w:tc>
           <w:tcPr>
-            <w:tcW w:w="0" w:type="auto"/>
-            <w:tcMar>
-              <w:top w:w="150" w:type="dxa"/>
-              <w:left w:w="240" w:type="dxa"/>
-              <w:bottom w:w="150" w:type="dxa"/>
-              <w:right w:w="240" w:type="dxa"/>
-            </w:tcMar>
+            <w:tcW w:w="2694" w:type="dxa"/>
             <w:vAlign w:val="center"/>
-            <w:hideMark/>
           </w:tcPr>
           <w:p>
             <w:pPr>
-              <w:spacing w:after="0" w:line="375" w:lineRule="atLeast"/>
+              <w:spacing w:before="480" w:after="240" w:line="450" w:lineRule="atLeast"/>
+              <w:outlineLvl w:val="2"/>
               <w:rPr>
                 <w:rFonts w:ascii="Inter" w:eastAsia="Times New Roman" w:hAnsi="Inter" w:cs="Times New Roman"/>
-                <w:sz w:val="23"/>
-                <w:szCs w:val="23"/>
+                <w:b/>
+                <w:bCs/>
+                <w:color w:val="0F1115"/>
+                <w:sz w:val="30"/>
+                <w:szCs w:val="30"/>
                 <w:lang w:eastAsia="es-AR"/>
               </w:rPr>
             </w:pPr>
             <w:r>
               <w:rPr>
-                <w:rFonts w:ascii="Inter" w:eastAsia="Times New Roman" w:hAnsi="Inter" w:cs="Times New Roman"/>
-                <w:sz w:val="23"/>
-                <w:szCs w:val="23"/>
-                <w:lang w:eastAsia="es-AR"/>
+                <w:rFonts w:ascii="Arial" w:hAnsi="Arial" w:cs="Arial"/>
+                <w:color w:val="000000"/>
+                <w:sz w:val="23"/>
+                <w:szCs w:val="23"/>
               </w:rPr>
               <w:t>500+ SKU</w:t>
             </w:r>
@@ -2829,43 +2497,40 @@
         </w:tc>
         <w:tc>
           <w:tcPr>
-            <w:tcW w:w="0" w:type="auto"/>
-            <w:tcMar>
-              <w:top w:w="150" w:type="dxa"/>
-              <w:left w:w="240" w:type="dxa"/>
-              <w:bottom w:w="150" w:type="dxa"/>
-              <w:right w:w="0" w:type="dxa"/>
-            </w:tcMar>
+            <w:tcW w:w="4289" w:type="dxa"/>
             <w:vAlign w:val="center"/>
-            <w:hideMark/>
           </w:tcPr>
           <w:p>
             <w:pPr>
-              <w:spacing w:after="0" w:line="375" w:lineRule="atLeast"/>
+              <w:spacing w:before="480" w:after="240" w:line="450" w:lineRule="atLeast"/>
+              <w:outlineLvl w:val="2"/>
               <w:rPr>
                 <w:rFonts w:ascii="Inter" w:eastAsia="Times New Roman" w:hAnsi="Inter" w:cs="Times New Roman"/>
-                <w:sz w:val="23"/>
-                <w:szCs w:val="23"/>
+                <w:b/>
+                <w:bCs/>
+                <w:color w:val="0F1115"/>
+                <w:sz w:val="30"/>
+                <w:szCs w:val="30"/>
                 <w:lang w:eastAsia="es-AR"/>
               </w:rPr>
             </w:pPr>
             <w:proofErr w:type="spellStart"/>
             <w:r>
               <w:rPr>
-                <w:rFonts w:ascii="Inter" w:eastAsia="Times New Roman" w:hAnsi="Inter" w:cs="Times New Roman"/>
-                <w:sz w:val="23"/>
-                <w:szCs w:val="23"/>
-                <w:lang w:eastAsia="es-AR"/>
+                <w:rFonts w:ascii="Arial" w:hAnsi="Arial" w:cs="Arial"/>
+                <w:color w:val="000000"/>
+                <w:sz w:val="23"/>
+                <w:szCs w:val="23"/>
               </w:rPr>
               <w:t>Lustramax</w:t>
             </w:r>
             <w:proofErr w:type="spellEnd"/>
             <w:r>
               <w:rPr>
-                <w:rFonts w:ascii="Inter" w:eastAsia="Times New Roman" w:hAnsi="Inter" w:cs="Times New Roman"/>
-                <w:sz w:val="23"/>
-                <w:szCs w:val="23"/>
-                <w:lang w:eastAsia="es-AR"/>
+                <w:rFonts w:ascii="Arial" w:hAnsi="Arial" w:cs="Arial"/>
+                <w:color w:val="000000"/>
+                <w:sz w:val="23"/>
+                <w:szCs w:val="23"/>
               </w:rPr>
               <w:t>: 2.000+ SKU</w:t>
             </w:r>
@@ -2873,34 +2538,37 @@
         </w:tc>
       </w:tr>
       <w:tr>
+        <w:trPr>
+          <w:trHeight w:val="958"/>
+          <w:jc w:val="center"/>
+        </w:trPr>
         <w:tc>
           <w:tcPr>
-            <w:tcW w:w="0" w:type="auto"/>
-            <w:tcMar>
-              <w:top w:w="150" w:type="dxa"/>
-              <w:left w:w="0" w:type="dxa"/>
-              <w:bottom w:w="150" w:type="dxa"/>
-              <w:right w:w="240" w:type="dxa"/>
-            </w:tcMar>
+            <w:tcW w:w="2830" w:type="dxa"/>
             <w:vAlign w:val="center"/>
-            <w:hideMark/>
           </w:tcPr>
           <w:p>
             <w:pPr>
-              <w:spacing w:after="0" w:line="375" w:lineRule="atLeast"/>
+              <w:spacing w:before="480" w:after="240" w:line="450" w:lineRule="atLeast"/>
+              <w:outlineLvl w:val="2"/>
               <w:rPr>
                 <w:rFonts w:ascii="Inter" w:eastAsia="Times New Roman" w:hAnsi="Inter" w:cs="Times New Roman"/>
-                <w:sz w:val="23"/>
-                <w:szCs w:val="23"/>
+                <w:b/>
+                <w:bCs/>
+                <w:color w:val="0F1115"/>
+                <w:sz w:val="30"/>
+                <w:szCs w:val="30"/>
                 <w:lang w:eastAsia="es-AR"/>
               </w:rPr>
             </w:pPr>
             <w:r>
               <w:rPr>
-                <w:rFonts w:ascii="Inter" w:eastAsia="Times New Roman" w:hAnsi="Inter" w:cs="Times New Roman"/>
-                <w:sz w:val="23"/>
-                <w:szCs w:val="23"/>
-                <w:lang w:eastAsia="es-AR"/>
+                <w:rFonts w:ascii="Arial" w:hAnsi="Arial" w:cs="Arial"/>
+                <w:b/>
+                <w:bCs/>
+                <w:color w:val="000000"/>
+                <w:sz w:val="23"/>
+                <w:szCs w:val="23"/>
               </w:rPr>
               <w:t>Clientes estimados</w:t>
             </w:r>
@@ -2908,32 +2576,29 @@
         </w:tc>
         <w:tc>
           <w:tcPr>
-            <w:tcW w:w="0" w:type="auto"/>
-            <w:tcMar>
-              <w:top w:w="150" w:type="dxa"/>
-              <w:left w:w="240" w:type="dxa"/>
-              <w:bottom w:w="150" w:type="dxa"/>
-              <w:right w:w="240" w:type="dxa"/>
-            </w:tcMar>
+            <w:tcW w:w="2694" w:type="dxa"/>
             <w:vAlign w:val="center"/>
-            <w:hideMark/>
           </w:tcPr>
           <w:p>
             <w:pPr>
-              <w:spacing w:after="0" w:line="375" w:lineRule="atLeast"/>
+              <w:spacing w:before="480" w:after="240" w:line="450" w:lineRule="atLeast"/>
+              <w:outlineLvl w:val="2"/>
               <w:rPr>
                 <w:rFonts w:ascii="Inter" w:eastAsia="Times New Roman" w:hAnsi="Inter" w:cs="Times New Roman"/>
-                <w:sz w:val="23"/>
-                <w:szCs w:val="23"/>
+                <w:b/>
+                <w:bCs/>
+                <w:color w:val="0F1115"/>
+                <w:sz w:val="30"/>
+                <w:szCs w:val="30"/>
                 <w:lang w:eastAsia="es-AR"/>
               </w:rPr>
             </w:pPr>
             <w:r>
               <w:rPr>
-                <w:rFonts w:ascii="Inter" w:eastAsia="Times New Roman" w:hAnsi="Inter" w:cs="Times New Roman"/>
-                <w:sz w:val="23"/>
-                <w:szCs w:val="23"/>
-                <w:lang w:eastAsia="es-AR"/>
+                <w:rFonts w:ascii="Arial" w:hAnsi="Arial" w:cs="Arial"/>
+                <w:color w:val="000000"/>
+                <w:sz w:val="23"/>
+                <w:szCs w:val="23"/>
               </w:rPr>
               <w:t>No definido</w:t>
             </w:r>
@@ -2941,43 +2606,40 @@
         </w:tc>
         <w:tc>
           <w:tcPr>
-            <w:tcW w:w="0" w:type="auto"/>
-            <w:tcMar>
-              <w:top w:w="150" w:type="dxa"/>
-              <w:left w:w="240" w:type="dxa"/>
-              <w:bottom w:w="150" w:type="dxa"/>
-              <w:right w:w="0" w:type="dxa"/>
-            </w:tcMar>
+            <w:tcW w:w="4289" w:type="dxa"/>
             <w:vAlign w:val="center"/>
-            <w:hideMark/>
           </w:tcPr>
           <w:p>
             <w:pPr>
-              <w:spacing w:after="0" w:line="375" w:lineRule="atLeast"/>
+              <w:spacing w:before="480" w:after="240" w:line="450" w:lineRule="atLeast"/>
+              <w:outlineLvl w:val="2"/>
               <w:rPr>
                 <w:rFonts w:ascii="Inter" w:eastAsia="Times New Roman" w:hAnsi="Inter" w:cs="Times New Roman"/>
-                <w:sz w:val="23"/>
-                <w:szCs w:val="23"/>
+                <w:b/>
+                <w:bCs/>
+                <w:color w:val="0F1115"/>
+                <w:sz w:val="30"/>
+                <w:szCs w:val="30"/>
                 <w:lang w:eastAsia="es-AR"/>
               </w:rPr>
             </w:pPr>
             <w:proofErr w:type="spellStart"/>
             <w:r>
               <w:rPr>
-                <w:rFonts w:ascii="Inter" w:eastAsia="Times New Roman" w:hAnsi="Inter" w:cs="Times New Roman"/>
-                <w:sz w:val="23"/>
-                <w:szCs w:val="23"/>
-                <w:lang w:eastAsia="es-AR"/>
+                <w:rFonts w:ascii="Arial" w:hAnsi="Arial" w:cs="Arial"/>
+                <w:color w:val="000000"/>
+                <w:sz w:val="23"/>
+                <w:szCs w:val="23"/>
               </w:rPr>
               <w:t>Lustramax</w:t>
             </w:r>
             <w:proofErr w:type="spellEnd"/>
             <w:r>
               <w:rPr>
-                <w:rFonts w:ascii="Inter" w:eastAsia="Times New Roman" w:hAnsi="Inter" w:cs="Times New Roman"/>
-                <w:sz w:val="23"/>
-                <w:szCs w:val="23"/>
-                <w:lang w:eastAsia="es-AR"/>
+                <w:rFonts w:ascii="Arial" w:hAnsi="Arial" w:cs="Arial"/>
+                <w:color w:val="000000"/>
+                <w:sz w:val="23"/>
+                <w:szCs w:val="23"/>
               </w:rPr>
               <w:t>: 1.000+</w:t>
             </w:r>
@@ -2985,34 +2647,37 @@
         </w:tc>
       </w:tr>
       <w:tr>
+        <w:trPr>
+          <w:trHeight w:val="951"/>
+          <w:jc w:val="center"/>
+        </w:trPr>
         <w:tc>
           <w:tcPr>
-            <w:tcW w:w="0" w:type="auto"/>
-            <w:tcMar>
-              <w:top w:w="150" w:type="dxa"/>
-              <w:left w:w="0" w:type="dxa"/>
-              <w:bottom w:w="150" w:type="dxa"/>
-              <w:right w:w="240" w:type="dxa"/>
-            </w:tcMar>
+            <w:tcW w:w="2830" w:type="dxa"/>
             <w:vAlign w:val="center"/>
-            <w:hideMark/>
           </w:tcPr>
           <w:p>
             <w:pPr>
-              <w:spacing w:after="0" w:line="375" w:lineRule="atLeast"/>
+              <w:spacing w:before="480" w:after="240" w:line="450" w:lineRule="atLeast"/>
+              <w:outlineLvl w:val="2"/>
               <w:rPr>
                 <w:rFonts w:ascii="Inter" w:eastAsia="Times New Roman" w:hAnsi="Inter" w:cs="Times New Roman"/>
-                <w:sz w:val="23"/>
-                <w:szCs w:val="23"/>
+                <w:b/>
+                <w:bCs/>
+                <w:color w:val="0F1115"/>
+                <w:sz w:val="30"/>
+                <w:szCs w:val="30"/>
                 <w:lang w:eastAsia="es-AR"/>
               </w:rPr>
             </w:pPr>
             <w:r>
               <w:rPr>
-                <w:rFonts w:ascii="Inter" w:eastAsia="Times New Roman" w:hAnsi="Inter" w:cs="Times New Roman"/>
-                <w:sz w:val="23"/>
-                <w:szCs w:val="23"/>
-                <w:lang w:eastAsia="es-AR"/>
+                <w:rFonts w:ascii="Arial" w:hAnsi="Arial" w:cs="Arial"/>
+                <w:b/>
+                <w:bCs/>
+                <w:color w:val="000000"/>
+                <w:sz w:val="23"/>
+                <w:szCs w:val="23"/>
               </w:rPr>
               <w:t>Alcance geográfico</w:t>
             </w:r>
@@ -3020,32 +2685,29 @@
         </w:tc>
         <w:tc>
           <w:tcPr>
-            <w:tcW w:w="0" w:type="auto"/>
-            <w:tcMar>
-              <w:top w:w="150" w:type="dxa"/>
-              <w:left w:w="240" w:type="dxa"/>
-              <w:bottom w:w="150" w:type="dxa"/>
-              <w:right w:w="240" w:type="dxa"/>
-            </w:tcMar>
+            <w:tcW w:w="2694" w:type="dxa"/>
             <w:vAlign w:val="center"/>
-            <w:hideMark/>
           </w:tcPr>
           <w:p>
             <w:pPr>
-              <w:spacing w:after="0" w:line="375" w:lineRule="atLeast"/>
+              <w:spacing w:before="480" w:after="240" w:line="450" w:lineRule="atLeast"/>
+              <w:outlineLvl w:val="2"/>
               <w:rPr>
                 <w:rFonts w:ascii="Inter" w:eastAsia="Times New Roman" w:hAnsi="Inter" w:cs="Times New Roman"/>
-                <w:sz w:val="23"/>
-                <w:szCs w:val="23"/>
+                <w:b/>
+                <w:bCs/>
+                <w:color w:val="0F1115"/>
+                <w:sz w:val="30"/>
+                <w:szCs w:val="30"/>
                 <w:lang w:eastAsia="es-AR"/>
               </w:rPr>
             </w:pPr>
             <w:r>
               <w:rPr>
-                <w:rFonts w:ascii="Inter" w:eastAsia="Times New Roman" w:hAnsi="Inter" w:cs="Times New Roman"/>
-                <w:sz w:val="23"/>
-                <w:szCs w:val="23"/>
-                <w:lang w:eastAsia="es-AR"/>
+                <w:rFonts w:ascii="Arial" w:hAnsi="Arial" w:cs="Arial"/>
+                <w:color w:val="000000"/>
+                <w:sz w:val="23"/>
+                <w:szCs w:val="23"/>
               </w:rPr>
               <w:t>Región AMBA</w:t>
             </w:r>
@@ -3053,72 +2715,49 @@
         </w:tc>
         <w:tc>
           <w:tcPr>
-            <w:tcW w:w="0" w:type="auto"/>
-            <w:tcMar>
-              <w:top w:w="150" w:type="dxa"/>
-              <w:left w:w="240" w:type="dxa"/>
-              <w:bottom w:w="150" w:type="dxa"/>
-              <w:right w:w="0" w:type="dxa"/>
-            </w:tcMar>
+            <w:tcW w:w="4289" w:type="dxa"/>
             <w:vAlign w:val="center"/>
-            <w:hideMark/>
           </w:tcPr>
           <w:p>
             <w:pPr>
-              <w:spacing w:after="0" w:line="375" w:lineRule="atLeast"/>
+              <w:spacing w:before="480" w:after="240" w:line="450" w:lineRule="atLeast"/>
+              <w:outlineLvl w:val="2"/>
               <w:rPr>
                 <w:rFonts w:ascii="Inter" w:eastAsia="Times New Roman" w:hAnsi="Inter" w:cs="Times New Roman"/>
-                <w:sz w:val="23"/>
-                <w:szCs w:val="23"/>
+                <w:b/>
+                <w:bCs/>
+                <w:color w:val="0F1115"/>
+                <w:sz w:val="30"/>
+                <w:szCs w:val="30"/>
                 <w:lang w:eastAsia="es-AR"/>
               </w:rPr>
             </w:pPr>
             <w:r>
               <w:rPr>
-                <w:rFonts w:ascii="Inter" w:eastAsia="Times New Roman" w:hAnsi="Inter" w:cs="Times New Roman"/>
-                <w:sz w:val="23"/>
-                <w:szCs w:val="23"/>
-                <w:lang w:eastAsia="es-AR"/>
-              </w:rPr>
-              <w:t xml:space="preserve">Nacional (Casa </w:t>
+                <w:rFonts w:ascii="Arial" w:hAnsi="Arial" w:cs="Arial"/>
+                <w:color w:val="000000"/>
+                <w:sz w:val="23"/>
+                <w:szCs w:val="23"/>
+              </w:rPr>
+              <w:t xml:space="preserve">Nacional (Casa Thames, </w:t>
             </w:r>
             <w:proofErr w:type="spellStart"/>
             <w:r>
               <w:rPr>
-                <w:rFonts w:ascii="Inter" w:eastAsia="Times New Roman" w:hAnsi="Inter" w:cs="Times New Roman"/>
-                <w:sz w:val="23"/>
-                <w:szCs w:val="23"/>
-                <w:lang w:eastAsia="es-AR"/>
-              </w:rPr>
-              <w:t>Thames</w:t>
+                <w:rFonts w:ascii="Arial" w:hAnsi="Arial" w:cs="Arial"/>
+                <w:color w:val="000000"/>
+                <w:sz w:val="23"/>
+                <w:szCs w:val="23"/>
+              </w:rPr>
+              <w:t>Treoland</w:t>
             </w:r>
             <w:proofErr w:type="spellEnd"/>
             <w:r>
               <w:rPr>
-                <w:rFonts w:ascii="Inter" w:eastAsia="Times New Roman" w:hAnsi="Inter" w:cs="Times New Roman"/>
-                <w:sz w:val="23"/>
-                <w:szCs w:val="23"/>
-                <w:lang w:eastAsia="es-AR"/>
-              </w:rPr>
-              <w:t xml:space="preserve">, </w:t>
-            </w:r>
-            <w:proofErr w:type="spellStart"/>
-            <w:r>
-              <w:rPr>
-                <w:rFonts w:ascii="Inter" w:eastAsia="Times New Roman" w:hAnsi="Inter" w:cs="Times New Roman"/>
-                <w:sz w:val="23"/>
-                <w:szCs w:val="23"/>
-                <w:lang w:eastAsia="es-AR"/>
-              </w:rPr>
-              <w:t>Treoland</w:t>
-            </w:r>
-            <w:proofErr w:type="spellEnd"/>
-            <w:r>
-              <w:rPr>
-                <w:rFonts w:ascii="Inter" w:eastAsia="Times New Roman" w:hAnsi="Inter" w:cs="Times New Roman"/>
-                <w:sz w:val="23"/>
-                <w:szCs w:val="23"/>
-                <w:lang w:eastAsia="es-AR"/>
+                <w:rFonts w:ascii="Arial" w:hAnsi="Arial" w:cs="Arial"/>
+                <w:color w:val="000000"/>
+                <w:sz w:val="23"/>
+                <w:szCs w:val="23"/>
               </w:rPr>
               <w:t>)</w:t>
             </w:r>
@@ -3132,64 +2771,6 @@
         <w:spacing w:before="240" w:after="240" w:line="240" w:lineRule="auto"/>
         <w:rPr>
           <w:rFonts w:ascii="Inter" w:eastAsia="Times New Roman" w:hAnsi="Inter" w:cs="Times New Roman"/>
-          <w:color w:val="0F1115"/>
-          <w:sz w:val="24"/>
-          <w:szCs w:val="24"/>
-          <w:lang w:eastAsia="es-AR"/>
-        </w:rPr>
-      </w:pPr>
-      <w:r>
-        <w:rPr>
-          <w:rFonts w:ascii="Inter" w:eastAsia="Times New Roman" w:hAnsi="Inter" w:cs="Times New Roman"/>
-          <w:color w:val="0F1115"/>
-          <w:sz w:val="24"/>
-          <w:szCs w:val="24"/>
-          <w:lang w:eastAsia="es-AR"/>
-        </w:rPr>
-        <w:t xml:space="preserve">Este análisis muestra que el tamaño definido para </w:t>
-      </w:r>
-      <w:proofErr w:type="spellStart"/>
-      <w:r>
-        <w:rPr>
-          <w:rFonts w:ascii="Inter" w:eastAsia="Times New Roman" w:hAnsi="Inter" w:cs="Times New Roman"/>
-          <w:color w:val="0F1115"/>
-          <w:sz w:val="24"/>
-          <w:szCs w:val="24"/>
-          <w:lang w:eastAsia="es-AR"/>
-        </w:rPr>
-        <w:t>TodoStock</w:t>
-      </w:r>
-      <w:proofErr w:type="spellEnd"/>
-      <w:r>
-        <w:rPr>
-          <w:rFonts w:ascii="Inter" w:eastAsia="Times New Roman" w:hAnsi="Inter" w:cs="Times New Roman"/>
-          <w:color w:val="0F1115"/>
-          <w:sz w:val="24"/>
-          <w:szCs w:val="24"/>
-          <w:lang w:eastAsia="es-AR"/>
-        </w:rPr>
-        <w:t xml:space="preserve"> es coherente con el de empresas distribuidoras familiares de mediana escala en </w:t>
-      </w:r>
-      <w:proofErr w:type="gramStart"/>
-      <w:r>
-        <w:rPr>
-          <w:rFonts w:ascii="Inter" w:eastAsia="Times New Roman" w:hAnsi="Inter" w:cs="Times New Roman"/>
-          <w:color w:val="0F1115"/>
-          <w:sz w:val="24"/>
-          <w:szCs w:val="24"/>
-          <w:lang w:eastAsia="es-AR"/>
-        </w:rPr>
-        <w:t>Argentina .</w:t>
-      </w:r>
-      <w:proofErr w:type="gramEnd"/>
-    </w:p>
-    <w:p>
-      <w:pPr>
-        <w:shd w:val="clear" w:color="auto" w:fill="FFFFFF"/>
-        <w:spacing w:before="480" w:after="240" w:line="450" w:lineRule="atLeast"/>
-        <w:outlineLvl w:val="2"/>
-        <w:rPr>
-          <w:rFonts w:ascii="Inter" w:eastAsia="Times New Roman" w:hAnsi="Inter" w:cs="Times New Roman"/>
           <w:b/>
           <w:bCs/>
           <w:color w:val="0F1115"/>
@@ -3198,6 +2779,68 @@
           <w:lang w:eastAsia="es-AR"/>
         </w:rPr>
       </w:pPr>
+      <w:r>
+        <w:rPr>
+          <w:rFonts w:ascii="Inter" w:eastAsia="Times New Roman" w:hAnsi="Inter" w:cs="Times New Roman"/>
+          <w:color w:val="0F1115"/>
+          <w:sz w:val="24"/>
+          <w:szCs w:val="24"/>
+          <w:lang w:eastAsia="es-AR"/>
+        </w:rPr>
+        <w:t xml:space="preserve">Este análisis muestra que el tamaño definido para </w:t>
+      </w:r>
+      <w:proofErr w:type="spellStart"/>
+      <w:r>
+        <w:rPr>
+          <w:rFonts w:ascii="Inter" w:eastAsia="Times New Roman" w:hAnsi="Inter" w:cs="Times New Roman"/>
+          <w:color w:val="0F1115"/>
+          <w:sz w:val="24"/>
+          <w:szCs w:val="24"/>
+          <w:lang w:eastAsia="es-AR"/>
+        </w:rPr>
+        <w:t>TodoStock</w:t>
+      </w:r>
+      <w:proofErr w:type="spellEnd"/>
+      <w:r>
+        <w:rPr>
+          <w:rFonts w:ascii="Inter" w:eastAsia="Times New Roman" w:hAnsi="Inter" w:cs="Times New Roman"/>
+          <w:color w:val="0F1115"/>
+          <w:sz w:val="24"/>
+          <w:szCs w:val="24"/>
+          <w:lang w:eastAsia="es-AR"/>
+        </w:rPr>
+        <w:t xml:space="preserve"> es coherente con el de empresas distribuidoras familiares de mediana escala en </w:t>
+      </w:r>
+      <w:r>
+        <w:rPr>
+          <w:rFonts w:ascii="Inter" w:eastAsia="Times New Roman" w:hAnsi="Inter" w:cs="Times New Roman"/>
+          <w:color w:val="0F1115"/>
+          <w:sz w:val="24"/>
+          <w:szCs w:val="24"/>
+          <w:lang w:eastAsia="es-AR"/>
+        </w:rPr>
+        <w:t>Argentina.</w:t>
+      </w:r>
+      <w:r>
+        <w:rPr>
+          <w:rFonts w:ascii="Inter" w:eastAsia="Times New Roman" w:hAnsi="Inter" w:cs="Times New Roman"/>
+          <w:color w:val="0F1115"/>
+          <w:sz w:val="24"/>
+          <w:szCs w:val="24"/>
+          <w:lang w:eastAsia="es-AR"/>
+        </w:rPr>
+        <w:br/>
+      </w:r>
+      <w:r>
+        <w:rPr>
+          <w:rFonts w:ascii="Inter" w:eastAsia="Times New Roman" w:hAnsi="Inter" w:cs="Times New Roman"/>
+          <w:color w:val="0F1115"/>
+          <w:sz w:val="24"/>
+          <w:szCs w:val="24"/>
+          <w:lang w:eastAsia="es-AR"/>
+        </w:rPr>
+        <w:br/>
+      </w:r>
       <w:r>
         <w:rPr>
           <w:rFonts w:ascii="Inter" w:eastAsia="Times New Roman" w:hAnsi="Inter" w:cs="Times New Roman"/>
@@ -3236,6 +2879,7 @@
           <w:szCs w:val="24"/>
           <w:lang w:eastAsia="es-AR"/>
         </w:rPr>
+        <w:lastRenderedPageBreak/>
         <w:t>Analogías validadas:</w:t>
       </w:r>
     </w:p>
@@ -3277,18 +2921,16 @@
         </w:rPr>
         <w:t xml:space="preserve">: Empresas como K Distribuciones con más de 22 años de trayectoria demuestran la existencia de un ecosistema de comercio mayorista de carácter familiar en el rubro limpieza, con desafíos semejantes de </w:t>
       </w:r>
-      <w:proofErr w:type="gramStart"/>
-      <w:r>
-        <w:rPr>
-          <w:rFonts w:ascii="Inter" w:eastAsia="Times New Roman" w:hAnsi="Inter" w:cs="Times New Roman"/>
-          <w:color w:val="0F1115"/>
-          <w:sz w:val="24"/>
-          <w:szCs w:val="24"/>
-          <w:lang w:eastAsia="es-AR"/>
-        </w:rPr>
-        <w:t>abastecimiento .</w:t>
-      </w:r>
-      <w:proofErr w:type="gramEnd"/>
+      <w:r>
+        <w:rPr>
+          <w:rFonts w:ascii="Inter" w:eastAsia="Times New Roman" w:hAnsi="Inter" w:cs="Times New Roman"/>
+          <w:color w:val="0F1115"/>
+          <w:sz w:val="24"/>
+          <w:szCs w:val="24"/>
+          <w:lang w:eastAsia="es-AR"/>
+        </w:rPr>
+        <w:t>abastecimiento.</w:t>
+      </w:r>
     </w:p>
     <w:p>
       <w:pPr>
@@ -3328,18 +2970,16 @@
         </w:rPr>
         <w:t xml:space="preserve">: La presencia de mayoristas con 15–40 años de actividad indica madurez del sector y necesidad de </w:t>
       </w:r>
-      <w:proofErr w:type="gramStart"/>
-      <w:r>
-        <w:rPr>
-          <w:rFonts w:ascii="Inter" w:eastAsia="Times New Roman" w:hAnsi="Inter" w:cs="Times New Roman"/>
-          <w:color w:val="0F1115"/>
-          <w:sz w:val="24"/>
-          <w:szCs w:val="24"/>
-          <w:lang w:eastAsia="es-AR"/>
-        </w:rPr>
-        <w:t>modernización .</w:t>
-      </w:r>
-      <w:proofErr w:type="gramEnd"/>
+      <w:r>
+        <w:rPr>
+          <w:rFonts w:ascii="Inter" w:eastAsia="Times New Roman" w:hAnsi="Inter" w:cs="Times New Roman"/>
+          <w:color w:val="0F1115"/>
+          <w:sz w:val="24"/>
+          <w:szCs w:val="24"/>
+          <w:lang w:eastAsia="es-AR"/>
+        </w:rPr>
+        <w:t>modernización.</w:t>
+      </w:r>
     </w:p>
     <w:p>
       <w:pPr>
@@ -3367,7 +3007,6 @@
           <w:szCs w:val="24"/>
           <w:lang w:eastAsia="es-AR"/>
         </w:rPr>
-        <w:lastRenderedPageBreak/>
         <w:t>Desafíos competitivos</w:t>
       </w:r>
       <w:r>
@@ -3380,18 +3019,16 @@
         </w:rPr>
         <w:t xml:space="preserve">: La consolidación digital de la oferta (plataformas como Compre Ahora que ya operan con sistemas integrados y alianzas comerciales) impone presión para que la empresa media se </w:t>
       </w:r>
-      <w:proofErr w:type="gramStart"/>
-      <w:r>
-        <w:rPr>
-          <w:rFonts w:ascii="Inter" w:eastAsia="Times New Roman" w:hAnsi="Inter" w:cs="Times New Roman"/>
-          <w:color w:val="0F1115"/>
-          <w:sz w:val="24"/>
-          <w:szCs w:val="24"/>
-          <w:lang w:eastAsia="es-AR"/>
-        </w:rPr>
-        <w:t>actualice .</w:t>
-      </w:r>
-      <w:proofErr w:type="gramEnd"/>
+      <w:r>
+        <w:rPr>
+          <w:rFonts w:ascii="Inter" w:eastAsia="Times New Roman" w:hAnsi="Inter" w:cs="Times New Roman"/>
+          <w:color w:val="0F1115"/>
+          <w:sz w:val="24"/>
+          <w:szCs w:val="24"/>
+          <w:lang w:eastAsia="es-AR"/>
+        </w:rPr>
+        <w:t>actualice.</w:t>
+      </w:r>
     </w:p>
     <w:p>
       <w:pPr>
@@ -3467,42 +3104,18 @@
           <w:szCs w:val="24"/>
           <w:lang w:eastAsia="es-AR"/>
         </w:rPr>
-        <w:t xml:space="preserve"> no posee (</w:t>
-      </w:r>
-      <w:proofErr w:type="spellStart"/>
-      <w:r>
-        <w:rPr>
-          <w:rFonts w:ascii="Inter" w:eastAsia="Times New Roman" w:hAnsi="Inter" w:cs="Times New Roman"/>
-          <w:color w:val="0F1115"/>
-          <w:sz w:val="24"/>
-          <w:szCs w:val="24"/>
-          <w:lang w:eastAsia="es-AR"/>
-        </w:rPr>
-        <w:t>Sina</w:t>
-      </w:r>
-      <w:proofErr w:type="spellEnd"/>
-      <w:r>
-        <w:rPr>
-          <w:rFonts w:ascii="Inter" w:eastAsia="Times New Roman" w:hAnsi="Inter" w:cs="Times New Roman"/>
-          <w:color w:val="0F1115"/>
-          <w:sz w:val="24"/>
-          <w:szCs w:val="24"/>
-          <w:lang w:eastAsia="es-AR"/>
-        </w:rPr>
-        <w:t xml:space="preserve"> es fábrica y distribuidora a la vez</w:t>
-      </w:r>
-      <w:proofErr w:type="gramStart"/>
-      <w:r>
-        <w:rPr>
-          <w:rFonts w:ascii="Inter" w:eastAsia="Times New Roman" w:hAnsi="Inter" w:cs="Times New Roman"/>
-          <w:color w:val="0F1115"/>
-          <w:sz w:val="24"/>
-          <w:szCs w:val="24"/>
-          <w:lang w:eastAsia="es-AR"/>
-        </w:rPr>
-        <w:t>) .</w:t>
-      </w:r>
-      <w:proofErr w:type="gramEnd"/>
+        <w:t xml:space="preserve"> no posee (Sina es fábrica y distribuidora a la vez</w:t>
+      </w:r>
+      <w:r>
+        <w:rPr>
+          <w:rFonts w:ascii="Inter" w:eastAsia="Times New Roman" w:hAnsi="Inter" w:cs="Times New Roman"/>
+          <w:color w:val="0F1115"/>
+          <w:sz w:val="24"/>
+          <w:szCs w:val="24"/>
+          <w:lang w:eastAsia="es-AR"/>
+        </w:rPr>
+        <w:t>).</w:t>
+      </w:r>
     </w:p>
     <w:p>
       <w:pPr>
@@ -3574,18 +3187,16 @@
         </w:rPr>
         <w:t xml:space="preserve"> mantiene foco en distribución B2B </w:t>
       </w:r>
-      <w:proofErr w:type="gramStart"/>
-      <w:r>
-        <w:rPr>
-          <w:rFonts w:ascii="Inter" w:eastAsia="Times New Roman" w:hAnsi="Inter" w:cs="Times New Roman"/>
-          <w:color w:val="0F1115"/>
-          <w:sz w:val="24"/>
-          <w:szCs w:val="24"/>
-          <w:lang w:eastAsia="es-AR"/>
-        </w:rPr>
-        <w:t>tradicional .</w:t>
-      </w:r>
-      <w:proofErr w:type="gramEnd"/>
+      <w:r>
+        <w:rPr>
+          <w:rFonts w:ascii="Inter" w:eastAsia="Times New Roman" w:hAnsi="Inter" w:cs="Times New Roman"/>
+          <w:color w:val="0F1115"/>
+          <w:sz w:val="24"/>
+          <w:szCs w:val="24"/>
+          <w:lang w:eastAsia="es-AR"/>
+        </w:rPr>
+        <w:t>tradicional.</w:t>
+      </w:r>
     </w:p>
     <w:p>
       <w:pPr>
@@ -3635,18 +3246,16 @@
         </w:rPr>
         <w:t xml:space="preserve"> todavía no </w:t>
       </w:r>
-      <w:proofErr w:type="gramStart"/>
-      <w:r>
-        <w:rPr>
-          <w:rFonts w:ascii="Inter" w:eastAsia="Times New Roman" w:hAnsi="Inter" w:cs="Times New Roman"/>
-          <w:color w:val="0F1115"/>
-          <w:sz w:val="24"/>
-          <w:szCs w:val="24"/>
-          <w:lang w:eastAsia="es-AR"/>
-        </w:rPr>
-        <w:t>alcanza .</w:t>
-      </w:r>
-      <w:proofErr w:type="gramEnd"/>
+      <w:r>
+        <w:rPr>
+          <w:rFonts w:ascii="Inter" w:eastAsia="Times New Roman" w:hAnsi="Inter" w:cs="Times New Roman"/>
+          <w:color w:val="0F1115"/>
+          <w:sz w:val="24"/>
+          <w:szCs w:val="24"/>
+          <w:lang w:eastAsia="es-AR"/>
+        </w:rPr>
+        <w:t>alcanza.</w:t>
+      </w:r>
     </w:p>
     <w:p>
       <w:pPr>
@@ -3770,18 +3379,16 @@
         </w:rPr>
         <w:t xml:space="preserve">El consumo masivo retrocedió un 5,1% interanual en marzo de 2026, con caídas en mayoristas del 8,8% en </w:t>
       </w:r>
-      <w:proofErr w:type="gramStart"/>
-      <w:r>
-        <w:rPr>
-          <w:rFonts w:ascii="Inter" w:eastAsia="Times New Roman" w:hAnsi="Inter" w:cs="Times New Roman"/>
-          <w:color w:val="0F1115"/>
-          <w:sz w:val="24"/>
-          <w:szCs w:val="24"/>
-          <w:lang w:eastAsia="es-AR"/>
-        </w:rPr>
-        <w:t>unidades .</w:t>
-      </w:r>
-      <w:proofErr w:type="gramEnd"/>
+      <w:r>
+        <w:rPr>
+          <w:rFonts w:ascii="Inter" w:eastAsia="Times New Roman" w:hAnsi="Inter" w:cs="Times New Roman"/>
+          <w:color w:val="0F1115"/>
+          <w:sz w:val="24"/>
+          <w:szCs w:val="24"/>
+          <w:lang w:eastAsia="es-AR"/>
+        </w:rPr>
+        <w:t>unidades.</w:t>
+      </w:r>
     </w:p>
     <w:p>
       <w:pPr>
@@ -3829,42 +3436,18 @@
           <w:szCs w:val="24"/>
           <w:lang w:eastAsia="es-AR"/>
         </w:rPr>
-        <w:t xml:space="preserve"> (familia </w:t>
-      </w:r>
-      <w:proofErr w:type="spellStart"/>
-      <w:r>
-        <w:rPr>
-          <w:rFonts w:ascii="Inter" w:eastAsia="Times New Roman" w:hAnsi="Inter" w:cs="Times New Roman"/>
-          <w:color w:val="0F1115"/>
-          <w:sz w:val="24"/>
-          <w:szCs w:val="24"/>
-          <w:lang w:eastAsia="es-AR"/>
-        </w:rPr>
-        <w:t>Manassero</w:t>
-      </w:r>
-      <w:proofErr w:type="spellEnd"/>
-      <w:r>
-        <w:rPr>
-          <w:rFonts w:ascii="Inter" w:eastAsia="Times New Roman" w:hAnsi="Inter" w:cs="Times New Roman"/>
-          <w:color w:val="0F1115"/>
-          <w:sz w:val="24"/>
-          <w:szCs w:val="24"/>
-          <w:lang w:eastAsia="es-AR"/>
-        </w:rPr>
-        <w:t xml:space="preserve">, dueña de la marca "El Coloso") cerró 4 sucursales, despidió a 115 trabajadores y entró en concurso preventivo de acreedores en 2026, atribuyendo su crisis a caída de consumo, presión de proveedores, conflictos sindicales y juicios </w:t>
-      </w:r>
-      <w:proofErr w:type="gramStart"/>
-      <w:r>
-        <w:rPr>
-          <w:rFonts w:ascii="Inter" w:eastAsia="Times New Roman" w:hAnsi="Inter" w:cs="Times New Roman"/>
-          <w:color w:val="0F1115"/>
-          <w:sz w:val="24"/>
-          <w:szCs w:val="24"/>
-          <w:lang w:eastAsia="es-AR"/>
-        </w:rPr>
-        <w:t>laborales .</w:t>
-      </w:r>
-      <w:proofErr w:type="gramEnd"/>
+        <w:t xml:space="preserve"> (familia Manassero, dueña de la marca "El Coloso") cerró 4 sucursales, despidió a 115 trabajadores y entró en concurso preventivo de acreedores en 2026, atribuyendo su crisis a caída de consumo, presión de proveedores, conflictos sindicales y juicios </w:t>
+      </w:r>
+      <w:r>
+        <w:rPr>
+          <w:rFonts w:ascii="Inter" w:eastAsia="Times New Roman" w:hAnsi="Inter" w:cs="Times New Roman"/>
+          <w:color w:val="0F1115"/>
+          <w:sz w:val="24"/>
+          <w:szCs w:val="24"/>
+          <w:lang w:eastAsia="es-AR"/>
+        </w:rPr>
+        <w:t>laborales.</w:t>
+      </w:r>
     </w:p>
     <w:p>
       <w:pPr>
@@ -3892,18 +3475,16 @@
         </w:rPr>
         <w:t xml:space="preserve">Plataformas digitales como Compre Ahora amplían su portafolio de limpieza mediante alianzas estratégicas, digitalizando el canal B2B </w:t>
       </w:r>
-      <w:proofErr w:type="gramStart"/>
-      <w:r>
-        <w:rPr>
-          <w:rFonts w:ascii="Inter" w:eastAsia="Times New Roman" w:hAnsi="Inter" w:cs="Times New Roman"/>
-          <w:color w:val="0F1115"/>
-          <w:sz w:val="24"/>
-          <w:szCs w:val="24"/>
-          <w:lang w:eastAsia="es-AR"/>
-        </w:rPr>
-        <w:t>tradicional .</w:t>
-      </w:r>
-      <w:proofErr w:type="gramEnd"/>
+      <w:r>
+        <w:rPr>
+          <w:rFonts w:ascii="Inter" w:eastAsia="Times New Roman" w:hAnsi="Inter" w:cs="Times New Roman"/>
+          <w:color w:val="0F1115"/>
+          <w:sz w:val="24"/>
+          <w:szCs w:val="24"/>
+          <w:lang w:eastAsia="es-AR"/>
+        </w:rPr>
+        <w:t>tradicional.</w:t>
+      </w:r>
     </w:p>
     <w:p>
       <w:pPr>
@@ -3931,18 +3512,16 @@
         </w:rPr>
         <w:t xml:space="preserve">El mayorista minorista y distribuidor online Pop ofrece cobertura a todo el país, demostrando la viabilidad del canal completamente </w:t>
       </w:r>
-      <w:proofErr w:type="gramStart"/>
-      <w:r>
-        <w:rPr>
-          <w:rFonts w:ascii="Inter" w:eastAsia="Times New Roman" w:hAnsi="Inter" w:cs="Times New Roman"/>
-          <w:color w:val="0F1115"/>
-          <w:sz w:val="24"/>
-          <w:szCs w:val="24"/>
-          <w:lang w:eastAsia="es-AR"/>
-        </w:rPr>
-        <w:t>digital .</w:t>
-      </w:r>
-      <w:proofErr w:type="gramEnd"/>
+      <w:r>
+        <w:rPr>
+          <w:rFonts w:ascii="Inter" w:eastAsia="Times New Roman" w:hAnsi="Inter" w:cs="Times New Roman"/>
+          <w:color w:val="0F1115"/>
+          <w:sz w:val="24"/>
+          <w:szCs w:val="24"/>
+          <w:lang w:eastAsia="es-AR"/>
+        </w:rPr>
+        <w:t>digital.</w:t>
+      </w:r>
     </w:p>
     <w:p>
       <w:pPr>
@@ -4014,7 +3593,6 @@
           <w:szCs w:val="30"/>
           <w:lang w:eastAsia="es-AR"/>
         </w:rPr>
-        <w:lastRenderedPageBreak/>
         <w:t>VI. Conclusiones del Anexo</w:t>
       </w:r>
     </w:p>
@@ -4038,6 +3616,7 @@
           <w:szCs w:val="24"/>
           <w:lang w:eastAsia="es-AR"/>
         </w:rPr>
+        <w:lastRenderedPageBreak/>
         <w:t>La investigación de empresas similares permite afirmar que:</w:t>
       </w:r>
     </w:p>
@@ -4290,29 +3869,7 @@
           <w:szCs w:val="24"/>
           <w:lang w:eastAsia="es-AR"/>
         </w:rPr>
-        <w:t xml:space="preserve">Casa </w:t>
-      </w:r>
-      <w:proofErr w:type="spellStart"/>
-      <w:r>
-        <w:rPr>
-          <w:rFonts w:ascii="Inter" w:eastAsia="Times New Roman" w:hAnsi="Inter" w:cs="Times New Roman"/>
-          <w:color w:val="0F1115"/>
-          <w:sz w:val="24"/>
-          <w:szCs w:val="24"/>
-          <w:lang w:eastAsia="es-AR"/>
-        </w:rPr>
-        <w:t>Thames</w:t>
-      </w:r>
-      <w:proofErr w:type="spellEnd"/>
-      <w:r>
-        <w:rPr>
-          <w:rFonts w:ascii="Inter" w:eastAsia="Times New Roman" w:hAnsi="Inter" w:cs="Times New Roman"/>
-          <w:color w:val="0F1115"/>
-          <w:sz w:val="24"/>
-          <w:szCs w:val="24"/>
-          <w:lang w:eastAsia="es-AR"/>
-        </w:rPr>
-        <w:t>: https://www.casathames.com[reference:27]</w:t>
+        <w:t>Casa Thames: https://www.casathames.com[reference:27]</w:t>
       </w:r>
     </w:p>
     <w:p>
@@ -4436,27 +3993,15 @@
           <w:lang w:eastAsia="es-AR"/>
         </w:rPr>
       </w:pPr>
-      <w:proofErr w:type="spellStart"/>
-      <w:r>
-        <w:rPr>
-          <w:rFonts w:ascii="Inter" w:eastAsia="Times New Roman" w:hAnsi="Inter" w:cs="Times New Roman"/>
-          <w:color w:val="0F1115"/>
-          <w:sz w:val="24"/>
-          <w:szCs w:val="24"/>
-          <w:lang w:eastAsia="es-AR"/>
-        </w:rPr>
-        <w:t>Sina</w:t>
-      </w:r>
-      <w:proofErr w:type="spellEnd"/>
-      <w:r>
-        <w:rPr>
-          <w:rFonts w:ascii="Inter" w:eastAsia="Times New Roman" w:hAnsi="Inter" w:cs="Times New Roman"/>
-          <w:color w:val="0F1115"/>
-          <w:sz w:val="24"/>
-          <w:szCs w:val="24"/>
-          <w:lang w:eastAsia="es-AR"/>
-        </w:rPr>
-        <w:t>: https://www.sina.com.ar[reference:31]</w:t>
+      <w:r>
+        <w:rPr>
+          <w:rFonts w:ascii="Inter" w:eastAsia="Times New Roman" w:hAnsi="Inter" w:cs="Times New Roman"/>
+          <w:color w:val="0F1115"/>
+          <w:sz w:val="24"/>
+          <w:szCs w:val="24"/>
+          <w:lang w:eastAsia="es-AR"/>
+        </w:rPr>
+        <w:t>Sina: https://www.sina.com.ar[reference:31]</w:t>
       </w:r>
     </w:p>
     <w:p>
@@ -4828,7 +4373,6 @@
           <w:szCs w:val="24"/>
           <w:lang w:eastAsia="es-AR"/>
         </w:rPr>
-        <w:lastRenderedPageBreak/>
         <w:t xml:space="preserve">Distribuidora </w:t>
       </w:r>
       <w:proofErr w:type="spellStart"/>
@@ -4851,29 +4395,7 @@
           <w:szCs w:val="24"/>
           <w:lang w:eastAsia="es-AR"/>
         </w:rPr>
-        <w:t xml:space="preserve"> (</w:t>
-      </w:r>
-      <w:proofErr w:type="spellStart"/>
-      <w:r>
-        <w:rPr>
-          <w:rFonts w:ascii="Inter" w:eastAsia="Times New Roman" w:hAnsi="Inter" w:cs="Times New Roman"/>
-          <w:color w:val="0F1115"/>
-          <w:sz w:val="24"/>
-          <w:szCs w:val="24"/>
-          <w:lang w:eastAsia="es-AR"/>
-        </w:rPr>
-        <w:t>Yellow</w:t>
-      </w:r>
-      <w:proofErr w:type="spellEnd"/>
-      <w:r>
-        <w:rPr>
-          <w:rFonts w:ascii="Inter" w:eastAsia="Times New Roman" w:hAnsi="Inter" w:cs="Times New Roman"/>
-          <w:color w:val="0F1115"/>
-          <w:sz w:val="24"/>
-          <w:szCs w:val="24"/>
-          <w:lang w:eastAsia="es-AR"/>
-        </w:rPr>
-        <w:t xml:space="preserve"> Pages): https://www.yellowpages.ar[reference:41]</w:t>
+        <w:t xml:space="preserve"> (Yellow Pages): https://www.yellowpages.ar[reference:41]</w:t>
       </w:r>
     </w:p>
     <w:p>
@@ -4894,7 +4416,7 @@
           <w:lang w:eastAsia="es-AR"/>
         </w:rPr>
         <w:pict w14:anchorId="4FCC9A09">
-          <v:rect id="_x0000_i1025" style="width:0;height:.75pt" o:hralign="center" o:hrstd="t" o:hr="t" fillcolor="#a0a0a0" stroked="f"/>
+          <v:rect id="_x0000_i1029" style="width:0;height:.75pt" o:hralign="center" o:hrstd="t" o:hr="t" fillcolor="#a0a0a0" stroked="f"/>
         </w:pict>
       </w:r>
     </w:p>
@@ -4933,10 +4455,9 @@
         <w:t> Este anexo fue elaborado con fines estrictamente académicos, como parte del trabajo práctico de la materia Ingeniería de Software. Las empresas mencionadas operan en el mercado real, pero los datos han sido relevados únicamente desde fuentes públicas de acceso libre para contextualizar y validar el escenario del caso de estudio propuesto.</w:t>
       </w:r>
     </w:p>
-    <w:p/>
     <w:sectPr>
       <w:pgSz w:w="11906" w:h="16838"/>
-      <w:pgMar w:top="1417" w:right="1701" w:bottom="1417" w:left="1701" w:header="708" w:footer="708" w:gutter="0"/>
+      <w:pgMar w:top="1418" w:right="1701" w:bottom="709" w:left="1701" w:header="709" w:footer="568" w:gutter="0"/>
       <w:cols w:space="708"/>
       <w:docGrid w:linePitch="360"/>
     </w:sectPr>
@@ -4944,8 +4465,249 @@
 </w:document>
 </file>
 
+<file path=word/endnotes.xml><?xml version="1.0" encoding="utf-8"?>
+<w:endnotes xmlns:wpc="http://schemas.microsoft.com/office/word/2010/wordprocessingCanvas" xmlns:cx="http://schemas.microsoft.com/office/drawing/2014/chartex" xmlns:cx1="http://schemas.microsoft.com/office/drawing/2015/9/8/chartex" xmlns:cx2="http://schemas.microsoft.com/office/drawing/2015/10/21/chartex" xmlns:cx3="http://schemas.microsoft.com/office/drawing/2016/5/9/chartex" xmlns:cx4="http://schemas.microsoft.com/office/drawing/2016/5/10/chartex" xmlns:cx5="http://schemas.microsoft.com/office/drawing/2016/5/11/chartex" xmlns:cx6="http://schemas.microsoft.com/office/drawing/2016/5/12/chartex" xmlns:cx7="http://schemas.microsoft.com/office/drawing/2016/5/13/chartex" xmlns:cx8="http://schemas.microsoft.com/office/drawing/2016/5/14/chartex" xmlns:mc="http://schemas.openxmlformats.org/markup-compatibility/2006" xmlns:aink="http://schemas.microsoft.com/office/drawing/2016/ink" xmlns:am3d="http://schemas.microsoft.com/office/drawing/2017/model3d" xmlns:o="urn:schemas-microsoft-com:office:office" xmlns:oel="http://schemas.microsoft.com/office/2019/extlst" xmlns:r="http://schemas.openxmlformats.org/officeDocument/2006/relationships" xmlns:m="http://schemas.openxmlformats.org/officeDocument/2006/math" xmlns:v="urn:schemas-microsoft-com:vml" xmlns:wp14="http://schemas.microsoft.com/office/word/2010/wordprocessingDrawing" xmlns:wp="http://schemas.openxmlformats.org/drawingml/2006/wordprocessingDrawing" xmlns:w10="urn:schemas-microsoft-com:office:word" xmlns:w="http://schemas.openxmlformats.org/wordprocessingml/2006/main" xmlns:w14="http://schemas.microsoft.com/office/word/2010/wordml" xmlns:w15="http://schemas.microsoft.com/office/word/2012/wordml" xmlns:w16cex="http://schemas.microsoft.com/office/word/2018/wordml/cex" xmlns:w16cid="http://schemas.microsoft.com/office/word/2016/wordml/cid" xmlns:w16="http://schemas.microsoft.com/office/word/2018/wordml" xmlns:w16du="http://schemas.microsoft.com/office/word/2023/wordml/word16du" xmlns:w16sdtdh="http://schemas.microsoft.com/office/word/2020/wordml/sdtdatahash" xmlns:w16sdtfl="http://schemas.microsoft.com/office/word/2024/wordml/sdtformatlock" xmlns:w16se="http://schemas.microsoft.com/office/word/2015/wordml/symex" xmlns:wpg="http://schemas.microsoft.com/office/word/2010/wordprocessingGroup" xmlns:wpi="http://schemas.microsoft.com/office/word/2010/wordprocessingInk" xmlns:wne="http://schemas.microsoft.com/office/word/2006/wordml" xmlns:wps="http://schemas.microsoft.com/office/word/2010/wordprocessingShape" mc:Ignorable="w14 w15 w16se w16cid w16 w16cex w16sdtdh w16sdtfl w16du wp14">
+  <w:endnote w:type="separator" w:id="-1">
+    <w:p>
+      <w:pPr>
+        <w:spacing w:after="0" w:line="240" w:lineRule="auto"/>
+      </w:pPr>
+      <w:r>
+        <w:separator/>
+      </w:r>
+    </w:p>
+  </w:endnote>
+  <w:endnote w:type="continuationSeparator" w:id="0">
+    <w:p>
+      <w:pPr>
+        <w:spacing w:after="0" w:line="240" w:lineRule="auto"/>
+      </w:pPr>
+      <w:r>
+        <w:continuationSeparator/>
+      </w:r>
+    </w:p>
+  </w:endnote>
+</w:endnotes>
+</file>
+
+<file path=word/footer1.xml><?xml version="1.0" encoding="utf-8"?>
+<w:ftr xmlns:wpc="http://schemas.microsoft.com/office/word/2010/wordprocessingCanvas" xmlns:cx="http://schemas.microsoft.com/office/drawing/2014/chartex" xmlns:cx1="http://schemas.microsoft.com/office/drawing/2015/9/8/chartex" xmlns:cx2="http://schemas.microsoft.com/office/drawing/2015/10/21/chartex" xmlns:cx3="http://schemas.microsoft.com/office/drawing/2016/5/9/chartex" xmlns:cx4="http://schemas.microsoft.com/office/drawing/2016/5/10/chartex" xmlns:cx5="http://schemas.microsoft.com/office/drawing/2016/5/11/chartex" xmlns:cx6="http://schemas.microsoft.com/office/drawing/2016/5/12/chartex" xmlns:cx7="http://schemas.microsoft.com/office/drawing/2016/5/13/chartex" xmlns:cx8="http://schemas.microsoft.com/office/drawing/2016/5/14/chartex" xmlns:mc="http://schemas.openxmlformats.org/markup-compatibility/2006" xmlns:aink="http://schemas.microsoft.com/office/drawing/2016/ink" xmlns:am3d="http://schemas.microsoft.com/office/drawing/2017/model3d" xmlns:o="urn:schemas-microsoft-com:office:office" xmlns:oel="http://schemas.microsoft.com/office/2019/extlst" xmlns:r="http://schemas.openxmlformats.org/officeDocument/2006/relationships" xmlns:m="http://schemas.openxmlformats.org/officeDocument/2006/math" xmlns:v="urn:schemas-microsoft-com:vml" xmlns:wp14="http://schemas.microsoft.com/office/word/2010/wordprocessingDrawing" xmlns:wp="http://schemas.openxmlformats.org/drawingml/2006/wordprocessingDrawing" xmlns:w10="urn:schemas-microsoft-com:office:word" xmlns:w="http://schemas.openxmlformats.org/wordprocessingml/2006/main" xmlns:w14="http://schemas.microsoft.com/office/word/2010/wordml" xmlns:w15="http://schemas.microsoft.com/office/word/2012/wordml" xmlns:w16cex="http://schemas.microsoft.com/office/word/2018/wordml/cex" xmlns:w16cid="http://schemas.microsoft.com/office/word/2016/wordml/cid" xmlns:w16="http://schemas.microsoft.com/office/word/2018/wordml" xmlns:w16du="http://schemas.microsoft.com/office/word/2023/wordml/word16du" xmlns:w16sdtdh="http://schemas.microsoft.com/office/word/2020/wordml/sdtdatahash" xmlns:w16sdtfl="http://schemas.microsoft.com/office/word/2024/wordml/sdtformatlock" xmlns:w16se="http://schemas.microsoft.com/office/word/2015/wordml/symex" xmlns:wpg="http://schemas.microsoft.com/office/word/2010/wordprocessingGroup" xmlns:wpi="http://schemas.microsoft.com/office/word/2010/wordprocessingInk" xmlns:wne="http://schemas.microsoft.com/office/word/2006/wordml" xmlns:wps="http://schemas.microsoft.com/office/word/2010/wordprocessingShape" mc:Ignorable="w14 w15 w16se w16cid w16 w16cex w16sdtdh w16sdtfl w16du wp14">
+  <w:p>
+    <w:pPr>
+      <w:pStyle w:val="Piedepgina"/>
+      <w:tabs>
+        <w:tab w:val="clear" w:pos="8504"/>
+        <w:tab w:val="left" w:pos="7437"/>
+      </w:tabs>
+      <w:rPr>
+        <w:color w:val="808080" w:themeColor="background1" w:themeShade="80"/>
+      </w:rPr>
+    </w:pPr>
+  </w:p>
+</w:ftr>
+</file>
+
+<file path=word/footer2.xml><?xml version="1.0" encoding="utf-8"?>
+<w:ftr xmlns:wpc="http://schemas.microsoft.com/office/word/2010/wordprocessingCanvas" xmlns:cx="http://schemas.microsoft.com/office/drawing/2014/chartex" xmlns:cx1="http://schemas.microsoft.com/office/drawing/2015/9/8/chartex" xmlns:cx2="http://schemas.microsoft.com/office/drawing/2015/10/21/chartex" xmlns:cx3="http://schemas.microsoft.com/office/drawing/2016/5/9/chartex" xmlns:cx4="http://schemas.microsoft.com/office/drawing/2016/5/10/chartex" xmlns:cx5="http://schemas.microsoft.com/office/drawing/2016/5/11/chartex" xmlns:cx6="http://schemas.microsoft.com/office/drawing/2016/5/12/chartex" xmlns:cx7="http://schemas.microsoft.com/office/drawing/2016/5/13/chartex" xmlns:cx8="http://schemas.microsoft.com/office/drawing/2016/5/14/chartex" xmlns:mc="http://schemas.openxmlformats.org/markup-compatibility/2006" xmlns:aink="http://schemas.microsoft.com/office/drawing/2016/ink" xmlns:am3d="http://schemas.microsoft.com/office/drawing/2017/model3d" xmlns:o="urn:schemas-microsoft-com:office:office" xmlns:oel="http://schemas.microsoft.com/office/2019/extlst" xmlns:r="http://schemas.openxmlformats.org/officeDocument/2006/relationships" xmlns:m="http://schemas.openxmlformats.org/officeDocument/2006/math" xmlns:v="urn:schemas-microsoft-com:vml" xmlns:wp14="http://schemas.microsoft.com/office/word/2010/wordprocessingDrawing" xmlns:wp="http://schemas.openxmlformats.org/drawingml/2006/wordprocessingDrawing" xmlns:w10="urn:schemas-microsoft-com:office:word" xmlns:w="http://schemas.openxmlformats.org/wordprocessingml/2006/main" xmlns:w14="http://schemas.microsoft.com/office/word/2010/wordml" xmlns:w15="http://schemas.microsoft.com/office/word/2012/wordml" xmlns:w16cex="http://schemas.microsoft.com/office/word/2018/wordml/cex" xmlns:w16cid="http://schemas.microsoft.com/office/word/2016/wordml/cid" xmlns:w16="http://schemas.microsoft.com/office/word/2018/wordml" xmlns:w16du="http://schemas.microsoft.com/office/word/2023/wordml/word16du" xmlns:w16sdtdh="http://schemas.microsoft.com/office/word/2020/wordml/sdtdatahash" xmlns:w16sdtfl="http://schemas.microsoft.com/office/word/2024/wordml/sdtformatlock" xmlns:w16se="http://schemas.microsoft.com/office/word/2015/wordml/symex" xmlns:wpg="http://schemas.microsoft.com/office/word/2010/wordprocessingGroup" xmlns:wpi="http://schemas.microsoft.com/office/word/2010/wordprocessingInk" xmlns:wne="http://schemas.microsoft.com/office/word/2006/wordml" xmlns:wps="http://schemas.microsoft.com/office/word/2010/wordprocessingShape" mc:Ignorable="w14 w15 w16se w16cid w16 w16cex w16sdtdh w16sdtfl w16du wp14">
+  <w:p>
+    <w:pPr>
+      <w:pStyle w:val="Piedepgina"/>
+      <w:jc w:val="right"/>
+    </w:pPr>
+    <w:r>
+      <w:t xml:space="preserve">Página </w:t>
+    </w:r>
+    <w:sdt>
+      <w:sdtPr>
+        <w:id w:val="-1590075596"/>
+        <w:docPartObj>
+          <w:docPartGallery w:val="Page Numbers (Bottom of Page)"/>
+          <w:docPartUnique/>
+        </w:docPartObj>
+      </w:sdtPr>
+      <w:sdtContent>
+        <w:r>
+          <w:fldChar w:fldCharType="begin"/>
+        </w:r>
+        <w:r>
+          <w:instrText>PAGE   \* MERGEFORMAT</w:instrText>
+        </w:r>
+        <w:r>
+          <w:fldChar w:fldCharType="separate"/>
+        </w:r>
+        <w:r>
+          <w:rPr>
+            <w:lang w:val="es-ES"/>
+          </w:rPr>
+          <w:t>2</w:t>
+        </w:r>
+        <w:r>
+          <w:fldChar w:fldCharType="end"/>
+        </w:r>
+      </w:sdtContent>
+    </w:sdt>
+  </w:p>
+  <w:p>
+    <w:pPr>
+      <w:pStyle w:val="Piedepgina"/>
+      <w:tabs>
+        <w:tab w:val="clear" w:pos="8504"/>
+        <w:tab w:val="left" w:pos="7437"/>
+      </w:tabs>
+      <w:rPr>
+        <w:color w:val="808080" w:themeColor="background1" w:themeShade="80"/>
+      </w:rPr>
+    </w:pPr>
+    <w:r>
+      <w:rPr>
+        <w:color w:val="808080" w:themeColor="background1" w:themeShade="80"/>
+      </w:rPr>
+      <w:t>Sergio Gálvan – Víctor Álvarez – Alejandro Rodriguez</w:t>
+    </w:r>
+  </w:p>
+</w:ftr>
+</file>
+
+<file path=word/footnotes.xml><?xml version="1.0" encoding="utf-8"?>
+<w:footnotes xmlns:wpc="http://schemas.microsoft.com/office/word/2010/wordprocessingCanvas" xmlns:cx="http://schemas.microsoft.com/office/drawing/2014/chartex" xmlns:cx1="http://schemas.microsoft.com/office/drawing/2015/9/8/chartex" xmlns:cx2="http://schemas.microsoft.com/office/drawing/2015/10/21/chartex" xmlns:cx3="http://schemas.microsoft.com/office/drawing/2016/5/9/chartex" xmlns:cx4="http://schemas.microsoft.com/office/drawing/2016/5/10/chartex" xmlns:cx5="http://schemas.microsoft.com/office/drawing/2016/5/11/chartex" xmlns:cx6="http://schemas.microsoft.com/office/drawing/2016/5/12/chartex" xmlns:cx7="http://schemas.microsoft.com/office/drawing/2016/5/13/chartex" xmlns:cx8="http://schemas.microsoft.com/office/drawing/2016/5/14/chartex" xmlns:mc="http://schemas.openxmlformats.org/markup-compatibility/2006" xmlns:aink="http://schemas.microsoft.com/office/drawing/2016/ink" xmlns:am3d="http://schemas.microsoft.com/office/drawing/2017/model3d" xmlns:o="urn:schemas-microsoft-com:office:office" xmlns:oel="http://schemas.microsoft.com/office/2019/extlst" xmlns:r="http://schemas.openxmlformats.org/officeDocument/2006/relationships" xmlns:m="http://schemas.openxmlformats.org/officeDocument/2006/math" xmlns:v="urn:schemas-microsoft-com:vml" xmlns:wp14="http://schemas.microsoft.com/office/word/2010/wordprocessingDrawing" xmlns:wp="http://schemas.openxmlformats.org/drawingml/2006/wordprocessingDrawing" xmlns:w10="urn:schemas-microsoft-com:office:word" xmlns:w="http://schemas.openxmlformats.org/wordprocessingml/2006/main" xmlns:w14="http://schemas.microsoft.com/office/word/2010/wordml" xmlns:w15="http://schemas.microsoft.com/office/word/2012/wordml" xmlns:w16cex="http://schemas.microsoft.com/office/word/2018/wordml/cex" xmlns:w16cid="http://schemas.microsoft.com/office/word/2016/wordml/cid" xmlns:w16="http://schemas.microsoft.com/office/word/2018/wordml" xmlns:w16du="http://schemas.microsoft.com/office/word/2023/wordml/word16du" xmlns:w16sdtdh="http://schemas.microsoft.com/office/word/2020/wordml/sdtdatahash" xmlns:w16sdtfl="http://schemas.microsoft.com/office/word/2024/wordml/sdtformatlock" xmlns:w16se="http://schemas.microsoft.com/office/word/2015/wordml/symex" xmlns:wpg="http://schemas.microsoft.com/office/word/2010/wordprocessingGroup" xmlns:wpi="http://schemas.microsoft.com/office/word/2010/wordprocessingInk" xmlns:wne="http://schemas.microsoft.com/office/word/2006/wordml" xmlns:wps="http://schemas.microsoft.com/office/word/2010/wordprocessingShape" mc:Ignorable="w14 w15 w16se w16cid w16 w16cex w16sdtdh w16sdtfl w16du wp14">
+  <w:footnote w:type="separator" w:id="-1">
+    <w:p>
+      <w:pPr>
+        <w:spacing w:after="0" w:line="240" w:lineRule="auto"/>
+      </w:pPr>
+      <w:r>
+        <w:separator/>
+      </w:r>
+    </w:p>
+  </w:footnote>
+  <w:footnote w:type="continuationSeparator" w:id="0">
+    <w:p>
+      <w:pPr>
+        <w:spacing w:after="0" w:line="240" w:lineRule="auto"/>
+      </w:pPr>
+      <w:r>
+        <w:continuationSeparator/>
+      </w:r>
+    </w:p>
+  </w:footnote>
+</w:footnotes>
+</file>
+
+<file path=word/header1.xml><?xml version="1.0" encoding="utf-8"?>
+<w:hdr xmlns:wpc="http://schemas.microsoft.com/office/word/2010/wordprocessingCanvas" xmlns:cx="http://schemas.microsoft.com/office/drawing/2014/chartex" xmlns:cx1="http://schemas.microsoft.com/office/drawing/2015/9/8/chartex" xmlns:cx2="http://schemas.microsoft.com/office/drawing/2015/10/21/chartex" xmlns:cx3="http://schemas.microsoft.com/office/drawing/2016/5/9/chartex" xmlns:cx4="http://schemas.microsoft.com/office/drawing/2016/5/10/chartex" xmlns:cx5="http://schemas.microsoft.com/office/drawing/2016/5/11/chartex" xmlns:cx6="http://schemas.microsoft.com/office/drawing/2016/5/12/chartex" xmlns:cx7="http://schemas.microsoft.com/office/drawing/2016/5/13/chartex" xmlns:cx8="http://schemas.microsoft.com/office/drawing/2016/5/14/chartex" xmlns:mc="http://schemas.openxmlformats.org/markup-compatibility/2006" xmlns:aink="http://schemas.microsoft.com/office/drawing/2016/ink" xmlns:am3d="http://schemas.microsoft.com/office/drawing/2017/model3d" xmlns:o="urn:schemas-microsoft-com:office:office" xmlns:oel="http://schemas.microsoft.com/office/2019/extlst" xmlns:r="http://schemas.openxmlformats.org/officeDocument/2006/relationships" xmlns:m="http://schemas.openxmlformats.org/officeDocument/2006/math" xmlns:v="urn:schemas-microsoft-com:vml" xmlns:wp14="http://schemas.microsoft.com/office/word/2010/wordprocessingDrawing" xmlns:wp="http://schemas.openxmlformats.org/drawingml/2006/wordprocessingDrawing" xmlns:w10="urn:schemas-microsoft-com:office:word" xmlns:w="http://schemas.openxmlformats.org/wordprocessingml/2006/main" xmlns:w14="http://schemas.microsoft.com/office/word/2010/wordml" xmlns:w15="http://schemas.microsoft.com/office/word/2012/wordml" xmlns:w16cex="http://schemas.microsoft.com/office/word/2018/wordml/cex" xmlns:w16cid="http://schemas.microsoft.com/office/word/2016/wordml/cid" xmlns:w16="http://schemas.microsoft.com/office/word/2018/wordml" xmlns:w16du="http://schemas.microsoft.com/office/word/2023/wordml/word16du" xmlns:w16sdtdh="http://schemas.microsoft.com/office/word/2020/wordml/sdtdatahash" xmlns:w16sdtfl="http://schemas.microsoft.com/office/word/2024/wordml/sdtformatlock" xmlns:w16se="http://schemas.microsoft.com/office/word/2015/wordml/symex" xmlns:wpg="http://schemas.microsoft.com/office/word/2010/wordprocessingGroup" xmlns:wpi="http://schemas.microsoft.com/office/word/2010/wordprocessingInk" xmlns:wne="http://schemas.microsoft.com/office/word/2006/wordml" xmlns:wps="http://schemas.microsoft.com/office/word/2010/wordprocessingShape" mc:Ignorable="w14 w15 w16se w16cid w16 w16cex w16sdtdh w16sdtfl w16du wp14">
+  <w:p>
+    <w:pPr>
+      <w:pStyle w:val="Encabezado"/>
+      <w:jc w:val="right"/>
+      <w:rPr>
+        <w:color w:val="808080" w:themeColor="background1" w:themeShade="80"/>
+        <w:sz w:val="20"/>
+        <w:szCs w:val="20"/>
+      </w:rPr>
+    </w:pPr>
+    <w:r>
+      <w:rPr>
+        <w:noProof/>
+        <w:color w:val="808080" w:themeColor="background1" w:themeShade="80"/>
+        <w:sz w:val="20"/>
+        <w:szCs w:val="20"/>
+      </w:rPr>
+      <w:drawing>
+        <wp:anchor distT="0" distB="0" distL="114300" distR="114300" simplePos="0" relativeHeight="251659264" behindDoc="0" locked="0" layoutInCell="1" allowOverlap="1" wp14:anchorId="3F02CFEB" wp14:editId="319EB530">
+          <wp:simplePos x="0" y="0"/>
+          <wp:positionH relativeFrom="column">
+            <wp:posOffset>-379866</wp:posOffset>
+          </wp:positionH>
+          <wp:positionV relativeFrom="paragraph">
+            <wp:posOffset>-212299</wp:posOffset>
+          </wp:positionV>
+          <wp:extent cx="671332" cy="447581"/>
+          <wp:effectExtent l="0" t="0" r="0" b="0"/>
+          <wp:wrapNone/>
+          <wp:docPr id="577964658" name="Imagen 4"/>
+          <wp:cNvGraphicFramePr>
+            <a:graphicFrameLocks xmlns:a="http://schemas.openxmlformats.org/drawingml/2006/main" noChangeAspect="1"/>
+          </wp:cNvGraphicFramePr>
+          <a:graphic xmlns:a="http://schemas.openxmlformats.org/drawingml/2006/main">
+            <a:graphicData uri="http://schemas.openxmlformats.org/drawingml/2006/picture">
+              <pic:pic xmlns:pic="http://schemas.openxmlformats.org/drawingml/2006/picture">
+                <pic:nvPicPr>
+                  <pic:cNvPr id="0" name="Picture 4"/>
+                  <pic:cNvPicPr>
+                    <a:picLocks noChangeAspect="1" noChangeArrowheads="1"/>
+                  </pic:cNvPicPr>
+                </pic:nvPicPr>
+                <pic:blipFill>
+                  <a:blip r:embed="rId1">
+                    <a:extLst>
+                      <a:ext uri="{28A0092B-C50C-407E-A947-70E740481C1C}">
+                        <a14:useLocalDpi xmlns:a14="http://schemas.microsoft.com/office/drawing/2010/main" val="0"/>
+                      </a:ext>
+                    </a:extLst>
+                  </a:blip>
+                  <a:srcRect/>
+                  <a:stretch>
+                    <a:fillRect/>
+                  </a:stretch>
+                </pic:blipFill>
+                <pic:spPr bwMode="auto">
+                  <a:xfrm>
+                    <a:off x="0" y="0"/>
+                    <a:ext cx="690872" cy="460609"/>
+                  </a:xfrm>
+                  <a:prstGeom prst="rect">
+                    <a:avLst/>
+                  </a:prstGeom>
+                  <a:noFill/>
+                  <a:ln>
+                    <a:noFill/>
+                  </a:ln>
+                </pic:spPr>
+              </pic:pic>
+            </a:graphicData>
+          </a:graphic>
+          <wp14:sizeRelH relativeFrom="margin">
+            <wp14:pctWidth>0</wp14:pctWidth>
+          </wp14:sizeRelH>
+          <wp14:sizeRelV relativeFrom="margin">
+            <wp14:pctHeight>0</wp14:pctHeight>
+          </wp14:sizeRelV>
+        </wp:anchor>
+      </w:drawing>
+    </w:r>
+    <w:r>
+      <w:rPr>
+        <w:color w:val="808080" w:themeColor="background1" w:themeShade="80"/>
+        <w:sz w:val="20"/>
+        <w:szCs w:val="20"/>
+      </w:rPr>
+      <w:t>Ingeniería de Software – Comisión E</w:t>
+    </w:r>
+  </w:p>
+  <w:p>
+    <w:pPr>
+      <w:pStyle w:val="Encabezado"/>
+      <w:jc w:val="right"/>
+      <w:rPr>
+        <w:color w:val="808080" w:themeColor="background1" w:themeShade="80"/>
+        <w:sz w:val="20"/>
+        <w:szCs w:val="20"/>
+      </w:rPr>
+    </w:pPr>
+    <w:r>
+      <w:rPr>
+        <w:color w:val="808080" w:themeColor="background1" w:themeShade="80"/>
+        <w:sz w:val="20"/>
+        <w:szCs w:val="20"/>
+      </w:rPr>
+      <w:t>Anexo I</w:t>
+    </w:r>
+  </w:p>
+</w:hdr>
+</file>
+
 <file path=word/numbering.xml><?xml version="1.0" encoding="utf-8"?>
-<w:numbering xmlns:wpc="http://schemas.microsoft.com/office/word/2010/wordprocessingCanvas" xmlns:cx="http://schemas.microsoft.com/office/drawing/2014/chartex" xmlns:cx1="http://schemas.microsoft.com/office/drawing/2015/9/8/chartex" xmlns:cx2="http://schemas.microsoft.com/office/drawing/2015/10/21/chartex" xmlns:cx3="http://schemas.microsoft.com/office/drawing/2016/5/9/chartex" xmlns:cx4="http://schemas.microsoft.com/office/drawing/2016/5/10/chartex" xmlns:cx5="http://schemas.microsoft.com/office/drawing/2016/5/11/chartex" xmlns:cx6="http://schemas.microsoft.com/office/drawing/2016/5/12/chartex" xmlns:cx7="http://schemas.microsoft.com/office/drawing/2016/5/13/chartex" xmlns:cx8="http://schemas.microsoft.com/office/drawing/2016/5/14/chartex" xmlns:mc="http://schemas.openxmlformats.org/markup-compatibility/2006" xmlns:aink="http://schemas.microsoft.com/office/drawing/2016/ink" xmlns:am3d="http://schemas.microsoft.com/office/drawing/2017/model3d" xmlns:o="urn:schemas-microsoft-com:office:office" xmlns:r="http://schemas.openxmlformats.org/officeDocument/2006/relationships" xmlns:m="http://schemas.openxmlformats.org/officeDocument/2006/math" xmlns:v="urn:schemas-microsoft-com:vml" xmlns:wp14="http://schemas.microsoft.com/office/word/2010/wordprocessingDrawing" xmlns:wp="http://schemas.openxmlformats.org/drawingml/2006/wordprocessingDrawing" xmlns:w10="urn:schemas-microsoft-com:office:word" xmlns:w="http://schemas.openxmlformats.org/wordprocessingml/2006/main" xmlns:w14="http://schemas.microsoft.com/office/word/2010/wordml" xmlns:w15="http://schemas.microsoft.com/office/word/2012/wordml" xmlns:w16cex="http://schemas.microsoft.com/office/word/2018/wordml/cex" xmlns:w16cid="http://schemas.microsoft.com/office/word/2016/wordml/cid" xmlns:w16="http://schemas.microsoft.com/office/word/2018/wordml" xmlns:w16sdtdh="http://schemas.microsoft.com/office/word/2020/wordml/sdtdatahash" xmlns:w16se="http://schemas.microsoft.com/office/word/2015/wordml/symex" xmlns:wpg="http://schemas.microsoft.com/office/word/2010/wordprocessingGroup" xmlns:wpi="http://schemas.microsoft.com/office/word/2010/wordprocessingInk" xmlns:wne="http://schemas.microsoft.com/office/word/2006/wordml" xmlns:wps="http://schemas.microsoft.com/office/word/2010/wordprocessingShape" mc:Ignorable="w14 w15 w16se w16cid w16 w16cex w16sdtdh wp14">
+<w:numbering xmlns:wpc="http://schemas.microsoft.com/office/word/2010/wordprocessingCanvas" xmlns:cx="http://schemas.microsoft.com/office/drawing/2014/chartex" xmlns:cx1="http://schemas.microsoft.com/office/drawing/2015/9/8/chartex" xmlns:cx2="http://schemas.microsoft.com/office/drawing/2015/10/21/chartex" xmlns:cx3="http://schemas.microsoft.com/office/drawing/2016/5/9/chartex" xmlns:cx4="http://schemas.microsoft.com/office/drawing/2016/5/10/chartex" xmlns:cx5="http://schemas.microsoft.com/office/drawing/2016/5/11/chartex" xmlns:cx6="http://schemas.microsoft.com/office/drawing/2016/5/12/chartex" xmlns:cx7="http://schemas.microsoft.com/office/drawing/2016/5/13/chartex" xmlns:cx8="http://schemas.microsoft.com/office/drawing/2016/5/14/chartex" xmlns:mc="http://schemas.openxmlformats.org/markup-compatibility/2006" xmlns:aink="http://schemas.microsoft.com/office/drawing/2016/ink" xmlns:am3d="http://schemas.microsoft.com/office/drawing/2017/model3d" xmlns:o="urn:schemas-microsoft-com:office:office" xmlns:oel="http://schemas.microsoft.com/office/2019/extlst" xmlns:r="http://schemas.openxmlformats.org/officeDocument/2006/relationships" xmlns:m="http://schemas.openxmlformats.org/officeDocument/2006/math" xmlns:v="urn:schemas-microsoft-com:vml" xmlns:wp14="http://schemas.microsoft.com/office/word/2010/wordprocessingDrawing" xmlns:wp="http://schemas.openxmlformats.org/drawingml/2006/wordprocessingDrawing" xmlns:w10="urn:schemas-microsoft-com:office:word" xmlns:w="http://schemas.openxmlformats.org/wordprocessingml/2006/main" xmlns:w14="http://schemas.microsoft.com/office/word/2010/wordml" xmlns:w15="http://schemas.microsoft.com/office/word/2012/wordml" xmlns:w16cex="http://schemas.microsoft.com/office/word/2018/wordml/cex" xmlns:w16cid="http://schemas.microsoft.com/office/word/2016/wordml/cid" xmlns:w16="http://schemas.microsoft.com/office/word/2018/wordml" xmlns:w16du="http://schemas.microsoft.com/office/word/2023/wordml/word16du" xmlns:w16sdtdh="http://schemas.microsoft.com/office/word/2020/wordml/sdtdatahash" xmlns:w16sdtfl="http://schemas.microsoft.com/office/word/2024/wordml/sdtformatlock" xmlns:w16se="http://schemas.microsoft.com/office/word/2015/wordml/symex" xmlns:wpg="http://schemas.microsoft.com/office/word/2010/wordprocessingGroup" xmlns:wpi="http://schemas.microsoft.com/office/word/2010/wordprocessingInk" xmlns:wne="http://schemas.microsoft.com/office/word/2006/wordml" xmlns:wps="http://schemas.microsoft.com/office/word/2010/wordprocessingShape" mc:Ignorable="w14 w15 w16se w16cid w16 w16cex w16sdtdh w16sdtfl w16du wp14">
   <w:abstractNum w:abstractNumId="0" w15:restartNumberingAfterBreak="0">
     <w:nsid w:val="07FE50DC"/>
     <w:multiLevelType w:val="multilevel"/>
@@ -5989,32 +5751,32 @@
       </w:rPr>
     </w:lvl>
   </w:abstractNum>
-  <w:num w:numId="1">
+  <w:num w:numId="1" w16cid:durableId="1945502585">
     <w:abstractNumId w:val="4"/>
   </w:num>
-  <w:num w:numId="2">
+  <w:num w:numId="2" w16cid:durableId="1400789900">
     <w:abstractNumId w:val="6"/>
   </w:num>
-  <w:num w:numId="3">
+  <w:num w:numId="3" w16cid:durableId="1312058040">
     <w:abstractNumId w:val="1"/>
   </w:num>
-  <w:num w:numId="4">
+  <w:num w:numId="4" w16cid:durableId="1986468796">
     <w:abstractNumId w:val="3"/>
   </w:num>
-  <w:num w:numId="5">
+  <w:num w:numId="5" w16cid:durableId="705301768">
     <w:abstractNumId w:val="5"/>
   </w:num>
-  <w:num w:numId="6">
+  <w:num w:numId="6" w16cid:durableId="411587178">
     <w:abstractNumId w:val="2"/>
   </w:num>
-  <w:num w:numId="7">
+  <w:num w:numId="7" w16cid:durableId="779446358">
     <w:abstractNumId w:val="0"/>
   </w:num>
 </w:numbering>
 </file>
 
 <file path=word/styles.xml><?xml version="1.0" encoding="utf-8"?>
-<w:styles xmlns:mc="http://schemas.openxmlformats.org/markup-compatibility/2006" xmlns:r="http://schemas.openxmlformats.org/officeDocument/2006/relationships" xmlns:w="http://schemas.openxmlformats.org/wordprocessingml/2006/main" xmlns:w14="http://schemas.microsoft.com/office/word/2010/wordml" xmlns:w15="http://schemas.microsoft.com/office/word/2012/wordml" xmlns:w16cex="http://schemas.microsoft.com/office/word/2018/wordml/cex" xmlns:w16cid="http://schemas.microsoft.com/office/word/2016/wordml/cid" xmlns:w16="http://schemas.microsoft.com/office/word/2018/wordml" xmlns:w16sdtdh="http://schemas.microsoft.com/office/word/2020/wordml/sdtdatahash" xmlns:w16se="http://schemas.microsoft.com/office/word/2015/wordml/symex" mc:Ignorable="w14 w15 w16se w16cid w16 w16cex w16sdtdh">
+<w:styles xmlns:mc="http://schemas.openxmlformats.org/markup-compatibility/2006" xmlns:r="http://schemas.openxmlformats.org/officeDocument/2006/relationships" xmlns:w="http://schemas.openxmlformats.org/wordprocessingml/2006/main" xmlns:w14="http://schemas.microsoft.com/office/word/2010/wordml" xmlns:w15="http://schemas.microsoft.com/office/word/2012/wordml" xmlns:w16cex="http://schemas.microsoft.com/office/word/2018/wordml/cex" xmlns:w16cid="http://schemas.microsoft.com/office/word/2016/wordml/cid" xmlns:w16="http://schemas.microsoft.com/office/word/2018/wordml" xmlns:w16du="http://schemas.microsoft.com/office/word/2023/wordml/word16du" xmlns:w16sdtdh="http://schemas.microsoft.com/office/word/2020/wordml/sdtdatahash" xmlns:w16sdtfl="http://schemas.microsoft.com/office/word/2024/wordml/sdtformatlock" xmlns:w16se="http://schemas.microsoft.com/office/word/2015/wordml/symex" mc:Ignorable="w14 w15 w16se w16cid w16 w16cex w16sdtdh w16sdtfl w16du">
   <w:docDefaults>
     <w:rPrDefault>
       <w:rPr>
@@ -6558,7 +6320,7 @@
       <w:lang w:eastAsia="es-AR"/>
     </w:rPr>
   </w:style>
-  <w:style w:type="character" w:styleId="Textoennegrita">
+  <w:style w:type="character" w:styleId="Fuerte">
     <w:name w:val="Strong"/>
     <w:basedOn w:val="Fuentedeprrafopredeter"/>
     <w:uiPriority w:val="22"/>
@@ -6568,6 +6330,94 @@
       <w:b/>
       <w:bCs/>
     </w:rPr>
+  </w:style>
+  <w:style w:type="table" w:styleId="Tablaconcuadrcula">
+    <w:name w:val="Table Grid"/>
+    <w:basedOn w:val="Tablanormal"/>
+    <w:uiPriority w:val="39"/>
+    <w:rsid w:val="00230EBE"/>
+    <w:pPr>
+      <w:spacing w:after="0" w:line="240" w:lineRule="auto"/>
+    </w:pPr>
+    <w:tblPr>
+      <w:tblBorders>
+        <w:top w:val="single" w:sz="4" w:space="0" w:color="auto"/>
+        <w:left w:val="single" w:sz="4" w:space="0" w:color="auto"/>
+        <w:bottom w:val="single" w:sz="4" w:space="0" w:color="auto"/>
+        <w:right w:val="single" w:sz="4" w:space="0" w:color="auto"/>
+        <w:insideH w:val="single" w:sz="4" w:space="0" w:color="auto"/>
+        <w:insideV w:val="single" w:sz="4" w:space="0" w:color="auto"/>
+      </w:tblBorders>
+    </w:tblPr>
+  </w:style>
+  <w:style w:type="paragraph" w:styleId="Sinespaciado">
+    <w:name w:val="No Spacing"/>
+    <w:link w:val="SinespaciadoCar"/>
+    <w:uiPriority w:val="1"/>
+    <w:qFormat/>
+    <w:rsid w:val="00FF759A"/>
+    <w:pPr>
+      <w:spacing w:after="0" w:line="240" w:lineRule="auto"/>
+    </w:pPr>
+    <w:rPr>
+      <w:rFonts w:eastAsiaTheme="minorEastAsia"/>
+      <w:lang w:eastAsia="es-AR"/>
+    </w:rPr>
+  </w:style>
+  <w:style w:type="character" w:customStyle="1" w:styleId="SinespaciadoCar">
+    <w:name w:val="Sin espaciado Car"/>
+    <w:basedOn w:val="Fuentedeprrafopredeter"/>
+    <w:link w:val="Sinespaciado"/>
+    <w:uiPriority w:val="1"/>
+    <w:rsid w:val="00FF759A"/>
+    <w:rPr>
+      <w:rFonts w:eastAsiaTheme="minorEastAsia"/>
+      <w:lang w:eastAsia="es-AR"/>
+    </w:rPr>
+  </w:style>
+  <w:style w:type="paragraph" w:styleId="Encabezado">
+    <w:name w:val="header"/>
+    <w:basedOn w:val="Normal"/>
+    <w:link w:val="EncabezadoCar"/>
+    <w:uiPriority w:val="99"/>
+    <w:unhideWhenUsed/>
+    <w:rsid w:val="00582B8A"/>
+    <w:pPr>
+      <w:tabs>
+        <w:tab w:val="center" w:pos="4252"/>
+        <w:tab w:val="right" w:pos="8504"/>
+      </w:tabs>
+      <w:spacing w:after="0" w:line="240" w:lineRule="auto"/>
+    </w:pPr>
+  </w:style>
+  <w:style w:type="character" w:customStyle="1" w:styleId="EncabezadoCar">
+    <w:name w:val="Encabezado Car"/>
+    <w:basedOn w:val="Fuentedeprrafopredeter"/>
+    <w:link w:val="Encabezado"/>
+    <w:uiPriority w:val="99"/>
+    <w:rsid w:val="00582B8A"/>
+  </w:style>
+  <w:style w:type="paragraph" w:styleId="Piedepgina">
+    <w:name w:val="footer"/>
+    <w:basedOn w:val="Normal"/>
+    <w:link w:val="PiedepginaCar"/>
+    <w:uiPriority w:val="99"/>
+    <w:unhideWhenUsed/>
+    <w:rsid w:val="00582B8A"/>
+    <w:pPr>
+      <w:tabs>
+        <w:tab w:val="center" w:pos="4252"/>
+        <w:tab w:val="right" w:pos="8504"/>
+      </w:tabs>
+      <w:spacing w:after="0" w:line="240" w:lineRule="auto"/>
+    </w:pPr>
+  </w:style>
+  <w:style w:type="character" w:customStyle="1" w:styleId="PiedepginaCar">
+    <w:name w:val="Pie de página Car"/>
+    <w:basedOn w:val="Fuentedeprrafopredeter"/>
+    <w:link w:val="Piedepgina"/>
+    <w:uiPriority w:val="99"/>
+    <w:rsid w:val="00582B8A"/>
   </w:style>
 </w:styles>
 </file>
@@ -6865,4 +6715,35 @@
     </a:ext>
   </a:extLst>
 </a:theme>
+</file>
+
+<file path=customXml/item1.xml><?xml version="1.0" encoding="utf-8"?>
+<CoverPageProperties xmlns="http://schemas.microsoft.com/office/2006/coverPageProps">
+  <PublishDate>Ingenieria de Software Comisión E</PublishDate>
+  <Abstract/>
+  <CompanyAddress/>
+  <CompanyPhone/>
+  <CompanyFax/>
+  <CompanyEmail/>
+</CoverPageProperties>
+</file>
+
+<file path=customXml/item2.xml><?xml version="1.0" encoding="utf-8"?>
+<b:Sources xmlns:b="http://schemas.openxmlformats.org/officeDocument/2006/bibliography" xmlns="http://schemas.openxmlformats.org/officeDocument/2006/bibliography" SelectedStyle="\APASixthEditionOfficeOnline.xsl" StyleName="APA" Version="6"/>
+</file>
+
+<file path=customXml/itemProps1.xml><?xml version="1.0" encoding="utf-8"?>
+<ds:datastoreItem xmlns:ds="http://schemas.openxmlformats.org/officeDocument/2006/customXml" ds:itemID="{55AF091B-3C7A-41E3-B477-F2FDAA23CFDA}">
+  <ds:schemaRefs>
+    <ds:schemaRef ds:uri="http://schemas.microsoft.com/office/2006/coverPageProps"/>
+  </ds:schemaRefs>
+</ds:datastoreItem>
+</file>
+
+<file path=customXml/itemProps2.xml><?xml version="1.0" encoding="utf-8"?>
+<ds:datastoreItem xmlns:ds="http://schemas.openxmlformats.org/officeDocument/2006/customXml" ds:itemID="{9975047C-A22B-47C5-A9C4-25B9B64C8364}">
+  <ds:schemaRefs>
+    <ds:schemaRef ds:uri="http://schemas.openxmlformats.org/officeDocument/2006/bibliography"/>
+  </ds:schemaRefs>
+</ds:datastoreItem>
 </file>